--- a/00-首页/题组Word/习题书/第三篇-有机化学/10-有机合成设计-教师版.docx
+++ b/00-首页/题组Word/习题书/第三篇-有机化学/10-有机合成设计-教师版.docx
@@ -3,6 +3,239 @@
 <w:document xmlns:w="http://schemas.openxmlformats.org/wordprocessingml/2006/main" xmlns:m="http://schemas.openxmlformats.org/officeDocument/2006/math" xmlns:r="http://schemas.openxmlformats.org/officeDocument/2006/relationships" xmlns:o="urn:schemas-microsoft-com:office:office" xmlns:v="urn:schemas-microsoft-com:vml" xmlns:w10="urn:schemas-microsoft-com:office:word" xmlns:a="http://schemas.openxmlformats.org/drawingml/2006/main" xmlns:pic="http://schemas.openxmlformats.org/drawingml/2006/picture" xmlns:wp="http://schemas.openxmlformats.org/drawingml/2006/wordprocessingDrawing">
   <w:body>
     <w:bookmarkStart w:id="349" w:name="第-10-章-有机合成设计"/>
+    <w:p>
+      <w:pPr>
+        <w:spacing w:after="1800" w:before="1200" w:line="276" w:lineRule="auto"/>
+        <w:jc w:val="center"/>
+      </w:pPr>
+    </w:p>
+    <w:p>
+      <w:pPr>
+        <w:spacing w:after="320" w:before="0" w:line="276" w:lineRule="auto"/>
+        <w:jc w:val="center"/>
+      </w:pPr>
+      <w:r>
+        <w:rPr>
+          <w:rFonts w:ascii="Times New Roman" w:hAnsi="Times New Roman" w:eastAsia="SimHei" w:cs="Times New Roman"/>
+          <w:b/>
+          <w:color w:val="17324D"/>
+          <w:sz w:val="64"/>
+        </w:rPr>
+        <w:t>化学竞赛习题册</w:t>
+      </w:r>
+    </w:p>
+    <w:p>
+      <w:pPr>
+        <w:spacing w:after="120" w:before="0" w:line="276" w:lineRule="auto"/>
+        <w:jc w:val="center"/>
+      </w:pPr>
+      <w:r>
+        <w:rPr>
+          <w:rFonts w:ascii="Times New Roman" w:hAnsi="Times New Roman" w:eastAsia="SimHei" w:cs="Times New Roman"/>
+          <w:b w:val="0"/>
+          <w:color w:val="5B6975"/>
+          <w:sz w:val="32"/>
+        </w:rPr>
+        <w:t>第三篇</w:t>
+      </w:r>
+      <w:r>
+        <w:rPr>
+          <w:rFonts w:ascii="Times New Roman" w:hAnsi="Times New Roman" w:eastAsia="Times New Roman" w:cs="Times New Roman"/>
+          <w:b w:val="0"/>
+          <w:color w:val="5B6975"/>
+          <w:sz w:val="32"/>
+        </w:rPr>
+        <w:t xml:space="preserve"> </w:t>
+      </w:r>
+      <w:r>
+        <w:rPr>
+          <w:rFonts w:ascii="Times New Roman" w:hAnsi="Times New Roman" w:eastAsia="SimHei" w:cs="Times New Roman"/>
+          <w:b w:val="0"/>
+          <w:color w:val="5B6975"/>
+          <w:sz w:val="32"/>
+        </w:rPr>
+        <w:t>有机化学</w:t>
+      </w:r>
+    </w:p>
+    <w:p>
+      <w:pPr>
+        <w:spacing w:after="600" w:before="0" w:line="276" w:lineRule="auto"/>
+        <w:jc w:val="center"/>
+      </w:pPr>
+      <w:r>
+        <w:rPr>
+          <w:rFonts w:ascii="Times New Roman" w:hAnsi="Times New Roman" w:eastAsia="SimHei" w:cs="Times New Roman"/>
+          <w:b/>
+          <w:color w:val="17324D"/>
+          <w:sz w:val="44"/>
+        </w:rPr>
+        <w:t>第</w:t>
+      </w:r>
+      <w:r>
+        <w:rPr>
+          <w:rFonts w:ascii="Times New Roman" w:hAnsi="Times New Roman" w:eastAsia="Times New Roman" w:cs="Times New Roman"/>
+          <w:b/>
+          <w:color w:val="17324D"/>
+          <w:sz w:val="44"/>
+        </w:rPr>
+        <w:t xml:space="preserve"> 10 </w:t>
+      </w:r>
+      <w:r>
+        <w:rPr>
+          <w:rFonts w:ascii="Times New Roman" w:hAnsi="Times New Roman" w:eastAsia="SimHei" w:cs="Times New Roman"/>
+          <w:b/>
+          <w:color w:val="17324D"/>
+          <w:sz w:val="44"/>
+        </w:rPr>
+        <w:t>章</w:t>
+      </w:r>
+      <w:r>
+        <w:rPr>
+          <w:rFonts w:ascii="Times New Roman" w:hAnsi="Times New Roman" w:eastAsia="Times New Roman" w:cs="Times New Roman"/>
+          <w:b/>
+          <w:color w:val="17324D"/>
+          <w:sz w:val="44"/>
+        </w:rPr>
+        <w:t xml:space="preserve"> </w:t>
+      </w:r>
+      <w:r>
+        <w:rPr>
+          <w:rFonts w:ascii="Times New Roman" w:hAnsi="Times New Roman" w:eastAsia="SimHei" w:cs="Times New Roman"/>
+          <w:b/>
+          <w:color w:val="17324D"/>
+          <w:sz w:val="44"/>
+        </w:rPr>
+        <w:t>有机合成设计</w:t>
+      </w:r>
+    </w:p>
+    <w:p>
+      <w:pPr>
+        <w:spacing w:after="600" w:before="120" w:line="276" w:lineRule="auto"/>
+        <w:jc w:val="center"/>
+        <w:pBdr>
+          <w:bottom w:val="single" w:sz="8" w:space="4" w:color="4A6577"/>
+        </w:pBdr>
+      </w:pPr>
+    </w:p>
+    <w:p>
+      <w:pPr>
+        <w:spacing w:after="160" w:before="0" w:line="276" w:lineRule="auto"/>
+        <w:jc w:val="center"/>
+      </w:pPr>
+      <w:r>
+        <w:rPr>
+          <w:rFonts w:ascii="Times New Roman" w:hAnsi="Times New Roman" w:eastAsia="FangSong" w:cs="Times New Roman"/>
+          <w:b w:val="0"/>
+          <w:color w:val="5B6975"/>
+          <w:sz w:val="24"/>
+        </w:rPr>
+        <w:t>题量</w:t>
+      </w:r>
+      <w:r>
+        <w:rPr>
+          <w:rFonts w:ascii="Times New Roman" w:hAnsi="Times New Roman" w:eastAsia="Times New Roman" w:cs="Times New Roman"/>
+          <w:b w:val="0"/>
+          <w:color w:val="5B6975"/>
+          <w:sz w:val="24"/>
+        </w:rPr>
+        <w:t>：26</w:t>
+      </w:r>
+    </w:p>
+    <w:p>
+      <w:pPr>
+        <w:spacing w:after="160" w:before="0" w:line="276" w:lineRule="auto"/>
+        <w:jc w:val="center"/>
+      </w:pPr>
+      <w:r>
+        <w:rPr>
+          <w:rFonts w:ascii="Times New Roman" w:hAnsi="Times New Roman" w:eastAsia="FangSong" w:cs="Times New Roman"/>
+          <w:b w:val="0"/>
+          <w:color w:val="5B6975"/>
+          <w:sz w:val="24"/>
+        </w:rPr>
+        <w:t>版本</w:t>
+      </w:r>
+      <w:r>
+        <w:rPr>
+          <w:rFonts w:ascii="Times New Roman" w:hAnsi="Times New Roman" w:eastAsia="Times New Roman" w:cs="Times New Roman"/>
+          <w:b w:val="0"/>
+          <w:color w:val="5B6975"/>
+          <w:sz w:val="24"/>
+        </w:rPr>
+        <w:t>：</w:t>
+      </w:r>
+      <w:r>
+        <w:rPr>
+          <w:rFonts w:ascii="Times New Roman" w:hAnsi="Times New Roman" w:eastAsia="FangSong" w:cs="Times New Roman"/>
+          <w:b w:val="0"/>
+          <w:color w:val="5B6975"/>
+          <w:sz w:val="24"/>
+        </w:rPr>
+        <w:t>教师版</w:t>
+      </w:r>
+      <w:r>
+        <w:rPr>
+          <w:rFonts w:ascii="Times New Roman" w:hAnsi="Times New Roman" w:eastAsia="Times New Roman" w:cs="Times New Roman"/>
+          <w:b w:val="0"/>
+          <w:color w:val="5B6975"/>
+          <w:sz w:val="24"/>
+        </w:rPr>
+        <w:t>（</w:t>
+      </w:r>
+      <w:r>
+        <w:rPr>
+          <w:rFonts w:ascii="Times New Roman" w:hAnsi="Times New Roman" w:eastAsia="FangSong" w:cs="Times New Roman"/>
+          <w:b w:val="0"/>
+          <w:color w:val="5B6975"/>
+          <w:sz w:val="24"/>
+        </w:rPr>
+        <w:t>含答案</w:t>
+      </w:r>
+      <w:r>
+        <w:rPr>
+          <w:rFonts w:ascii="Times New Roman" w:hAnsi="Times New Roman" w:eastAsia="Times New Roman" w:cs="Times New Roman"/>
+          <w:b w:val="0"/>
+          <w:color w:val="5B6975"/>
+          <w:sz w:val="24"/>
+        </w:rPr>
+        <w:t>）</w:t>
+      </w:r>
+    </w:p>
+    <w:p>
+      <w:pPr>
+        <w:spacing w:after="160" w:before="0" w:line="276" w:lineRule="auto"/>
+        <w:jc w:val="center"/>
+      </w:pPr>
+      <w:r>
+        <w:rPr>
+          <w:rFonts w:ascii="Times New Roman" w:hAnsi="Times New Roman" w:eastAsia="FangSong" w:cs="Times New Roman"/>
+          <w:b w:val="0"/>
+          <w:color w:val="5B6975"/>
+          <w:sz w:val="24"/>
+        </w:rPr>
+        <w:t>日期</w:t>
+      </w:r>
+      <w:r>
+        <w:rPr>
+          <w:rFonts w:ascii="Times New Roman" w:hAnsi="Times New Roman" w:eastAsia="Times New Roman" w:cs="Times New Roman"/>
+          <w:b w:val="0"/>
+          <w:color w:val="5B6975"/>
+          <w:sz w:val="24"/>
+        </w:rPr>
+        <w:t>：2026-09-09</w:t>
+      </w:r>
+    </w:p>
+    <w:p>
+      <w:pPr>
+        <w:jc w:val="center"/>
+      </w:pPr>
+      <w:r>
+        <w:rPr>
+          <w:rFonts w:ascii="Times New Roman" w:hAnsi="Times New Roman" w:eastAsia="Times New Roman" w:cs="Times New Roman"/>
+        </w:rPr>
+        <w:br w:type="page"/>
+      </w:r>
+    </w:p>
     <w:p>
       <w:pPr>
         <w:pStyle w:val="Heading1"/>

--- a/00-首页/题组Word/习题书/第三篇-有机化学/10-有机合成设计-教师版.docx
+++ b/00-首页/题组Word/习题书/第三篇-有机化学/10-有机合成设计-教师版.docx
@@ -222,7 +222,7 @@
           <w:color w:val="5B6975"/>
           <w:sz w:val="24"/>
         </w:rPr>
-        <w:t>：2026-09-09</w:t>
+        <w:t>：2026-09-10</w:t>
       </w:r>
     </w:p>
     <w:p>

--- a/00-首页/题组Word/习题书/第三篇-有机化学/10-有机合成设计-教师版.docx
+++ b/00-首页/题组Word/习题书/第三篇-有机化学/10-有机合成设计-教师版.docx
@@ -2,240 +2,7 @@
 <file path=word/document.xml><?xml version="1.0" encoding="utf-8"?>
 <w:document xmlns:w="http://schemas.openxmlformats.org/wordprocessingml/2006/main" xmlns:m="http://schemas.openxmlformats.org/officeDocument/2006/math" xmlns:r="http://schemas.openxmlformats.org/officeDocument/2006/relationships" xmlns:o="urn:schemas-microsoft-com:office:office" xmlns:v="urn:schemas-microsoft-com:vml" xmlns:w10="urn:schemas-microsoft-com:office:word" xmlns:a="http://schemas.openxmlformats.org/drawingml/2006/main" xmlns:pic="http://schemas.openxmlformats.org/drawingml/2006/picture" xmlns:wp="http://schemas.openxmlformats.org/drawingml/2006/wordprocessingDrawing">
   <w:body>
-    <w:bookmarkStart w:id="349" w:name="第-10-章-有机合成设计"/>
-    <w:p>
-      <w:pPr>
-        <w:spacing w:after="1800" w:before="1200" w:line="276" w:lineRule="auto"/>
-        <w:jc w:val="center"/>
-      </w:pPr>
-    </w:p>
-    <w:p>
-      <w:pPr>
-        <w:spacing w:after="320" w:before="0" w:line="276" w:lineRule="auto"/>
-        <w:jc w:val="center"/>
-      </w:pPr>
-      <w:r>
-        <w:rPr>
-          <w:rFonts w:ascii="Times New Roman" w:hAnsi="Times New Roman" w:eastAsia="SimHei" w:cs="Times New Roman"/>
-          <w:b/>
-          <w:color w:val="17324D"/>
-          <w:sz w:val="64"/>
-        </w:rPr>
-        <w:t>化学竞赛习题册</w:t>
-      </w:r>
-    </w:p>
-    <w:p>
-      <w:pPr>
-        <w:spacing w:after="120" w:before="0" w:line="276" w:lineRule="auto"/>
-        <w:jc w:val="center"/>
-      </w:pPr>
-      <w:r>
-        <w:rPr>
-          <w:rFonts w:ascii="Times New Roman" w:hAnsi="Times New Roman" w:eastAsia="SimHei" w:cs="Times New Roman"/>
-          <w:b w:val="0"/>
-          <w:color w:val="5B6975"/>
-          <w:sz w:val="32"/>
-        </w:rPr>
-        <w:t>第三篇</w:t>
-      </w:r>
-      <w:r>
-        <w:rPr>
-          <w:rFonts w:ascii="Times New Roman" w:hAnsi="Times New Roman" w:eastAsia="Times New Roman" w:cs="Times New Roman"/>
-          <w:b w:val="0"/>
-          <w:color w:val="5B6975"/>
-          <w:sz w:val="32"/>
-        </w:rPr>
-        <w:t xml:space="preserve"> </w:t>
-      </w:r>
-      <w:r>
-        <w:rPr>
-          <w:rFonts w:ascii="Times New Roman" w:hAnsi="Times New Roman" w:eastAsia="SimHei" w:cs="Times New Roman"/>
-          <w:b w:val="0"/>
-          <w:color w:val="5B6975"/>
-          <w:sz w:val="32"/>
-        </w:rPr>
-        <w:t>有机化学</w:t>
-      </w:r>
-    </w:p>
-    <w:p>
-      <w:pPr>
-        <w:spacing w:after="600" w:before="0" w:line="276" w:lineRule="auto"/>
-        <w:jc w:val="center"/>
-      </w:pPr>
-      <w:r>
-        <w:rPr>
-          <w:rFonts w:ascii="Times New Roman" w:hAnsi="Times New Roman" w:eastAsia="SimHei" w:cs="Times New Roman"/>
-          <w:b/>
-          <w:color w:val="17324D"/>
-          <w:sz w:val="44"/>
-        </w:rPr>
-        <w:t>第</w:t>
-      </w:r>
-      <w:r>
-        <w:rPr>
-          <w:rFonts w:ascii="Times New Roman" w:hAnsi="Times New Roman" w:eastAsia="Times New Roman" w:cs="Times New Roman"/>
-          <w:b/>
-          <w:color w:val="17324D"/>
-          <w:sz w:val="44"/>
-        </w:rPr>
-        <w:t xml:space="preserve"> 10 </w:t>
-      </w:r>
-      <w:r>
-        <w:rPr>
-          <w:rFonts w:ascii="Times New Roman" w:hAnsi="Times New Roman" w:eastAsia="SimHei" w:cs="Times New Roman"/>
-          <w:b/>
-          <w:color w:val="17324D"/>
-          <w:sz w:val="44"/>
-        </w:rPr>
-        <w:t>章</w:t>
-      </w:r>
-      <w:r>
-        <w:rPr>
-          <w:rFonts w:ascii="Times New Roman" w:hAnsi="Times New Roman" w:eastAsia="Times New Roman" w:cs="Times New Roman"/>
-          <w:b/>
-          <w:color w:val="17324D"/>
-          <w:sz w:val="44"/>
-        </w:rPr>
-        <w:t xml:space="preserve"> </w:t>
-      </w:r>
-      <w:r>
-        <w:rPr>
-          <w:rFonts w:ascii="Times New Roman" w:hAnsi="Times New Roman" w:eastAsia="SimHei" w:cs="Times New Roman"/>
-          <w:b/>
-          <w:color w:val="17324D"/>
-          <w:sz w:val="44"/>
-        </w:rPr>
-        <w:t>有机合成设计</w:t>
-      </w:r>
-    </w:p>
-    <w:p>
-      <w:pPr>
-        <w:spacing w:after="600" w:before="120" w:line="276" w:lineRule="auto"/>
-        <w:jc w:val="center"/>
-        <w:pBdr>
-          <w:bottom w:val="single" w:sz="8" w:space="4" w:color="4A6577"/>
-        </w:pBdr>
-      </w:pPr>
-    </w:p>
-    <w:p>
-      <w:pPr>
-        <w:spacing w:after="160" w:before="0" w:line="276" w:lineRule="auto"/>
-        <w:jc w:val="center"/>
-      </w:pPr>
-      <w:r>
-        <w:rPr>
-          <w:rFonts w:ascii="Times New Roman" w:hAnsi="Times New Roman" w:eastAsia="FangSong" w:cs="Times New Roman"/>
-          <w:b w:val="0"/>
-          <w:color w:val="5B6975"/>
-          <w:sz w:val="24"/>
-        </w:rPr>
-        <w:t>题量</w:t>
-      </w:r>
-      <w:r>
-        <w:rPr>
-          <w:rFonts w:ascii="Times New Roman" w:hAnsi="Times New Roman" w:eastAsia="Times New Roman" w:cs="Times New Roman"/>
-          <w:b w:val="0"/>
-          <w:color w:val="5B6975"/>
-          <w:sz w:val="24"/>
-        </w:rPr>
-        <w:t>：26</w:t>
-      </w:r>
-    </w:p>
-    <w:p>
-      <w:pPr>
-        <w:spacing w:after="160" w:before="0" w:line="276" w:lineRule="auto"/>
-        <w:jc w:val="center"/>
-      </w:pPr>
-      <w:r>
-        <w:rPr>
-          <w:rFonts w:ascii="Times New Roman" w:hAnsi="Times New Roman" w:eastAsia="FangSong" w:cs="Times New Roman"/>
-          <w:b w:val="0"/>
-          <w:color w:val="5B6975"/>
-          <w:sz w:val="24"/>
-        </w:rPr>
-        <w:t>版本</w:t>
-      </w:r>
-      <w:r>
-        <w:rPr>
-          <w:rFonts w:ascii="Times New Roman" w:hAnsi="Times New Roman" w:eastAsia="Times New Roman" w:cs="Times New Roman"/>
-          <w:b w:val="0"/>
-          <w:color w:val="5B6975"/>
-          <w:sz w:val="24"/>
-        </w:rPr>
-        <w:t>：</w:t>
-      </w:r>
-      <w:r>
-        <w:rPr>
-          <w:rFonts w:ascii="Times New Roman" w:hAnsi="Times New Roman" w:eastAsia="FangSong" w:cs="Times New Roman"/>
-          <w:b w:val="0"/>
-          <w:color w:val="5B6975"/>
-          <w:sz w:val="24"/>
-        </w:rPr>
-        <w:t>教师版</w:t>
-      </w:r>
-      <w:r>
-        <w:rPr>
-          <w:rFonts w:ascii="Times New Roman" w:hAnsi="Times New Roman" w:eastAsia="Times New Roman" w:cs="Times New Roman"/>
-          <w:b w:val="0"/>
-          <w:color w:val="5B6975"/>
-          <w:sz w:val="24"/>
-        </w:rPr>
-        <w:t>（</w:t>
-      </w:r>
-      <w:r>
-        <w:rPr>
-          <w:rFonts w:ascii="Times New Roman" w:hAnsi="Times New Roman" w:eastAsia="FangSong" w:cs="Times New Roman"/>
-          <w:b w:val="0"/>
-          <w:color w:val="5B6975"/>
-          <w:sz w:val="24"/>
-        </w:rPr>
-        <w:t>含答案</w:t>
-      </w:r>
-      <w:r>
-        <w:rPr>
-          <w:rFonts w:ascii="Times New Roman" w:hAnsi="Times New Roman" w:eastAsia="Times New Roman" w:cs="Times New Roman"/>
-          <w:b w:val="0"/>
-          <w:color w:val="5B6975"/>
-          <w:sz w:val="24"/>
-        </w:rPr>
-        <w:t>）</w:t>
-      </w:r>
-    </w:p>
-    <w:p>
-      <w:pPr>
-        <w:spacing w:after="160" w:before="0" w:line="276" w:lineRule="auto"/>
-        <w:jc w:val="center"/>
-      </w:pPr>
-      <w:r>
-        <w:rPr>
-          <w:rFonts w:ascii="Times New Roman" w:hAnsi="Times New Roman" w:eastAsia="FangSong" w:cs="Times New Roman"/>
-          <w:b w:val="0"/>
-          <w:color w:val="5B6975"/>
-          <w:sz w:val="24"/>
-        </w:rPr>
-        <w:t>日期</w:t>
-      </w:r>
-      <w:r>
-        <w:rPr>
-          <w:rFonts w:ascii="Times New Roman" w:hAnsi="Times New Roman" w:eastAsia="Times New Roman" w:cs="Times New Roman"/>
-          <w:b w:val="0"/>
-          <w:color w:val="5B6975"/>
-          <w:sz w:val="24"/>
-        </w:rPr>
-        <w:t>：2026-09-10</w:t>
-      </w:r>
-    </w:p>
-    <w:p>
-      <w:pPr>
-        <w:jc w:val="center"/>
-      </w:pPr>
-      <w:r>
-        <w:rPr>
-          <w:rFonts w:ascii="Times New Roman" w:hAnsi="Times New Roman" w:eastAsia="Times New Roman" w:cs="Times New Roman"/>
-        </w:rPr>
-        <w:br w:type="page"/>
-      </w:r>
-    </w:p>
+    <w:bookmarkStart w:id="348" w:name="第-10-章-有机合成设计"/>
     <w:p>
       <w:pPr>
         <w:pStyle w:val="Heading1"/>
@@ -297,7 +64,7 @@
       </w:r>
     </w:p>
     <w:bookmarkEnd w:id="9"/>
-    <w:bookmarkStart w:id="11" w:name="X671b3b637beab0e9716252f8237edeb3d4a84b1"/>
+    <w:bookmarkStart w:id="11" w:name="年暑假某机构考题中有一个全合成对喹啉苯并吡啶还原时还原"/>
     <w:p>
       <w:pPr>
         <w:pStyle w:val="Heading2"/>
@@ -311,65 +78,23 @@
       </w:r>
       <w:r>
         <w:rPr>
-          <w:rFonts w:hint="eastAsia" w:ascii="Times New Roman" w:hAnsi="Times New Roman" w:eastAsia="Times New Roman" w:cs="Times New Roman"/>
-        </w:rPr>
-        <w:t>Ch9-9.4-12024-</w:t>
-      </w:r>
-      <w:r>
-        <w:rPr>
           <w:rFonts w:hint="eastAsia" w:ascii="Times New Roman" w:hAnsi="Times New Roman" w:eastAsia="SimHei" w:cs="Times New Roman"/>
         </w:rPr>
+        <w:t xml:space="preserve">年暑假某机构考题中有一个全合成对喹啉苯并吡啶还原时还原</w:t>
+      </w:r>
+    </w:p>
+    <w:p>
+      <w:pPr>
+        <w:pStyle w:val="FirstParagraph"/>
+      </w:pPr>
+      <w:r>
+        <w:rPr>
+          <w:rFonts w:hint="eastAsia" w:ascii="Times New Roman" w:hAnsi="Times New Roman" w:eastAsia="FangSong" w:cs="Times New Roman"/>
+        </w:rPr>
         <w:t>年暑假某机构考题中有一个全合成</w:t>
       </w:r>
       <w:r>
         <w:rPr>
-          <w:rFonts w:ascii="Times New Roman" w:hAnsi="Times New Roman" w:eastAsia="Times New Roman" w:cs="Times New Roman"/>
-        </w:rPr>
-        <w:t xml:space="preserve"> </w:t>
-      </w:r>
-      <w:r>
-        <w:rPr>
-          <w:rFonts w:hint="eastAsia" w:ascii="Times New Roman" w:hAnsi="Times New Roman" w:eastAsia="SimHei" w:cs="Times New Roman"/>
-        </w:rPr>
-        <w:t xml:space="preserve">对喹啉</w:t>
-      </w:r>
-      <w:r>
-        <w:rPr>
-          <w:rFonts w:ascii="Times New Roman" w:hAnsi="Times New Roman" w:eastAsia="Times New Roman" w:cs="Times New Roman"/>
-        </w:rPr>
-        <w:t xml:space="preserve"> </w:t>
-      </w:r>
-      <w:r>
-        <w:rPr>
-          <w:rFonts w:hint="eastAsia" w:ascii="Times New Roman" w:hAnsi="Times New Roman" w:eastAsia="SimHei" w:cs="Times New Roman"/>
-        </w:rPr>
-        <w:t xml:space="preserve">苯并吡啶</w:t>
-      </w:r>
-      <w:r>
-        <w:rPr>
-          <w:rFonts w:ascii="Times New Roman" w:hAnsi="Times New Roman" w:eastAsia="Times New Roman" w:cs="Times New Roman"/>
-        </w:rPr>
-        <w:t xml:space="preserve"> </w:t>
-      </w:r>
-      <w:r>
-        <w:rPr>
-          <w:rFonts w:hint="eastAsia" w:ascii="Times New Roman" w:hAnsi="Times New Roman" w:eastAsia="SimHei" w:cs="Times New Roman"/>
-        </w:rPr>
-        <w:t xml:space="preserve">还原时还原</w:t>
-      </w:r>
-    </w:p>
-    <w:p>
-      <w:pPr>
-        <w:pStyle w:val="FirstParagraph"/>
-      </w:pPr>
-      <w:r>
-        <w:rPr>
-          <w:rFonts w:hint="eastAsia" w:ascii="Times New Roman" w:hAnsi="Times New Roman" w:eastAsia="FangSong" w:cs="Times New Roman"/>
-        </w:rPr>
-        <w:t>年暑假某机构考题中有一个全合成</w:t>
-      </w:r>
-      <w:r>
-        <w:rPr>
           <w:rFonts w:hint="eastAsia" w:ascii="Times New Roman" w:hAnsi="Times New Roman" w:eastAsia="Times New Roman" w:cs="Times New Roman"/>
         </w:rPr>
         <w:t>，</w:t>
@@ -580,55 +305,7 @@
         <w:rPr>
           <w:rFonts w:hint="eastAsia" w:ascii="Times New Roman" w:hAnsi="Times New Roman" w:eastAsia="FangSong" w:cs="Times New Roman"/>
         </w:rPr>
-        <w:t>答案见</w:t>
-      </w:r>
-      <w:r>
-        <w:rPr>
-          <w:rFonts w:ascii="Times New Roman" w:hAnsi="Times New Roman" w:eastAsia="Times New Roman" w:cs="Times New Roman"/>
-        </w:rPr>
-        <w:t xml:space="preserve"> </w:t>
-      </w:r>
-      <w:r>
-        <w:rPr>
-          <w:rFonts w:hint="eastAsia" w:ascii="Times New Roman" w:hAnsi="Times New Roman" w:eastAsia="FangSong" w:cs="Times New Roman"/>
-        </w:rPr>
-        <w:t>提炼</w:t>
-      </w:r>
-      <w:r>
-        <w:rPr>
-          <w:rFonts w:hint="eastAsia" w:ascii="Times New Roman" w:hAnsi="Times New Roman" w:eastAsia="Times New Roman" w:cs="Times New Roman"/>
-        </w:rPr>
-        <w:t>-ABOC-</w:t>
-      </w:r>
-      <w:r>
-        <w:rPr>
-          <w:rFonts w:hint="eastAsia" w:ascii="Times New Roman" w:hAnsi="Times New Roman" w:eastAsia="FangSong" w:cs="Times New Roman"/>
-        </w:rPr>
-        <w:t>第</w:t>
-      </w:r>
-      <w:r>
-        <w:rPr>
-          <w:rFonts w:hint="eastAsia" w:ascii="Times New Roman" w:hAnsi="Times New Roman" w:eastAsia="Times New Roman" w:cs="Times New Roman"/>
-        </w:rPr>
-        <w:t>12</w:t>
-      </w:r>
-      <w:r>
-        <w:rPr>
-          <w:rFonts w:hint="eastAsia" w:ascii="Times New Roman" w:hAnsi="Times New Roman" w:eastAsia="FangSong" w:cs="Times New Roman"/>
-        </w:rPr>
-        <w:t>章</w:t>
-      </w:r>
-      <w:r>
-        <w:rPr>
-          <w:rFonts w:hint="eastAsia" w:ascii="Times New Roman" w:hAnsi="Times New Roman" w:eastAsia="Times New Roman" w:cs="Times New Roman"/>
-        </w:rPr>
-        <w:t>-</w:t>
-      </w:r>
-      <w:r>
-        <w:rPr>
-          <w:rFonts w:hint="eastAsia" w:ascii="Times New Roman" w:hAnsi="Times New Roman" w:eastAsia="FangSong" w:cs="Times New Roman"/>
-        </w:rPr>
-        <w:t>习题解析</w:t>
+        <w:t>待补充</w:t>
       </w:r>
       <w:r>
         <w:rPr>
@@ -672,7 +349,7 @@
     </w:p>
     <w:bookmarkEnd w:id="10"/>
     <w:bookmarkEnd w:id="11"/>
-    <w:bookmarkStart w:id="30" w:name="ch28-p1-单基团c-x切断练习"/>
+    <w:bookmarkStart w:id="30" w:name="单基团c-x切断"/>
     <w:p>
       <w:pPr>
         <w:pStyle w:val="Heading2"/>
@@ -686,12 +363,6 @@
       </w:r>
       <w:r>
         <w:rPr>
-          <w:rFonts w:hint="eastAsia" w:ascii="Times New Roman" w:hAnsi="Times New Roman" w:eastAsia="Times New Roman" w:cs="Times New Roman"/>
-        </w:rPr>
-        <w:t>Ch28-P1-</w:t>
-      </w:r>
-      <w:r>
-        <w:rPr>
           <w:rFonts w:hint="eastAsia" w:ascii="Times New Roman" w:hAnsi="Times New Roman" w:eastAsia="SimHei" w:cs="Times New Roman"/>
         </w:rPr>
         <w:t>单基团</w:t>
@@ -706,7 +377,7 @@
         <w:rPr>
           <w:rFonts w:hint="eastAsia" w:ascii="Times New Roman" w:hAnsi="Times New Roman" w:eastAsia="SimHei" w:cs="Times New Roman"/>
         </w:rPr>
-        <w:t>切断练习</w:t>
+        <w:t>切断</w:t>
       </w:r>
     </w:p>
     <w:p>
@@ -2063,7 +1734,7 @@
       </w:r>
     </w:p>
     <w:bookmarkEnd w:id="30"/>
-    <w:bookmarkStart w:id="46" w:name="ch28-p2-单基团c-c切断练习"/>
+    <w:bookmarkStart w:id="46" w:name="单基团c-c切断"/>
     <w:p>
       <w:pPr>
         <w:pStyle w:val="Heading2"/>
@@ -2077,12 +1748,6 @@
       </w:r>
       <w:r>
         <w:rPr>
-          <w:rFonts w:hint="eastAsia" w:ascii="Times New Roman" w:hAnsi="Times New Roman" w:eastAsia="Times New Roman" w:cs="Times New Roman"/>
-        </w:rPr>
-        <w:t>Ch28-P2-</w:t>
-      </w:r>
-      <w:r>
-        <w:rPr>
           <w:rFonts w:hint="eastAsia" w:ascii="Times New Roman" w:hAnsi="Times New Roman" w:eastAsia="SimHei" w:cs="Times New Roman"/>
         </w:rPr>
         <w:t>单基团</w:t>
@@ -2097,7 +1762,7 @@
         <w:rPr>
           <w:rFonts w:hint="eastAsia" w:ascii="Times New Roman" w:hAnsi="Times New Roman" w:eastAsia="SimHei" w:cs="Times New Roman"/>
         </w:rPr>
-        <w:t>切断练习</w:t>
+        <w:t>切断</w:t>
       </w:r>
     </w:p>
     <w:p>
@@ -3197,7 +2862,7 @@
       </w:r>
     </w:p>
     <w:bookmarkEnd w:id="46"/>
-    <w:bookmarkStart w:id="56" w:name="ch23-p2-内酯选择性开环"/>
+    <w:bookmarkStart w:id="56" w:name="内酯选择性开环"/>
     <w:p>
       <w:pPr>
         <w:pStyle w:val="Heading2"/>
@@ -3211,15 +2876,9 @@
       </w:r>
       <w:r>
         <w:rPr>
-          <w:rFonts w:hint="eastAsia" w:ascii="Times New Roman" w:hAnsi="Times New Roman" w:eastAsia="Times New Roman" w:cs="Times New Roman"/>
-        </w:rPr>
-        <w:t>Ch23-P2-</w:t>
-      </w:r>
-      <w:r>
-        <w:rPr>
           <w:rFonts w:hint="eastAsia" w:ascii="Times New Roman" w:hAnsi="Times New Roman" w:eastAsia="SimHei" w:cs="Times New Roman"/>
         </w:rPr>
-        <w:t>内酯选择性开环</w:t>
+        <w:t xml:space="preserve">内酯选择性开环</w:t>
       </w:r>
     </w:p>
     <w:p>
@@ -3855,7 +3514,7 @@
       </w:r>
     </w:p>
     <w:bookmarkEnd w:id="56"/>
-    <w:bookmarkStart w:id="60" w:name="ch23-p3-birch还原产物预测"/>
+    <w:bookmarkStart w:id="60" w:name="birch还原产物预测"/>
     <w:p>
       <w:pPr>
         <w:pStyle w:val="Heading2"/>
@@ -3871,7 +3530,7 @@
         <w:rPr>
           <w:rFonts w:hint="eastAsia" w:ascii="Times New Roman" w:hAnsi="Times New Roman" w:eastAsia="Times New Roman" w:cs="Times New Roman"/>
         </w:rPr>
-        <w:t>Ch23-P3-Birch</w:t>
+        <w:t>Birch</w:t>
       </w:r>
       <w:r>
         <w:rPr>
@@ -4429,7 +4088,7 @@
       </w:r>
     </w:p>
     <w:bookmarkEnd w:id="60"/>
-    <w:bookmarkStart w:id="67" w:name="ch23-p4-多步反应中的保护策略"/>
+    <w:bookmarkStart w:id="67" w:name="多步反应中的保护策略"/>
     <w:p>
       <w:pPr>
         <w:pStyle w:val="Heading2"/>
@@ -4443,15 +4102,9 @@
       </w:r>
       <w:r>
         <w:rPr>
-          <w:rFonts w:hint="eastAsia" w:ascii="Times New Roman" w:hAnsi="Times New Roman" w:eastAsia="Times New Roman" w:cs="Times New Roman"/>
-        </w:rPr>
-        <w:t>Ch23-P4-</w:t>
-      </w:r>
-      <w:r>
-        <w:rPr>
           <w:rFonts w:hint="eastAsia" w:ascii="Times New Roman" w:hAnsi="Times New Roman" w:eastAsia="SimHei" w:cs="Times New Roman"/>
         </w:rPr>
-        <w:t>多步反应中的保护策略</w:t>
+        <w:t xml:space="preserve">多步反应中的保护策略</w:t>
       </w:r>
     </w:p>
     <w:p>
@@ -4861,7 +4514,7 @@
       </w:r>
     </w:p>
     <w:bookmarkEnd w:id="67"/>
-    <w:bookmarkStart w:id="80" w:name="ch23-p8-二胺选择性保护策略"/>
+    <w:bookmarkStart w:id="80" w:name="二胺选择性保护策略"/>
     <w:p>
       <w:pPr>
         <w:pStyle w:val="Heading2"/>
@@ -4875,15 +4528,9 @@
       </w:r>
       <w:r>
         <w:rPr>
-          <w:rFonts w:hint="eastAsia" w:ascii="Times New Roman" w:hAnsi="Times New Roman" w:eastAsia="Times New Roman" w:cs="Times New Roman"/>
-        </w:rPr>
-        <w:t>Ch23-P8-</w:t>
-      </w:r>
-      <w:r>
-        <w:rPr>
           <w:rFonts w:hint="eastAsia" w:ascii="Times New Roman" w:hAnsi="Times New Roman" w:eastAsia="SimHei" w:cs="Times New Roman"/>
         </w:rPr>
-        <w:t>二胺选择性保护策略</w:t>
+        <w:t xml:space="preserve">二胺选择性保护策略</w:t>
       </w:r>
     </w:p>
     <w:p>
@@ -5657,7 +5304,7 @@
       </w:r>
     </w:p>
     <w:bookmarkEnd w:id="80"/>
-    <w:bookmarkStart w:id="108" w:name="ch28-p3-双官能团关系的合成设计"/>
+    <w:bookmarkStart w:id="108" w:name="双官能团关系的合成设计"/>
     <w:p>
       <w:pPr>
         <w:pStyle w:val="Heading2"/>
@@ -5671,15 +5318,9 @@
       </w:r>
       <w:r>
         <w:rPr>
-          <w:rFonts w:hint="eastAsia" w:ascii="Times New Roman" w:hAnsi="Times New Roman" w:eastAsia="Times New Roman" w:cs="Times New Roman"/>
-        </w:rPr>
-        <w:t>Ch28-P3-</w:t>
-      </w:r>
-      <w:r>
-        <w:rPr>
           <w:rFonts w:hint="eastAsia" w:ascii="Times New Roman" w:hAnsi="Times New Roman" w:eastAsia="SimHei" w:cs="Times New Roman"/>
         </w:rPr>
-        <w:t>双官能团关系的合成设计</w:t>
+        <w:t xml:space="preserve">双官能团关系的合成设计</w:t>
       </w:r>
     </w:p>
     <w:p>
@@ -6981,7 +6622,7 @@
       </w:r>
     </w:p>
     <w:bookmarkEnd w:id="108"/>
-    <w:bookmarkStart w:id="127" w:name="ch28-p4-需要选择性的合成设计"/>
+    <w:bookmarkStart w:id="127" w:name="需要选择性的合成设计"/>
     <w:p>
       <w:pPr>
         <w:pStyle w:val="Heading2"/>
@@ -6995,15 +6636,9 @@
       </w:r>
       <w:r>
         <w:rPr>
-          <w:rFonts w:hint="eastAsia" w:ascii="Times New Roman" w:hAnsi="Times New Roman" w:eastAsia="Times New Roman" w:cs="Times New Roman"/>
-        </w:rPr>
-        <w:t>Ch28-P4-</w:t>
-      </w:r>
-      <w:r>
-        <w:rPr>
           <w:rFonts w:hint="eastAsia" w:ascii="Times New Roman" w:hAnsi="Times New Roman" w:eastAsia="SimHei" w:cs="Times New Roman"/>
         </w:rPr>
-        <w:t>需要选择性的合成设计</w:t>
+        <w:t xml:space="preserve">需要选择性的合成设计</w:t>
       </w:r>
     </w:p>
     <w:p>
@@ -7999,7 +7634,7 @@
       </w:r>
     </w:p>
     <w:bookmarkEnd w:id="127"/>
-    <w:bookmarkStart w:id="146" w:name="ch28-p8-还原胺化和相关化合物不同合成"/>
+    <w:bookmarkStart w:id="146" w:name="还原胺化和相关化合物不同合成"/>
     <w:p>
       <w:pPr>
         <w:pStyle w:val="Heading2"/>
@@ -8013,15 +7648,9 @@
       </w:r>
       <w:r>
         <w:rPr>
-          <w:rFonts w:hint="eastAsia" w:ascii="Times New Roman" w:hAnsi="Times New Roman" w:eastAsia="Times New Roman" w:cs="Times New Roman"/>
-        </w:rPr>
-        <w:t>Ch28-P8-</w:t>
-      </w:r>
-      <w:r>
-        <w:rPr>
           <w:rFonts w:hint="eastAsia" w:ascii="Times New Roman" w:hAnsi="Times New Roman" w:eastAsia="SimHei" w:cs="Times New Roman"/>
         </w:rPr>
-        <w:t>还原胺化和相关化合物不同合成</w:t>
+        <w:t xml:space="preserve">还原胺化和相关化合物不同合成</w:t>
       </w:r>
     </w:p>
     <w:p>
@@ -11976,19 +11605,23 @@
         </w:rPr>
         <w:t xml:space="preserve"> </w:t>
       </w:r>
-      <w:r>
-        <w:rPr>
-          <w:rFonts w:hint="eastAsia" w:ascii="Times New Roman" w:hAnsi="Times New Roman" w:eastAsia="Times New Roman" w:cs="Times New Roman"/>
-        </w:rPr>
-        <w:t>F</w:t>
-      </w:r>
-      <w:r>
-        <w:rPr>
-          <w:rFonts w:hint="eastAsia" w:ascii="Times New Roman" w:hAnsi="Times New Roman" w:eastAsia="Times New Roman" w:cs="Times New Roman"/>
-          <w:vertAlign w:val="superscript"/>
-        </w:rPr>
-        <w:t>-</w:t>
-      </w:r>
+      <m:oMath>
+        <m:sSup>
+          <m:e>
+            <m:r>
+              <m:t>F</m:t>
+            </m:r>
+          </m:e>
+          <m:sup>
+            <m:r>
+              <m:rPr>
+                <m:sty m:val="p"/>
+              </m:rPr>
+              <m:t>−</m:t>
+            </m:r>
+          </m:sup>
+        </m:sSup>
+      </m:oMath>
       <w:r>
         <w:rPr>
           <w:rFonts w:hint="eastAsia" w:ascii="Times New Roman" w:hAnsi="Times New Roman" w:eastAsia="Times New Roman" w:cs="Times New Roman"/>
@@ -12047,22 +11680,47 @@
         <w:rPr>
           <w:rFonts w:ascii="Times New Roman" w:hAnsi="Times New Roman" w:eastAsia="Times New Roman" w:cs="Times New Roman"/>
         </w:rPr>
-        <w:t xml:space="preserve"> BeF</w:t>
-      </w:r>
-      <w:r>
-        <w:rPr>
-          <w:rFonts w:ascii="Times New Roman" w:hAnsi="Times New Roman" w:eastAsia="Times New Roman" w:cs="Times New Roman"/>
-          <w:vertAlign w:val="subscript"/>
-        </w:rPr>
-        <w:t>4</w:t>
-      </w:r>
-      <w:r>
-        <w:rPr>
-          <w:rFonts w:ascii="Times New Roman" w:hAnsi="Times New Roman" w:eastAsia="Times New Roman" w:cs="Times New Roman"/>
-          <w:vertAlign w:val="superscript"/>
-        </w:rPr>
-        <w:t>2-</w:t>
-      </w:r>
+        <w:t xml:space="preserve"> </w:t>
+      </w:r>
+      <m:oMath>
+        <m:oMathPr>
+          <m:ctrlPr>
+            <w:rPr>
+              <w:sz w:val="28"/>
+              <w:szCs w:val="28"/>
+            </w:rPr>
+          </m:ctrlPr>
+        </m:oMathPr>
+        <m:r>
+          <m:t>B</m:t>
+        </m:r>
+        <m:r>
+          <m:t>e</m:t>
+        </m:r>
+        <m:sSubSup>
+          <m:e>
+            <m:r>
+              <m:t>F</m:t>
+            </m:r>
+          </m:e>
+          <m:sub>
+            <m:r>
+              <m:t>4</m:t>
+            </m:r>
+          </m:sub>
+          <m:sup>
+            <m:r>
+              <m:t>2</m:t>
+            </m:r>
+            <m:r>
+              <m:rPr>
+                <m:sty m:val="p"/>
+              </m:rPr>
+              <m:t>−</m:t>
+            </m:r>
+          </m:sup>
+        </m:sSubSup>
+      </m:oMath>
       <w:r>
         <w:rPr>
           <w:rFonts w:ascii="Times New Roman" w:hAnsi="Times New Roman" w:eastAsia="Times New Roman" w:cs="Times New Roman"/>
@@ -12103,15 +11761,28 @@
         <w:rPr>
           <w:rFonts w:hint="eastAsia" w:ascii="Times New Roman" w:hAnsi="Times New Roman" w:eastAsia="Times New Roman" w:cs="Times New Roman"/>
         </w:rPr>
-        <w:t>，B</w:t>
-      </w:r>
-      <w:r>
-        <w:rPr>
-          <w:rFonts w:hint="eastAsia" w:ascii="Times New Roman" w:hAnsi="Times New Roman" w:eastAsia="Times New Roman" w:cs="Times New Roman"/>
-          <w:vertAlign w:val="superscript"/>
-        </w:rPr>
-        <w:t>2-</w:t>
-      </w:r>
+        <w:t>，</w:t>
+      </w:r>
+      <m:oMath>
+        <m:sSup>
+          <m:e>
+            <m:r>
+              <m:t>B</m:t>
+            </m:r>
+          </m:e>
+          <m:sup>
+            <m:r>
+              <m:t>2</m:t>
+            </m:r>
+            <m:r>
+              <m:rPr>
+                <m:sty m:val="p"/>
+              </m:rPr>
+              <m:t>−</m:t>
+            </m:r>
+          </m:sup>
+        </m:sSup>
+      </m:oMath>
       <w:r>
         <w:rPr>
           <w:rFonts w:ascii="Times New Roman" w:hAnsi="Times New Roman" w:eastAsia="Times New Roman" w:cs="Times New Roman"/>
@@ -12130,26 +11801,45 @@
         </w:rPr>
         <w:t xml:space="preserve"> </w:t>
       </w:r>
-      <w:r>
-        <w:rPr>
-          <w:rFonts w:hint="eastAsia" w:ascii="Times New Roman" w:hAnsi="Times New Roman" w:eastAsia="Times New Roman" w:cs="Times New Roman"/>
-        </w:rPr>
-        <w:t>BeF</w:t>
-      </w:r>
-      <w:r>
-        <w:rPr>
-          <w:rFonts w:hint="eastAsia" w:ascii="Times New Roman" w:hAnsi="Times New Roman" w:eastAsia="Times New Roman" w:cs="Times New Roman"/>
-          <w:vertAlign w:val="subscript"/>
-        </w:rPr>
-        <w:t>4</w:t>
-      </w:r>
-      <w:r>
-        <w:rPr>
-          <w:rFonts w:hint="eastAsia" w:ascii="Times New Roman" w:hAnsi="Times New Roman" w:eastAsia="Times New Roman" w:cs="Times New Roman"/>
-          <w:vertAlign w:val="superscript"/>
-        </w:rPr>
-        <w:t>2-</w:t>
-      </w:r>
+      <m:oMath>
+        <m:oMathPr>
+          <m:ctrlPr>
+            <w:rPr>
+              <w:sz w:val="28"/>
+              <w:szCs w:val="28"/>
+            </w:rPr>
+          </m:ctrlPr>
+        </m:oMathPr>
+        <m:r>
+          <m:t>B</m:t>
+        </m:r>
+        <m:r>
+          <m:t>e</m:t>
+        </m:r>
+        <m:sSubSup>
+          <m:e>
+            <m:r>
+              <m:t>F</m:t>
+            </m:r>
+          </m:e>
+          <m:sub>
+            <m:r>
+              <m:t>4</m:t>
+            </m:r>
+          </m:sub>
+          <m:sup>
+            <m:r>
+              <m:t>2</m:t>
+            </m:r>
+            <m:r>
+              <m:rPr>
+                <m:sty m:val="p"/>
+              </m:rPr>
+              <m:t>−</m:t>
+            </m:r>
+          </m:sup>
+        </m:sSubSup>
+      </m:oMath>
       <w:r>
         <w:rPr>
           <w:rFonts w:hint="eastAsia" w:ascii="Times New Roman" w:hAnsi="Times New Roman" w:eastAsia="Times New Roman" w:cs="Times New Roman"/>
@@ -12517,26 +12207,37 @@
               <w:pStyle w:val="Compact"/>
               <w:jc w:val="center"/>
             </w:pPr>
-            <w:r>
-              <w:rPr>
-                <w:rFonts w:ascii="Times New Roman" w:hAnsi="Times New Roman" w:eastAsia="Times New Roman" w:cs="Times New Roman"/>
-              </w:rPr>
-              <w:t>BeF</w:t>
-            </w:r>
-            <w:r>
-              <w:rPr>
-                <w:rFonts w:ascii="Times New Roman" w:hAnsi="Times New Roman" w:eastAsia="Times New Roman" w:cs="Times New Roman"/>
-                <w:vertAlign w:val="subscript"/>
-              </w:rPr>
-              <w:t>4</w:t>
-            </w:r>
-            <w:r>
-              <w:rPr>
-                <w:rFonts w:ascii="Times New Roman" w:hAnsi="Times New Roman" w:eastAsia="Times New Roman" w:cs="Times New Roman"/>
-                <w:vertAlign w:val="superscript"/>
-              </w:rPr>
-              <w:t>2-</w:t>
-            </w:r>
+            <m:oMath>
+              <m:r>
+                <m:t>B</m:t>
+              </m:r>
+              <m:r>
+                <m:t>e</m:t>
+              </m:r>
+              <m:sSubSup>
+                <m:e>
+                  <m:r>
+                    <m:t>F</m:t>
+                  </m:r>
+                </m:e>
+                <m:sub>
+                  <m:r>
+                    <m:t>4</m:t>
+                  </m:r>
+                </m:sub>
+                <m:sup>
+                  <m:r>
+                    <m:t>2</m:t>
+                  </m:r>
+                  <m:r>
+                    <m:rPr>
+                      <m:sty m:val="p"/>
+                    </m:rPr>
+                    <m:t>−</m:t>
+                  </m:r>
+                </m:sup>
+              </m:sSubSup>
+            </m:oMath>
             <w:r>
               <w:rPr>
                 <w:rFonts w:ascii="Times New Roman" w:hAnsi="Times New Roman" w:eastAsia="Times New Roman" w:cs="Times New Roman"/>
@@ -14719,7 +14420,7 @@
       </w:r>
     </w:p>
     <w:bookmarkEnd w:id="173"/>
-    <w:bookmarkStart w:id="183" w:name="ch23-p5-保护策略两种不同环大小产物"/>
+    <w:bookmarkStart w:id="183" w:name="保护策略两种不同环大小产物"/>
     <w:p>
       <w:pPr>
         <w:pStyle w:val="Heading2"/>
@@ -14733,15 +14434,9 @@
       </w:r>
       <w:r>
         <w:rPr>
-          <w:rFonts w:hint="eastAsia" w:ascii="Times New Roman" w:hAnsi="Times New Roman" w:eastAsia="Times New Roman" w:cs="Times New Roman"/>
-        </w:rPr>
-        <w:t>Ch23-P5-</w:t>
-      </w:r>
-      <w:r>
-        <w:rPr>
           <w:rFonts w:hint="eastAsia" w:ascii="Times New Roman" w:hAnsi="Times New Roman" w:eastAsia="SimHei" w:cs="Times New Roman"/>
         </w:rPr>
-        <w:t>保护策略两种不同环大小产物</w:t>
+        <w:t xml:space="preserve">保护策略两种不同环大小产物</w:t>
       </w:r>
     </w:p>
     <w:p>
@@ -15488,7 +15183,7 @@
       </w:r>
     </w:p>
     <w:bookmarkEnd w:id="183"/>
-    <w:bookmarkStart w:id="193" w:name="ch23-p6-还原胺化脱保护关环组合"/>
+    <w:bookmarkStart w:id="193" w:name="还原胺化脱保护关环组合"/>
     <w:p>
       <w:pPr>
         <w:pStyle w:val="Heading2"/>
@@ -15502,15 +15197,9 @@
       </w:r>
       <w:r>
         <w:rPr>
-          <w:rFonts w:hint="eastAsia" w:ascii="Times New Roman" w:hAnsi="Times New Roman" w:eastAsia="Times New Roman" w:cs="Times New Roman"/>
-        </w:rPr>
-        <w:t>Ch23-P6-</w:t>
-      </w:r>
-      <w:r>
-        <w:rPr>
           <w:rFonts w:hint="eastAsia" w:ascii="Times New Roman" w:hAnsi="Times New Roman" w:eastAsia="SimHei" w:cs="Times New Roman"/>
         </w:rPr>
-        <w:t>还原胺化脱保护关环组合</w:t>
+        <w:t xml:space="preserve">还原胺化脱保护关环组合</w:t>
       </w:r>
     </w:p>
     <w:p>
@@ -16213,7 +15902,7 @@
       </w:r>
     </w:p>
     <w:bookmarkEnd w:id="193"/>
-    <w:bookmarkStart w:id="215" w:name="ch28-p5-反应失败分析"/>
+    <w:bookmarkStart w:id="215" w:name="反应失败分析"/>
     <w:p>
       <w:pPr>
         <w:pStyle w:val="Heading2"/>
@@ -16227,15 +15916,9 @@
       </w:r>
       <w:r>
         <w:rPr>
-          <w:rFonts w:hint="eastAsia" w:ascii="Times New Roman" w:hAnsi="Times New Roman" w:eastAsia="Times New Roman" w:cs="Times New Roman"/>
-        </w:rPr>
-        <w:t>Ch28-P5-</w:t>
-      </w:r>
-      <w:r>
-        <w:rPr>
           <w:rFonts w:hint="eastAsia" w:ascii="Times New Roman" w:hAnsi="Times New Roman" w:eastAsia="SimHei" w:cs="Times New Roman"/>
         </w:rPr>
-        <w:t>反应失败分析</w:t>
+        <w:t xml:space="preserve">反应失败分析</w:t>
       </w:r>
     </w:p>
     <w:p>
@@ -17389,7 +17072,7 @@
       </w:r>
     </w:p>
     <w:bookmarkEnd w:id="215"/>
-    <w:bookmarkStart w:id="234" w:name="ch28-p6-nuciferal全合成逆合成分析"/>
+    <w:bookmarkStart w:id="234" w:name="nuciferal全合成逆合成分析"/>
     <w:p>
       <w:pPr>
         <w:pStyle w:val="Heading2"/>
@@ -17405,7 +17088,7 @@
         <w:rPr>
           <w:rFonts w:hint="eastAsia" w:ascii="Times New Roman" w:hAnsi="Times New Roman" w:eastAsia="Times New Roman" w:cs="Times New Roman"/>
         </w:rPr>
-        <w:t>Ch28-P6-Nuciferal</w:t>
+        <w:t>Nuciferal</w:t>
       </w:r>
       <w:r>
         <w:rPr>
@@ -18455,7 +18138,7 @@
       </w:r>
     </w:p>
     <w:bookmarkEnd w:id="234"/>
-    <w:bookmarkStart w:id="241" w:name="ch28-p10-手性蚂蚁信息素合成策略"/>
+    <w:bookmarkStart w:id="241" w:name="手性蚂蚁信息素合成策略"/>
     <w:p>
       <w:pPr>
         <w:pStyle w:val="Heading2"/>
@@ -18469,15 +18152,9 @@
       </w:r>
       <w:r>
         <w:rPr>
-          <w:rFonts w:hint="eastAsia" w:ascii="Times New Roman" w:hAnsi="Times New Roman" w:eastAsia="Times New Roman" w:cs="Times New Roman"/>
-        </w:rPr>
-        <w:t>Ch28-P10-</w:t>
-      </w:r>
-      <w:r>
-        <w:rPr>
           <w:rFonts w:hint="eastAsia" w:ascii="Times New Roman" w:hAnsi="Times New Roman" w:eastAsia="SimHei" w:cs="Times New Roman"/>
         </w:rPr>
-        <w:t>手性蚂蚁信息素合成策略</w:t>
+        <w:t xml:space="preserve">手性蚂蚁信息素合成策略</w:t>
       </w:r>
     </w:p>
     <w:p>
@@ -26440,7 +26117,7 @@
         <w:rPr>
           <w:rFonts w:ascii="Times New Roman" w:hAnsi="Times New Roman" w:eastAsia="Times New Roman" w:cs="Times New Roman"/>
         </w:rPr>
-        <w:t xml:space="preserve">[Tech] Total Synthesis of Jujuyane (Hee-Yoon Lee, 2021)</w:t>
+        <w:t xml:space="preserve">Total Synthesis of Jujuyane (Hee-Yoon Lee, 2021)</w:t>
       </w:r>
     </w:p>
     <w:p>
@@ -27369,7 +27046,7 @@
         <w:rPr>
           <w:rFonts w:ascii="Times New Roman" w:hAnsi="Times New Roman" w:eastAsia="Times New Roman" w:cs="Times New Roman"/>
         </w:rPr>
-        <w:t xml:space="preserve">[Speed] From Taxol</w:t>
+        <w:t xml:space="preserve">From Taxol</w:t>
       </w:r>
     </w:p>
     <w:p>
@@ -29375,7 +29052,7 @@
       </w:r>
     </w:p>
     <w:bookmarkEnd w:id="259"/>
-    <w:bookmarkStart w:id="275" w:name="ch9a-1-苯氟布洛芬合成路线"/>
+    <w:bookmarkStart w:id="275" w:name="苯氟布洛芬合成路线"/>
     <w:p>
       <w:pPr>
         <w:pStyle w:val="Heading2"/>
@@ -29389,15 +29066,9 @@
       </w:r>
       <w:r>
         <w:rPr>
-          <w:rFonts w:hint="eastAsia" w:ascii="Times New Roman" w:hAnsi="Times New Roman" w:eastAsia="Times New Roman" w:cs="Times New Roman"/>
-        </w:rPr>
-        <w:t>Ch9A-1-</w:t>
-      </w:r>
-      <w:r>
-        <w:rPr>
           <w:rFonts w:hint="eastAsia" w:ascii="Times New Roman" w:hAnsi="Times New Roman" w:eastAsia="SimHei" w:cs="Times New Roman"/>
         </w:rPr>
-        <w:t>苯氟布洛芬合成路线</w:t>
+        <w:t xml:space="preserve">苯氟布洛芬合成路线</w:t>
       </w:r>
     </w:p>
     <w:p>
@@ -31383,7 +31054,7 @@
       </w:r>
     </w:p>
     <w:bookmarkEnd w:id="275"/>
-    <w:bookmarkStart w:id="294" w:name="ch9a-8-褪黑素吲哚合成路线"/>
+    <w:bookmarkStart w:id="294" w:name="褪黑素吲哚合成路线"/>
     <w:p>
       <w:pPr>
         <w:pStyle w:val="Heading2"/>
@@ -31397,15 +31068,9 @@
       </w:r>
       <w:r>
         <w:rPr>
-          <w:rFonts w:hint="eastAsia" w:ascii="Times New Roman" w:hAnsi="Times New Roman" w:eastAsia="Times New Roman" w:cs="Times New Roman"/>
-        </w:rPr>
-        <w:t>Ch9A-8-</w:t>
-      </w:r>
-      <w:r>
-        <w:rPr>
           <w:rFonts w:hint="eastAsia" w:ascii="Times New Roman" w:hAnsi="Times New Roman" w:eastAsia="SimHei" w:cs="Times New Roman"/>
         </w:rPr>
-        <w:t>褪黑素吲哚合成路线</w:t>
+        <w:t xml:space="preserve">褪黑素吲哚合成路线</w:t>
       </w:r>
     </w:p>
     <w:p>
@@ -32947,7 +32612,7 @@
       </w:r>
     </w:p>
     <w:bookmarkEnd w:id="294"/>
-    <w:bookmarkStart w:id="323" w:name="有机合成与机理第35届初赛"/>
+    <w:bookmarkStart w:id="322" w:name="有机合成与机理第35届初赛"/>
     <w:p>
       <w:pPr>
         <w:pStyle w:val="Heading2"/>
@@ -34587,26 +34252,1990 @@
       <w:r>
         <w:rPr>
           <w:rFonts w:ascii="Times New Roman" w:hAnsi="Times New Roman" w:eastAsia="Times New Roman" w:cs="Times New Roman"/>
-        </w:rPr>
-        <w:t xml:space="preserve">📖 </w:t>
-      </w:r>
-      <w:r>
-        <w:rPr>
-          <w:rFonts w:hint="eastAsia" w:ascii="Times New Roman" w:hAnsi="Times New Roman" w:eastAsia="FangSong" w:cs="Times New Roman"/>
-        </w:rPr>
-        <w:t xml:space="preserve">查看答案</w:t>
-      </w:r>
-    </w:p>
-    <w:p>
-      <w:pPr>
-        <w:pStyle w:val="BodyText"/>
-      </w:pPr>
-      <w:r>
-        <w:rPr>
-          <w:rFonts w:hint="eastAsia" w:ascii="Times New Roman" w:hAnsi="Times New Roman" w:eastAsia="FangSong" w:cs="Times New Roman"/>
           <w:b/>
           <w:bCs/>
         </w:rPr>
+        <w:t xml:space="preserve">10-2-2 </w:t>
+      </w:r>
+      <w:r>
+        <w:rPr>
+          <w:rFonts w:hint="eastAsia" w:ascii="Times New Roman" w:hAnsi="Times New Roman" w:eastAsia="FangSong" w:cs="Times New Roman"/>
+          <w:b/>
+          <w:bCs/>
+        </w:rPr>
+        <w:t xml:space="preserve">磺酰胺的端基效应</w:t>
+      </w:r>
+      <w:r>
+        <w:rPr>
+          <w:rFonts w:ascii="Times New Roman" w:hAnsi="Times New Roman" w:eastAsia="Times New Roman" w:cs="Times New Roman"/>
+        </w:rPr>
+        <w:t xml:space="preserve"> </w:t>
+      </w:r>
+      <w:r>
+        <w:rPr>
+          <w:rFonts w:ascii="Times New Roman" w:hAnsi="Times New Roman" w:eastAsia="Times New Roman" w:cs="Times New Roman"/>
+        </w:rPr>
+        <w:t xml:space="preserve">### 10-3 </w:t>
+      </w:r>
+      <w:r>
+        <w:rPr>
+          <w:rFonts w:hint="eastAsia" w:ascii="Times New Roman" w:hAnsi="Times New Roman" w:eastAsia="FangSong" w:cs="Times New Roman"/>
+        </w:rPr>
+        <w:t>分子编辑</w:t>
+      </w:r>
+      <w:r>
+        <w:rPr>
+          <w:rFonts w:hint="eastAsia" w:ascii="Times New Roman" w:hAnsi="Times New Roman" w:eastAsia="Times New Roman" w:cs="Times New Roman"/>
+        </w:rPr>
+        <w:t>：</w:t>
+      </w:r>
+      <w:r>
+        <w:rPr>
+          <w:rFonts w:hint="eastAsia" w:ascii="Times New Roman" w:hAnsi="Times New Roman" w:eastAsia="FangSong" w:cs="Times New Roman"/>
+        </w:rPr>
+        <w:t>氮原子删除</w:t>
+      </w:r>
+    </w:p>
+    <w:p>
+      <w:pPr>
+        <w:pStyle w:val="BodyText"/>
+      </w:pPr>
+      <w:r>
+        <w:rPr>
+          <w:rFonts w:hint="eastAsia" w:ascii="Times New Roman" w:hAnsi="Times New Roman" w:eastAsia="FangSong" w:cs="Times New Roman"/>
+        </w:rPr>
+        <w:t>根据题目提示</w:t>
+      </w:r>
+      <w:r>
+        <w:rPr>
+          <w:rFonts w:hint="eastAsia" w:ascii="Times New Roman" w:hAnsi="Times New Roman" w:eastAsia="Times New Roman" w:cs="Times New Roman"/>
+        </w:rPr>
+        <w:t>「</w:t>
+      </w:r>
+      <w:r>
+        <w:rPr>
+          <w:rFonts w:hint="eastAsia" w:ascii="Times New Roman" w:hAnsi="Times New Roman" w:eastAsia="FangSong" w:cs="Times New Roman"/>
+        </w:rPr>
+        <w:t>删除氮原子</w:t>
+      </w:r>
+      <w:r>
+        <w:rPr>
+          <w:rFonts w:hint="eastAsia" w:ascii="Times New Roman" w:hAnsi="Times New Roman" w:eastAsia="Times New Roman" w:cs="Times New Roman"/>
+        </w:rPr>
+        <w:t>，</w:t>
+      </w:r>
+      <w:r>
+        <w:rPr>
+          <w:rFonts w:hint="eastAsia" w:ascii="Times New Roman" w:hAnsi="Times New Roman" w:eastAsia="FangSong" w:cs="Times New Roman"/>
+        </w:rPr>
+        <w:t>放出氮气</w:t>
+      </w:r>
+      <w:r>
+        <w:rPr>
+          <w:rFonts w:hint="eastAsia" w:ascii="Times New Roman" w:hAnsi="Times New Roman" w:eastAsia="Times New Roman" w:cs="Times New Roman"/>
+        </w:rPr>
+        <w:t>，</w:t>
+      </w:r>
+      <w:r>
+        <w:rPr>
+          <w:rFonts w:hint="eastAsia" w:ascii="Times New Roman" w:hAnsi="Times New Roman" w:eastAsia="FangSong" w:cs="Times New Roman"/>
+        </w:rPr>
+        <w:t>形成</w:t>
+      </w:r>
+      <w:r>
+        <w:rPr>
+          <w:rFonts w:ascii="Times New Roman" w:hAnsi="Times New Roman" w:eastAsia="Times New Roman" w:cs="Times New Roman"/>
+        </w:rPr>
+        <w:t xml:space="preserve"> C-C </w:t>
+      </w:r>
+      <w:r>
+        <w:rPr>
+          <w:rFonts w:hint="eastAsia" w:ascii="Times New Roman" w:hAnsi="Times New Roman" w:eastAsia="FangSong" w:cs="Times New Roman"/>
+        </w:rPr>
+        <w:t>键</w:t>
+      </w:r>
+      <w:r>
+        <w:rPr>
+          <w:rFonts w:hint="eastAsia" w:ascii="Times New Roman" w:hAnsi="Times New Roman" w:eastAsia="Times New Roman" w:cs="Times New Roman"/>
+        </w:rPr>
+        <w:t>」，</w:t>
+      </w:r>
+      <w:r>
+        <w:rPr>
+          <w:rFonts w:hint="eastAsia" w:ascii="Times New Roman" w:hAnsi="Times New Roman" w:eastAsia="FangSong" w:cs="Times New Roman"/>
+        </w:rPr>
+        <w:t>可知反应的关键中间体必须含有</w:t>
+      </w:r>
+      <w:r>
+        <w:rPr>
+          <w:rFonts w:ascii="Times New Roman" w:hAnsi="Times New Roman" w:eastAsia="Times New Roman" w:cs="Times New Roman"/>
+        </w:rPr>
+        <w:t xml:space="preserve"> </w:t>
+      </w:r>
+      <w:r>
+        <w:rPr>
+          <w:rFonts w:ascii="Times New Roman" w:hAnsi="Times New Roman" w:eastAsia="Times New Roman" w:cs="Times New Roman"/>
+          <w:b/>
+          <w:bCs/>
+        </w:rPr>
+        <w:t xml:space="preserve">N-N </w:t>
+      </w:r>
+      <w:r>
+        <w:rPr>
+          <w:rFonts w:hint="eastAsia" w:ascii="Times New Roman" w:hAnsi="Times New Roman" w:eastAsia="FangSong" w:cs="Times New Roman"/>
+          <w:b/>
+          <w:bCs/>
+        </w:rPr>
+        <w:t xml:space="preserve">键</w:t>
+      </w:r>
+      <w:r>
+        <w:rPr>
+          <w:rFonts w:hint="eastAsia" w:ascii="Times New Roman" w:hAnsi="Times New Roman" w:eastAsia="Times New Roman" w:cs="Times New Roman"/>
+        </w:rPr>
+        <w:t>。</w:t>
+      </w:r>
+      <w:r>
+        <w:rPr>
+          <w:rFonts w:hint="eastAsia" w:ascii="Times New Roman" w:hAnsi="Times New Roman" w:eastAsia="FangSong" w:cs="Times New Roman"/>
+        </w:rPr>
+        <w:t>这个</w:t>
+      </w:r>
+      <w:r>
+        <w:rPr>
+          <w:rFonts w:ascii="Times New Roman" w:hAnsi="Times New Roman" w:eastAsia="Times New Roman" w:cs="Times New Roman"/>
+        </w:rPr>
+        <w:t xml:space="preserve"> N-N </w:t>
+      </w:r>
+      <w:r>
+        <w:rPr>
+          <w:rFonts w:hint="eastAsia" w:ascii="Times New Roman" w:hAnsi="Times New Roman" w:eastAsia="FangSong" w:cs="Times New Roman"/>
+        </w:rPr>
+        <w:t xml:space="preserve">键可由酰胺</w:t>
+      </w:r>
+      <w:r>
+        <w:rPr>
+          <w:rFonts w:ascii="Times New Roman" w:hAnsi="Times New Roman" w:eastAsia="Times New Roman" w:cs="Times New Roman"/>
+        </w:rPr>
+        <w:t xml:space="preserve"> N </w:t>
+      </w:r>
+      <w:r>
+        <w:rPr>
+          <w:rFonts w:hint="eastAsia" w:ascii="Times New Roman" w:hAnsi="Times New Roman" w:eastAsia="FangSong" w:cs="Times New Roman"/>
+        </w:rPr>
+        <w:t xml:space="preserve">原子和苄胺</w:t>
+      </w:r>
+      <w:r>
+        <w:rPr>
+          <w:rFonts w:ascii="Times New Roman" w:hAnsi="Times New Roman" w:eastAsia="Times New Roman" w:cs="Times New Roman"/>
+        </w:rPr>
+        <w:t xml:space="preserve"> N </w:t>
+      </w:r>
+      <w:r>
+        <w:rPr>
+          <w:rFonts w:hint="eastAsia" w:ascii="Times New Roman" w:hAnsi="Times New Roman" w:eastAsia="FangSong" w:cs="Times New Roman"/>
+        </w:rPr>
+        <w:t>原子构建</w:t>
+      </w:r>
+      <w:r>
+        <w:rPr>
+          <w:rFonts w:hint="eastAsia" w:ascii="Times New Roman" w:hAnsi="Times New Roman" w:eastAsia="Times New Roman" w:cs="Times New Roman"/>
+        </w:rPr>
+        <w:t>：</w:t>
+      </w:r>
+    </w:p>
+    <w:p>
+      <w:pPr>
+        <w:pStyle w:val="BodyText"/>
+      </w:pPr>
+      <w:r>
+        <w:rPr>
+          <w:rFonts w:hint="eastAsia" w:ascii="Times New Roman" w:hAnsi="Times New Roman" w:eastAsia="FangSong" w:cs="Times New Roman"/>
+          <w:b/>
+          <w:bCs/>
+        </w:rPr>
+        <w:t xml:space="preserve">中间体</w:t>
+      </w:r>
+      <w:r>
+        <w:rPr>
+          <w:rFonts w:ascii="Times New Roman" w:hAnsi="Times New Roman" w:eastAsia="Times New Roman" w:cs="Times New Roman"/>
+          <w:b/>
+          <w:bCs/>
+        </w:rPr>
+        <w:t xml:space="preserve"> 1</w:t>
+      </w:r>
+      <w:r>
+        <w:rPr>
+          <w:rFonts w:hint="eastAsia" w:ascii="Times New Roman" w:hAnsi="Times New Roman" w:eastAsia="Times New Roman" w:cs="Times New Roman"/>
+        </w:rPr>
+        <w:t>：</w:t>
+      </w:r>
+      <w:r>
+        <w:rPr>
+          <w:rFonts w:hint="eastAsia" w:ascii="Times New Roman" w:hAnsi="Times New Roman" w:eastAsia="FangSong" w:cs="Times New Roman"/>
+        </w:rPr>
+        <w:t>酰胺</w:t>
+      </w:r>
+      <w:r>
+        <w:rPr>
+          <w:rFonts w:ascii="Times New Roman" w:hAnsi="Times New Roman" w:eastAsia="Times New Roman" w:cs="Times New Roman"/>
+        </w:rPr>
+        <w:t xml:space="preserve"> N </w:t>
+      </w:r>
+      <w:r>
+        <w:rPr>
+          <w:rFonts w:hint="eastAsia" w:ascii="Times New Roman" w:hAnsi="Times New Roman" w:eastAsia="FangSong" w:cs="Times New Roman"/>
+        </w:rPr>
+        <w:t>原子上连有三个吸电子诱导取代基</w:t>
+      </w:r>
+      <w:r>
+        <w:rPr>
+          <w:rFonts w:hint="eastAsia" w:ascii="Times New Roman" w:hAnsi="Times New Roman" w:eastAsia="Times New Roman" w:cs="Times New Roman"/>
+        </w:rPr>
+        <w:t>，</w:t>
+      </w:r>
+      <w:r>
+        <w:rPr>
+          <w:rFonts w:hint="eastAsia" w:ascii="Times New Roman" w:hAnsi="Times New Roman" w:eastAsia="FangSong" w:cs="Times New Roman"/>
+        </w:rPr>
+        <w:t>是缺电子原子</w:t>
+      </w:r>
+      <w:r>
+        <w:rPr>
+          <w:rFonts w:hint="eastAsia" w:ascii="Times New Roman" w:hAnsi="Times New Roman" w:eastAsia="Times New Roman" w:cs="Times New Roman"/>
+        </w:rPr>
+        <w:t>，</w:t>
+      </w:r>
+      <w:r>
+        <w:rPr>
+          <w:rFonts w:hint="eastAsia" w:ascii="Times New Roman" w:hAnsi="Times New Roman" w:eastAsia="FangSong" w:cs="Times New Roman"/>
+        </w:rPr>
+        <w:t>取代基中</w:t>
+      </w:r>
+      <w:r>
+        <w:rPr>
+          <w:rFonts w:ascii="Times New Roman" w:hAnsi="Times New Roman" w:eastAsia="Times New Roman" w:cs="Times New Roman"/>
+        </w:rPr>
+        <w:t xml:space="preserve"> </w:t>
+      </w:r>
+      <m:oMath>
+        <m:r>
+          <m:rPr>
+            <m:sty m:val="p"/>
+          </m:rPr>
+          <m:t>P</m:t>
+        </m:r>
+        <m:r>
+          <m:rPr>
+            <m:sty m:val="p"/>
+          </m:rPr>
+          <m:t>i</m:t>
+        </m:r>
+        <m:r>
+          <m:rPr>
+            <m:sty m:val="p"/>
+          </m:rPr>
+          <m:t>v</m:t>
+        </m:r>
+        <m:sSup>
+          <m:e>
+            <m:r>
+              <m:rPr>
+                <m:sty m:val="p"/>
+              </m:rPr>
+              <m:t>O</m:t>
+            </m:r>
+          </m:e>
+          <m:sup>
+            <m:r>
+              <m:rPr>
+                <m:sty m:val="p"/>
+              </m:rPr>
+              <m:t>−</m:t>
+            </m:r>
+          </m:sup>
+        </m:sSup>
+      </m:oMath>
+      <w:r>
+        <w:rPr>
+          <w:rFonts w:hint="eastAsia" w:ascii="Times New Roman" w:hAnsi="Times New Roman" w:eastAsia="Times New Roman" w:cs="Times New Roman"/>
+        </w:rPr>
+        <w:t>（</w:t>
+      </w:r>
+      <w:r>
+        <w:rPr>
+          <w:rFonts w:hint="eastAsia" w:ascii="Times New Roman" w:hAnsi="Times New Roman" w:eastAsia="FangSong" w:cs="Times New Roman"/>
+        </w:rPr>
+        <w:t>叔戊酸根</w:t>
+      </w:r>
+      <w:r>
+        <w:rPr>
+          <w:rFonts w:hint="eastAsia" w:ascii="Times New Roman" w:hAnsi="Times New Roman" w:eastAsia="Times New Roman" w:cs="Times New Roman"/>
+        </w:rPr>
+        <w:t>）</w:t>
+      </w:r>
+      <w:r>
+        <w:rPr>
+          <w:rFonts w:hint="eastAsia" w:ascii="Times New Roman" w:hAnsi="Times New Roman" w:eastAsia="FangSong" w:cs="Times New Roman"/>
+        </w:rPr>
+        <w:t>是好的离去基团</w:t>
+      </w:r>
+      <w:r>
+        <w:rPr>
+          <w:rFonts w:hint="eastAsia" w:ascii="Times New Roman" w:hAnsi="Times New Roman" w:eastAsia="Times New Roman" w:cs="Times New Roman"/>
+        </w:rPr>
+        <w:t>，</w:t>
+      </w:r>
+      <w:r>
+        <w:rPr>
+          <w:rFonts w:hint="eastAsia" w:ascii="Times New Roman" w:hAnsi="Times New Roman" w:eastAsia="FangSong" w:cs="Times New Roman"/>
+        </w:rPr>
+        <w:t>故富电子的苄胺</w:t>
+      </w:r>
+      <w:r>
+        <w:rPr>
+          <w:rFonts w:ascii="Times New Roman" w:hAnsi="Times New Roman" w:eastAsia="Times New Roman" w:cs="Times New Roman"/>
+        </w:rPr>
+        <w:t xml:space="preserve"> N </w:t>
+      </w:r>
+      <w:r>
+        <w:rPr>
+          <w:rFonts w:hint="eastAsia" w:ascii="Times New Roman" w:hAnsi="Times New Roman" w:eastAsia="FangSong" w:cs="Times New Roman"/>
+        </w:rPr>
+        <w:t xml:space="preserve">原子亲核进攻酰胺</w:t>
+      </w:r>
+      <w:r>
+        <w:rPr>
+          <w:rFonts w:ascii="Times New Roman" w:hAnsi="Times New Roman" w:eastAsia="Times New Roman" w:cs="Times New Roman"/>
+        </w:rPr>
+        <w:t xml:space="preserve"> N </w:t>
+      </w:r>
+      <w:r>
+        <w:rPr>
+          <w:rFonts w:hint="eastAsia" w:ascii="Times New Roman" w:hAnsi="Times New Roman" w:eastAsia="FangSong" w:cs="Times New Roman"/>
+        </w:rPr>
+        <w:t>原子</w:t>
+      </w:r>
+      <w:r>
+        <w:rPr>
+          <w:rFonts w:hint="eastAsia" w:ascii="Times New Roman" w:hAnsi="Times New Roman" w:eastAsia="Times New Roman" w:cs="Times New Roman"/>
+        </w:rPr>
+        <w:t>，</w:t>
+      </w:r>
+      <w:r>
+        <w:rPr>
+          <w:rFonts w:hint="eastAsia" w:ascii="Times New Roman" w:hAnsi="Times New Roman" w:eastAsia="FangSong" w:cs="Times New Roman"/>
+        </w:rPr>
+        <w:t>发生亲核取代反应</w:t>
+      </w:r>
+      <w:r>
+        <w:rPr>
+          <w:rFonts w:hint="eastAsia" w:ascii="Times New Roman" w:hAnsi="Times New Roman" w:eastAsia="Times New Roman" w:cs="Times New Roman"/>
+        </w:rPr>
+        <w:t>，</w:t>
+      </w:r>
+      <w:r>
+        <w:rPr>
+          <w:rFonts w:hint="eastAsia" w:ascii="Times New Roman" w:hAnsi="Times New Roman" w:eastAsia="FangSong" w:cs="Times New Roman"/>
+        </w:rPr>
+        <w:t>构建</w:t>
+      </w:r>
+      <w:r>
+        <w:rPr>
+          <w:rFonts w:ascii="Times New Roman" w:hAnsi="Times New Roman" w:eastAsia="Times New Roman" w:cs="Times New Roman"/>
+        </w:rPr>
+        <w:t xml:space="preserve"> </w:t>
+      </w:r>
+      <w:r>
+        <w:rPr>
+          <w:rFonts w:ascii="Times New Roman" w:hAnsi="Times New Roman" w:eastAsia="Times New Roman" w:cs="Times New Roman"/>
+          <w:b/>
+          <w:bCs/>
+        </w:rPr>
+        <w:t xml:space="preserve">N-N </w:t>
+      </w:r>
+      <w:r>
+        <w:rPr>
+          <w:rFonts w:hint="eastAsia" w:ascii="Times New Roman" w:hAnsi="Times New Roman" w:eastAsia="FangSong" w:cs="Times New Roman"/>
+          <w:b/>
+          <w:bCs/>
+        </w:rPr>
+        <w:t xml:space="preserve">键</w:t>
+      </w:r>
+      <w:r>
+        <w:rPr>
+          <w:rFonts w:ascii="Times New Roman" w:hAnsi="Times New Roman" w:eastAsia="Times New Roman" w:cs="Times New Roman"/>
+        </w:rPr>
+        <w:t xml:space="preserve">。</w:t>
+      </w:r>
+    </w:p>
+    <w:p>
+      <w:pPr>
+        <w:pStyle w:val="BodyText"/>
+      </w:pPr>
+      <w:r>
+        <w:rPr>
+          <w:rFonts w:hint="eastAsia" w:ascii="Times New Roman" w:hAnsi="Times New Roman" w:eastAsia="FangSong" w:cs="Times New Roman"/>
+          <w:b/>
+          <w:bCs/>
+        </w:rPr>
+        <w:t xml:space="preserve">中间体</w:t>
+      </w:r>
+      <w:r>
+        <w:rPr>
+          <w:rFonts w:ascii="Times New Roman" w:hAnsi="Times New Roman" w:eastAsia="Times New Roman" w:cs="Times New Roman"/>
+          <w:b/>
+          <w:bCs/>
+        </w:rPr>
+        <w:t xml:space="preserve"> </w:t>
+      </w:r>
+      <w:r>
+        <w:rPr>
+          <w:rFonts w:hint="eastAsia" w:ascii="Times New Roman" w:hAnsi="Times New Roman" w:eastAsia="Times New Roman" w:cs="Times New Roman"/>
+          <w:b/>
+          <w:bCs/>
+        </w:rPr>
+        <w:t>2（</w:t>
+      </w:r>
+      <w:r>
+        <w:rPr>
+          <w:rFonts w:hint="eastAsia" w:ascii="Times New Roman" w:hAnsi="Times New Roman" w:eastAsia="FangSong" w:cs="Times New Roman"/>
+          <w:b/>
+          <w:bCs/>
+        </w:rPr>
+        <w:t>氮宾</w:t>
+      </w:r>
+      <w:r>
+        <w:rPr>
+          <w:rFonts w:hint="eastAsia" w:ascii="Times New Roman" w:hAnsi="Times New Roman" w:eastAsia="Times New Roman" w:cs="Times New Roman"/>
+          <w:b/>
+          <w:bCs/>
+        </w:rPr>
+        <w:t>）</w:t>
+      </w:r>
+      <w:r>
+        <w:rPr>
+          <w:rFonts w:hint="eastAsia" w:ascii="Times New Roman" w:hAnsi="Times New Roman" w:eastAsia="Times New Roman" w:cs="Times New Roman"/>
+        </w:rPr>
+        <w:t>：</w:t>
+      </w:r>
+      <w:r>
+        <w:rPr>
+          <w:rFonts w:hint="eastAsia" w:ascii="Times New Roman" w:hAnsi="Times New Roman" w:eastAsia="FangSong" w:cs="Times New Roman"/>
+        </w:rPr>
+        <w:t>得到的中间体</w:t>
+      </w:r>
+      <w:r>
+        <w:rPr>
+          <w:rFonts w:ascii="Times New Roman" w:hAnsi="Times New Roman" w:eastAsia="Times New Roman" w:cs="Times New Roman"/>
+        </w:rPr>
+        <w:t xml:space="preserve"> 1 </w:t>
+      </w:r>
+      <w:r>
+        <w:rPr>
+          <w:rFonts w:hint="eastAsia" w:ascii="Times New Roman" w:hAnsi="Times New Roman" w:eastAsia="FangSong" w:cs="Times New Roman"/>
+        </w:rPr>
+        <w:t>仍可看作具有端基效应的酰胺</w:t>
+      </w:r>
+      <w:r>
+        <w:rPr>
+          <w:rFonts w:hint="eastAsia" w:ascii="Times New Roman" w:hAnsi="Times New Roman" w:eastAsia="Times New Roman" w:cs="Times New Roman"/>
+        </w:rPr>
+        <w:t>。</w:t>
+      </w:r>
+      <w:r>
+        <w:rPr>
+          <w:rFonts w:hint="eastAsia" w:ascii="Times New Roman" w:hAnsi="Times New Roman" w:eastAsia="FangSong" w:cs="Times New Roman"/>
+        </w:rPr>
+        <w:t>用切断法进行分析</w:t>
+      </w:r>
+      <w:r>
+        <w:rPr>
+          <w:rFonts w:hint="eastAsia" w:ascii="Times New Roman" w:hAnsi="Times New Roman" w:eastAsia="Times New Roman" w:cs="Times New Roman"/>
+        </w:rPr>
+        <w:t>：OBn</w:t>
+      </w:r>
+      <w:r>
+        <w:rPr>
+          <w:rFonts w:ascii="Times New Roman" w:hAnsi="Times New Roman" w:eastAsia="Times New Roman" w:cs="Times New Roman"/>
+        </w:rPr>
+        <w:t xml:space="preserve"> </w:t>
+      </w:r>
+      <w:r>
+        <w:rPr>
+          <w:rFonts w:hint="eastAsia" w:ascii="Times New Roman" w:hAnsi="Times New Roman" w:eastAsia="FangSong" w:cs="Times New Roman"/>
+        </w:rPr>
+        <w:t xml:space="preserve">可以以</w:t>
+      </w:r>
+      <w:r>
+        <w:rPr>
+          <w:rFonts w:ascii="Times New Roman" w:hAnsi="Times New Roman" w:eastAsia="Times New Roman" w:cs="Times New Roman"/>
+        </w:rPr>
+        <w:t xml:space="preserve"> </w:t>
+      </w:r>
+      <m:oMath>
+        <m:r>
+          <m:rPr>
+            <m:sty m:val="p"/>
+          </m:rPr>
+          <m:t>B</m:t>
+        </m:r>
+        <m:r>
+          <m:rPr>
+            <m:sty m:val="p"/>
+          </m:rPr>
+          <m:t>n</m:t>
+        </m:r>
+        <m:sSup>
+          <m:e>
+            <m:r>
+              <m:rPr>
+                <m:sty m:val="p"/>
+              </m:rPr>
+              <m:t>O</m:t>
+            </m:r>
+          </m:e>
+          <m:sup>
+            <m:r>
+              <m:rPr>
+                <m:sty m:val="p"/>
+              </m:rPr>
+              <m:t>−</m:t>
+            </m:r>
+          </m:sup>
+        </m:sSup>
+      </m:oMath>
+      <w:r>
+        <w:rPr>
+          <w:rFonts w:ascii="Times New Roman" w:hAnsi="Times New Roman" w:eastAsia="Times New Roman" w:cs="Times New Roman"/>
+        </w:rPr>
+        <w:t xml:space="preserve"> </w:t>
+      </w:r>
+      <w:r>
+        <w:rPr>
+          <w:rFonts w:hint="eastAsia" w:ascii="Times New Roman" w:hAnsi="Times New Roman" w:eastAsia="FangSong" w:cs="Times New Roman"/>
+        </w:rPr>
+        <w:t>的形式离去</w:t>
+      </w:r>
+      <w:r>
+        <w:rPr>
+          <w:rFonts w:hint="eastAsia" w:ascii="Times New Roman" w:hAnsi="Times New Roman" w:eastAsia="Times New Roman" w:cs="Times New Roman"/>
+        </w:rPr>
+        <w:t>，</w:t>
+      </w:r>
+      <w:r>
+        <w:rPr>
+          <w:rFonts w:hint="eastAsia" w:ascii="Times New Roman" w:hAnsi="Times New Roman" w:eastAsia="FangSong" w:cs="Times New Roman"/>
+        </w:rPr>
+        <w:t>酰胺可以以</w:t>
+      </w:r>
+      <w:r>
+        <w:rPr>
+          <w:rFonts w:ascii="Times New Roman" w:hAnsi="Times New Roman" w:eastAsia="Times New Roman" w:cs="Times New Roman"/>
+        </w:rPr>
+        <w:t xml:space="preserve"> </w:t>
+      </w:r>
+      <m:oMath>
+        <m:r>
+          <m:rPr>
+            <m:sty m:val="p"/>
+          </m:rPr>
+          <m:t>A</m:t>
+        </m:r>
+        <m:r>
+          <m:rPr>
+            <m:sty m:val="p"/>
+          </m:rPr>
+          <m:t>r</m:t>
+        </m:r>
+        <m:r>
+          <m:rPr>
+            <m:sty m:val="p"/>
+          </m:rPr>
+          <m:t>C</m:t>
+        </m:r>
+        <m:sSup>
+          <m:e>
+            <m:r>
+              <m:rPr>
+                <m:sty m:val="p"/>
+              </m:rPr>
+              <m:t>O</m:t>
+            </m:r>
+          </m:e>
+          <m:sup>
+            <m:r>
+              <m:rPr>
+                <m:sty m:val="p"/>
+              </m:rPr>
+              <m:t>+</m:t>
+            </m:r>
+          </m:sup>
+        </m:sSup>
+      </m:oMath>
+      <w:r>
+        <w:rPr>
+          <w:rFonts w:ascii="Times New Roman" w:hAnsi="Times New Roman" w:eastAsia="Times New Roman" w:cs="Times New Roman"/>
+        </w:rPr>
+        <w:t xml:space="preserve"> </w:t>
+      </w:r>
+      <w:r>
+        <w:rPr>
+          <w:rFonts w:hint="eastAsia" w:ascii="Times New Roman" w:hAnsi="Times New Roman" w:eastAsia="FangSong" w:cs="Times New Roman"/>
+        </w:rPr>
+        <w:t>的形式离去</w:t>
+      </w:r>
+      <w:r>
+        <w:rPr>
+          <w:rFonts w:hint="eastAsia" w:ascii="Times New Roman" w:hAnsi="Times New Roman" w:eastAsia="Times New Roman" w:cs="Times New Roman"/>
+        </w:rPr>
+        <w:t>。</w:t>
+      </w:r>
+      <w:r>
+        <w:rPr>
+          <w:rFonts w:hint="eastAsia" w:ascii="Times New Roman" w:hAnsi="Times New Roman" w:eastAsia="FangSong" w:cs="Times New Roman"/>
+        </w:rPr>
+        <w:t>由于这两个基团离去能力都不强</w:t>
+      </w:r>
+      <w:r>
+        <w:rPr>
+          <w:rFonts w:hint="eastAsia" w:ascii="Times New Roman" w:hAnsi="Times New Roman" w:eastAsia="Times New Roman" w:cs="Times New Roman"/>
+        </w:rPr>
+        <w:t>，</w:t>
+      </w:r>
+      <w:r>
+        <w:rPr>
+          <w:rFonts w:hint="eastAsia" w:ascii="Times New Roman" w:hAnsi="Times New Roman" w:eastAsia="FangSong" w:cs="Times New Roman"/>
+        </w:rPr>
+        <w:t>因此它们最好</w:t>
+      </w:r>
+      <w:r>
+        <w:rPr>
+          <w:rFonts w:hint="eastAsia" w:ascii="Times New Roman" w:hAnsi="Times New Roman" w:eastAsia="FangSong" w:cs="Times New Roman"/>
+          <w:b/>
+          <w:bCs/>
+        </w:rPr>
+        <w:t xml:space="preserve">同步离去</w:t>
+      </w:r>
+      <w:r>
+        <w:rPr>
+          <w:rFonts w:hint="eastAsia" w:ascii="Times New Roman" w:hAnsi="Times New Roman" w:eastAsia="Times New Roman" w:cs="Times New Roman"/>
+        </w:rPr>
+        <w:t>，</w:t>
+      </w:r>
+      <w:r>
+        <w:rPr>
+          <w:rFonts w:hint="eastAsia" w:ascii="Times New Roman" w:hAnsi="Times New Roman" w:eastAsia="FangSong" w:cs="Times New Roman"/>
+        </w:rPr>
+        <w:t>并在离去的同时形成</w:t>
+      </w:r>
+      <w:r>
+        <w:rPr>
+          <w:rFonts w:ascii="Times New Roman" w:hAnsi="Times New Roman" w:eastAsia="Times New Roman" w:cs="Times New Roman"/>
+        </w:rPr>
+        <w:t xml:space="preserve"> </w:t>
+      </w:r>
+      <m:oMath>
+        <m:oMathPr>
+          <m:ctrlPr>
+            <w:rPr>
+              <w:sz w:val="28"/>
+              <w:szCs w:val="28"/>
+            </w:rPr>
+          </m:ctrlPr>
+        </m:oMathPr>
+        <m:r>
+          <m:rPr>
+            <m:sty m:val="p"/>
+          </m:rPr>
+          <m:t>A</m:t>
+        </m:r>
+        <m:r>
+          <m:rPr>
+            <m:sty m:val="p"/>
+          </m:rPr>
+          <m:t>r</m:t>
+        </m:r>
+        <m:r>
+          <m:rPr>
+            <m:sty m:val="p"/>
+          </m:rPr>
+          <m:t>C</m:t>
+        </m:r>
+        <m:r>
+          <m:rPr>
+            <m:sty m:val="p"/>
+          </m:rPr>
+          <m:t>(</m:t>
+        </m:r>
+        <m:r>
+          <m:rPr>
+            <m:sty m:val="p"/>
+          </m:rPr>
+          <m:t>O</m:t>
+        </m:r>
+        <m:r>
+          <m:rPr>
+            <m:sty m:val="p"/>
+          </m:rPr>
+          <m:t>)</m:t>
+        </m:r>
+        <m:r>
+          <m:rPr>
+            <m:sty m:val="p"/>
+          </m:rPr>
+          <m:t>−</m:t>
+        </m:r>
+        <m:r>
+          <m:rPr>
+            <m:sty m:val="p"/>
+          </m:rPr>
+          <m:t>O</m:t>
+        </m:r>
+        <m:r>
+          <m:rPr>
+            <m:sty m:val="p"/>
+          </m:rPr>
+          <m:t>B</m:t>
+        </m:r>
+        <m:r>
+          <m:rPr>
+            <m:sty m:val="p"/>
+          </m:rPr>
+          <m:t>n</m:t>
+        </m:r>
+      </m:oMath>
+      <w:r>
+        <w:rPr>
+          <w:rFonts w:ascii="Times New Roman" w:hAnsi="Times New Roman" w:eastAsia="Times New Roman" w:cs="Times New Roman"/>
+        </w:rPr>
+        <w:t xml:space="preserve"> </w:t>
+      </w:r>
+      <w:r>
+        <w:rPr>
+          <w:rFonts w:hint="eastAsia" w:ascii="Times New Roman" w:hAnsi="Times New Roman" w:eastAsia="FangSong" w:cs="Times New Roman"/>
+        </w:rPr>
+        <w:t>酯键</w:t>
+      </w:r>
+      <w:r>
+        <w:rPr>
+          <w:rFonts w:hint="eastAsia" w:ascii="Times New Roman" w:hAnsi="Times New Roman" w:eastAsia="Times New Roman" w:cs="Times New Roman"/>
+        </w:rPr>
+        <w:t>，</w:t>
+      </w:r>
+      <w:r>
+        <w:rPr>
+          <w:rFonts w:hint="eastAsia" w:ascii="Times New Roman" w:hAnsi="Times New Roman" w:eastAsia="FangSong" w:cs="Times New Roman"/>
+        </w:rPr>
+        <w:t>这样就能有效降低反应的活化能</w:t>
+      </w:r>
+      <w:r>
+        <w:rPr>
+          <w:rFonts w:hint="eastAsia" w:ascii="Times New Roman" w:hAnsi="Times New Roman" w:eastAsia="Times New Roman" w:cs="Times New Roman"/>
+        </w:rPr>
+        <w:t>，</w:t>
+      </w:r>
+      <w:r>
+        <w:rPr>
+          <w:rFonts w:hint="eastAsia" w:ascii="Times New Roman" w:hAnsi="Times New Roman" w:eastAsia="FangSong" w:cs="Times New Roman"/>
+        </w:rPr>
+        <w:t>得到</w:t>
+      </w:r>
+      <w:r>
+        <w:rPr>
+          <w:rFonts w:hint="eastAsia" w:ascii="Times New Roman" w:hAnsi="Times New Roman" w:eastAsia="FangSong" w:cs="Times New Roman"/>
+          <w:b/>
+          <w:bCs/>
+        </w:rPr>
+        <w:t xml:space="preserve">氮宾中间体</w:t>
+      </w:r>
+      <w:r>
+        <w:rPr>
+          <w:rFonts w:ascii="Times New Roman" w:hAnsi="Times New Roman" w:eastAsia="Times New Roman" w:cs="Times New Roman"/>
+        </w:rPr>
+        <w:t xml:space="preserve">。</w:t>
+      </w:r>
+    </w:p>
+    <w:p>
+      <w:pPr>
+        <w:pStyle w:val="BodyText"/>
+      </w:pPr>
+      <w:r>
+        <w:rPr>
+          <w:rFonts w:hint="eastAsia" w:ascii="Times New Roman" w:hAnsi="Times New Roman" w:eastAsia="FangSong" w:cs="Times New Roman"/>
+        </w:rPr>
+        <w:t xml:space="preserve">最后通过</w:t>
+      </w:r>
+      <w:r>
+        <w:rPr>
+          <w:rFonts w:hint="eastAsia" w:ascii="Times New Roman" w:hAnsi="Times New Roman" w:eastAsia="FangSong" w:cs="Times New Roman"/>
+          <w:b/>
+          <w:bCs/>
+        </w:rPr>
+        <w:t xml:space="preserve">紧密自由基对</w:t>
+      </w:r>
+      <w:r>
+        <w:rPr>
+          <w:rFonts w:hint="eastAsia" w:ascii="Times New Roman" w:hAnsi="Times New Roman" w:eastAsia="FangSong" w:cs="Times New Roman"/>
+        </w:rPr>
+        <w:t>过程</w:t>
+      </w:r>
+      <w:r>
+        <w:rPr>
+          <w:rFonts w:hint="eastAsia" w:ascii="Times New Roman" w:hAnsi="Times New Roman" w:eastAsia="Times New Roman" w:cs="Times New Roman"/>
+        </w:rPr>
+        <w:t>，</w:t>
+      </w:r>
+      <w:r>
+        <w:rPr>
+          <w:rFonts w:hint="eastAsia" w:ascii="Times New Roman" w:hAnsi="Times New Roman" w:eastAsia="FangSong" w:cs="Times New Roman"/>
+        </w:rPr>
+        <w:t>氮气离去</w:t>
+      </w:r>
+      <w:r>
+        <w:rPr>
+          <w:rFonts w:hint="eastAsia" w:ascii="Times New Roman" w:hAnsi="Times New Roman" w:eastAsia="Times New Roman" w:cs="Times New Roman"/>
+        </w:rPr>
+        <w:t>，</w:t>
+      </w:r>
+      <w:r>
+        <w:rPr>
+          <w:rFonts w:hint="eastAsia" w:ascii="Times New Roman" w:hAnsi="Times New Roman" w:eastAsia="FangSong" w:cs="Times New Roman"/>
+        </w:rPr>
+        <w:t>得到</w:t>
+      </w:r>
+      <w:r>
+        <w:rPr>
+          <w:rFonts w:ascii="Times New Roman" w:hAnsi="Times New Roman" w:eastAsia="Times New Roman" w:cs="Times New Roman"/>
+        </w:rPr>
+        <w:t xml:space="preserve"> C-C </w:t>
+      </w:r>
+      <w:r>
+        <w:rPr>
+          <w:rFonts w:hint="eastAsia" w:ascii="Times New Roman" w:hAnsi="Times New Roman" w:eastAsia="FangSong" w:cs="Times New Roman"/>
+        </w:rPr>
+        <w:t>键偶联产物</w:t>
+      </w:r>
+      <w:r>
+        <w:rPr>
+          <w:rFonts w:hint="eastAsia" w:ascii="Times New Roman" w:hAnsi="Times New Roman" w:eastAsia="Times New Roman" w:cs="Times New Roman"/>
+        </w:rPr>
+        <w:t>。</w:t>
+      </w:r>
+    </w:p>
+    <w:bookmarkStart w:id="319" w:name="dyotropic-重排"/>
+    <w:p>
+      <w:pPr>
+        <w:pStyle w:val="Heading3"/>
+        <w:spacing w:before="280" w:after="120"/>
+      </w:pPr>
+      <w:r>
+        <w:rPr>
+          <w:rFonts w:ascii="Times New Roman" w:hAnsi="Times New Roman" w:eastAsia="Times New Roman" w:cs="Times New Roman"/>
+        </w:rPr>
+        <w:t xml:space="preserve">10-4 Dyotropic </w:t>
+      </w:r>
+      <w:r>
+        <w:rPr>
+          <w:rFonts w:hint="eastAsia" w:ascii="Times New Roman" w:hAnsi="Times New Roman" w:eastAsia="SimHei" w:cs="Times New Roman"/>
+        </w:rPr>
+        <w:t xml:space="preserve">重排</w:t>
+      </w:r>
+    </w:p>
+    <w:p>
+      <w:pPr>
+        <w:pStyle w:val="FirstParagraph"/>
+      </w:pPr>
+      <w:r>
+        <w:rPr>
+          <w:rFonts w:hint="eastAsia" w:ascii="Times New Roman" w:hAnsi="Times New Roman" w:eastAsia="FangSong" w:cs="Times New Roman"/>
+        </w:rPr>
+        <w:t xml:space="preserve">双重重排反应本质上属于</w:t>
+      </w:r>
+      <w:r>
+        <w:rPr>
+          <w:rFonts w:hint="eastAsia" w:ascii="Times New Roman" w:hAnsi="Times New Roman" w:eastAsia="FangSong" w:cs="Times New Roman"/>
+          <w:b/>
+          <w:bCs/>
+        </w:rPr>
+        <w:t xml:space="preserve">周环反应</w:t>
+      </w:r>
+      <w:r>
+        <w:rPr>
+          <w:rFonts w:hint="eastAsia" w:ascii="Times New Roman" w:hAnsi="Times New Roman" w:eastAsia="Times New Roman" w:cs="Times New Roman"/>
+        </w:rPr>
+        <w:t>，</w:t>
+      </w:r>
+      <w:r>
+        <w:rPr>
+          <w:rFonts w:hint="eastAsia" w:ascii="Times New Roman" w:hAnsi="Times New Roman" w:eastAsia="FangSong" w:cs="Times New Roman"/>
+        </w:rPr>
+        <w:t>具有高度的立体专一性</w:t>
+      </w:r>
+      <w:r>
+        <w:rPr>
+          <w:rFonts w:hint="eastAsia" w:ascii="Times New Roman" w:hAnsi="Times New Roman" w:eastAsia="Times New Roman" w:cs="Times New Roman"/>
+        </w:rPr>
+        <w:t>。</w:t>
+      </w:r>
+      <w:r>
+        <w:rPr>
+          <w:rFonts w:hint="eastAsia" w:ascii="Times New Roman" w:hAnsi="Times New Roman" w:eastAsia="FangSong" w:cs="Times New Roman"/>
+        </w:rPr>
+        <w:t>其前线轨道分析的结论</w:t>
+      </w:r>
+      <w:r>
+        <w:rPr>
+          <w:rFonts w:hint="eastAsia" w:ascii="Times New Roman" w:hAnsi="Times New Roman" w:eastAsia="Times New Roman" w:cs="Times New Roman"/>
+        </w:rPr>
+        <w:t>：</w:t>
+      </w:r>
+      <w:r>
+        <w:rPr>
+          <w:rFonts w:ascii="Times New Roman" w:hAnsi="Times New Roman" w:eastAsia="Times New Roman" w:cs="Times New Roman"/>
+        </w:rPr>
+        <w:t xml:space="preserve"> </w:t>
+      </w:r>
+      <w:r>
+        <w:rPr>
+          <w:rFonts w:ascii="Times New Roman" w:hAnsi="Times New Roman" w:eastAsia="Times New Roman" w:cs="Times New Roman"/>
+        </w:rPr>
+        <w:t xml:space="preserve">- </w:t>
+      </w:r>
+      <w:r>
+        <w:rPr>
+          <w:rFonts w:hint="eastAsia" w:ascii="Times New Roman" w:hAnsi="Times New Roman" w:eastAsia="FangSong" w:cs="Times New Roman"/>
+        </w:rPr>
+        <w:t>至少有一个迁移基团需要具有孤对电子</w:t>
+      </w:r>
+      <w:r>
+        <w:rPr>
+          <w:rFonts w:hint="eastAsia" w:ascii="Times New Roman" w:hAnsi="Times New Roman" w:eastAsia="Times New Roman" w:cs="Times New Roman"/>
+        </w:rPr>
+        <w:t>，</w:t>
+      </w:r>
+      <w:r>
+        <w:rPr>
+          <w:rFonts w:hint="eastAsia" w:ascii="Times New Roman" w:hAnsi="Times New Roman" w:eastAsia="FangSong" w:cs="Times New Roman"/>
+        </w:rPr>
+        <w:t>或拥有符合</w:t>
+      </w:r>
+      <w:r>
+        <w:rPr>
+          <w:rFonts w:ascii="Times New Roman" w:hAnsi="Times New Roman" w:eastAsia="Times New Roman" w:cs="Times New Roman"/>
+        </w:rPr>
+        <w:t xml:space="preserve"> </w:t>
+      </w:r>
+      <m:oMath>
+        <m:r>
+          <m:t>π</m:t>
+        </m:r>
+      </m:oMath>
+      <w:r>
+        <w:rPr>
+          <w:rFonts w:ascii="Times New Roman" w:hAnsi="Times New Roman" w:eastAsia="Times New Roman" w:cs="Times New Roman"/>
+        </w:rPr>
+        <w:t xml:space="preserve"> </w:t>
+      </w:r>
+      <w:r>
+        <w:rPr>
+          <w:rFonts w:hint="eastAsia" w:ascii="Times New Roman" w:hAnsi="Times New Roman" w:eastAsia="FangSong" w:cs="Times New Roman"/>
+        </w:rPr>
+        <w:t xml:space="preserve">对称性的轨道</w:t>
+      </w:r>
+      <w:r>
+        <w:rPr>
+          <w:rFonts w:ascii="Times New Roman" w:hAnsi="Times New Roman" w:eastAsia="Times New Roman" w:cs="Times New Roman"/>
+        </w:rPr>
+        <w:t xml:space="preserve"> </w:t>
+      </w:r>
+      <w:r>
+        <w:rPr>
+          <w:rFonts w:ascii="Times New Roman" w:hAnsi="Times New Roman" w:eastAsia="Times New Roman" w:cs="Times New Roman"/>
+        </w:rPr>
+        <w:t xml:space="preserve">- </w:t>
+      </w:r>
+      <w:r>
+        <w:rPr>
+          <w:rFonts w:hint="eastAsia" w:ascii="Times New Roman" w:hAnsi="Times New Roman" w:eastAsia="FangSong" w:cs="Times New Roman"/>
+        </w:rPr>
+        <w:t xml:space="preserve">基团</w:t>
+      </w:r>
+      <w:r>
+        <w:rPr>
+          <w:rFonts w:ascii="Times New Roman" w:hAnsi="Times New Roman" w:eastAsia="Times New Roman" w:cs="Times New Roman"/>
+        </w:rPr>
+        <w:t xml:space="preserve"> X </w:t>
+      </w:r>
+      <w:r>
+        <w:rPr>
+          <w:rFonts w:hint="eastAsia" w:ascii="Times New Roman" w:hAnsi="Times New Roman" w:eastAsia="FangSong" w:cs="Times New Roman"/>
+        </w:rPr>
+        <w:t xml:space="preserve">和</w:t>
+      </w:r>
+      <w:r>
+        <w:rPr>
+          <w:rFonts w:ascii="Times New Roman" w:hAnsi="Times New Roman" w:eastAsia="Times New Roman" w:cs="Times New Roman"/>
+        </w:rPr>
+        <w:t xml:space="preserve"> Y </w:t>
+      </w:r>
+      <w:r>
+        <w:rPr>
+          <w:rFonts w:hint="eastAsia" w:ascii="Times New Roman" w:hAnsi="Times New Roman" w:eastAsia="FangSong" w:cs="Times New Roman"/>
+        </w:rPr>
+        <w:t xml:space="preserve">分别进行</w:t>
+      </w:r>
+      <w:r>
+        <w:rPr>
+          <w:rFonts w:hint="eastAsia" w:ascii="Times New Roman" w:hAnsi="Times New Roman" w:eastAsia="FangSong" w:cs="Times New Roman"/>
+          <w:b/>
+          <w:bCs/>
+        </w:rPr>
+        <w:t xml:space="preserve">同面迁移</w:t>
+      </w:r>
+      <w:r>
+        <w:rPr>
+          <w:rFonts w:ascii="Times New Roman" w:hAnsi="Times New Roman" w:eastAsia="Times New Roman" w:cs="Times New Roman"/>
+        </w:rPr>
+        <w:t xml:space="preserve"> </w:t>
+      </w:r>
+      <w:r>
+        <w:rPr>
+          <w:rFonts w:ascii="Times New Roman" w:hAnsi="Times New Roman" w:eastAsia="Times New Roman" w:cs="Times New Roman"/>
+        </w:rPr>
+        <w:t xml:space="preserve">- </w:t>
+      </w:r>
+      <w:r>
+        <w:rPr>
+          <w:rFonts w:hint="eastAsia" w:ascii="Times New Roman" w:hAnsi="Times New Roman" w:eastAsia="FangSong" w:cs="Times New Roman"/>
+        </w:rPr>
+        <w:t xml:space="preserve">若</w:t>
+      </w:r>
+      <w:r>
+        <w:rPr>
+          <w:rFonts w:ascii="Times New Roman" w:hAnsi="Times New Roman" w:eastAsia="Times New Roman" w:cs="Times New Roman"/>
+        </w:rPr>
+        <w:t xml:space="preserve"> A </w:t>
+      </w:r>
+      <w:r>
+        <w:rPr>
+          <w:rFonts w:hint="eastAsia" w:ascii="Times New Roman" w:hAnsi="Times New Roman" w:eastAsia="FangSong" w:cs="Times New Roman"/>
+        </w:rPr>
+        <w:t>和</w:t>
+      </w:r>
+      <w:r>
+        <w:rPr>
+          <w:rFonts w:hint="eastAsia" w:ascii="Times New Roman" w:hAnsi="Times New Roman" w:eastAsia="Times New Roman" w:cs="Times New Roman"/>
+        </w:rPr>
+        <w:t>/</w:t>
+      </w:r>
+      <w:r>
+        <w:rPr>
+          <w:rFonts w:hint="eastAsia" w:ascii="Times New Roman" w:hAnsi="Times New Roman" w:eastAsia="FangSong" w:cs="Times New Roman"/>
+        </w:rPr>
+        <w:t>或</w:t>
+      </w:r>
+      <w:r>
+        <w:rPr>
+          <w:rFonts w:ascii="Times New Roman" w:hAnsi="Times New Roman" w:eastAsia="Times New Roman" w:cs="Times New Roman"/>
+        </w:rPr>
+        <w:t xml:space="preserve"> B </w:t>
+      </w:r>
+      <w:r>
+        <w:rPr>
+          <w:rFonts w:hint="eastAsia" w:ascii="Times New Roman" w:hAnsi="Times New Roman" w:eastAsia="FangSong" w:cs="Times New Roman"/>
+        </w:rPr>
+        <w:t>是手性碳原子</w:t>
+      </w:r>
+      <w:r>
+        <w:rPr>
+          <w:rFonts w:hint="eastAsia" w:ascii="Times New Roman" w:hAnsi="Times New Roman" w:eastAsia="Times New Roman" w:cs="Times New Roman"/>
+        </w:rPr>
+        <w:t>，</w:t>
+      </w:r>
+      <w:r>
+        <w:rPr>
+          <w:rFonts w:hint="eastAsia" w:ascii="Times New Roman" w:hAnsi="Times New Roman" w:eastAsia="FangSong" w:cs="Times New Roman"/>
+        </w:rPr>
+        <w:t>则反应后手性发生</w:t>
+      </w:r>
+      <w:r>
+        <w:rPr>
+          <w:rFonts w:hint="eastAsia" w:ascii="Times New Roman" w:hAnsi="Times New Roman" w:eastAsia="FangSong" w:cs="Times New Roman"/>
+          <w:b/>
+          <w:bCs/>
+        </w:rPr>
+        <w:t xml:space="preserve">翻转</w:t>
+      </w:r>
+      <w:r>
+        <w:rPr>
+          <w:rFonts w:ascii="Times New Roman" w:hAnsi="Times New Roman" w:eastAsia="Times New Roman" w:cs="Times New Roman"/>
+        </w:rPr>
+        <w:t xml:space="preserve"> </w:t>
+      </w:r>
+      <w:r>
+        <w:rPr>
+          <w:rFonts w:ascii="Times New Roman" w:hAnsi="Times New Roman" w:eastAsia="Times New Roman" w:cs="Times New Roman"/>
+        </w:rPr>
+        <w:t xml:space="preserve">- </w:t>
+      </w:r>
+      <w:r>
+        <w:rPr>
+          <w:rFonts w:hint="eastAsia" w:ascii="Times New Roman" w:hAnsi="Times New Roman" w:eastAsia="FangSong" w:cs="Times New Roman"/>
+        </w:rPr>
+        <w:t xml:space="preserve">基团</w:t>
+      </w:r>
+      <w:r>
+        <w:rPr>
+          <w:rFonts w:ascii="Times New Roman" w:hAnsi="Times New Roman" w:eastAsia="Times New Roman" w:cs="Times New Roman"/>
+        </w:rPr>
+        <w:t xml:space="preserve"> X </w:t>
+      </w:r>
+      <w:r>
+        <w:rPr>
+          <w:rFonts w:hint="eastAsia" w:ascii="Times New Roman" w:hAnsi="Times New Roman" w:eastAsia="FangSong" w:cs="Times New Roman"/>
+        </w:rPr>
+        <w:t xml:space="preserve">和</w:t>
+      </w:r>
+      <w:r>
+        <w:rPr>
+          <w:rFonts w:ascii="Times New Roman" w:hAnsi="Times New Roman" w:eastAsia="Times New Roman" w:cs="Times New Roman"/>
+        </w:rPr>
+        <w:t xml:space="preserve"> Y </w:t>
+      </w:r>
+      <w:r>
+        <w:rPr>
+          <w:rFonts w:hint="eastAsia" w:ascii="Times New Roman" w:hAnsi="Times New Roman" w:eastAsia="FangSong" w:cs="Times New Roman"/>
+        </w:rPr>
+        <w:t xml:space="preserve">中的手性碳构型</w:t>
+      </w:r>
+      <w:r>
+        <w:rPr>
+          <w:rFonts w:hint="eastAsia" w:ascii="Times New Roman" w:hAnsi="Times New Roman" w:eastAsia="FangSong" w:cs="Times New Roman"/>
+          <w:b/>
+          <w:bCs/>
+        </w:rPr>
+        <w:t xml:space="preserve">不变</w:t>
+      </w:r>
+    </w:p>
+    <w:p>
+      <w:pPr>
+        <w:pStyle w:val="BodyText"/>
+      </w:pPr>
+      <w:r>
+        <w:rPr>
+          <w:rFonts w:ascii="Times New Roman" w:hAnsi="Times New Roman" w:eastAsia="Times New Roman" w:cs="Times New Roman"/>
+          <w:b/>
+          <w:bCs/>
+        </w:rPr>
+        <w:t xml:space="preserve">10-4-1</w:t>
+      </w:r>
+      <w:r>
+        <w:rPr>
+          <w:rFonts w:hint="eastAsia" w:ascii="Times New Roman" w:hAnsi="Times New Roman" w:eastAsia="Times New Roman" w:cs="Times New Roman"/>
+        </w:rPr>
+        <w:t xml:space="preserve">：</w:t>
+      </w:r>
+      <m:oMath>
+        <m:r>
+          <m:t>γ</m:t>
+        </m:r>
+      </m:oMath>
+      <w:r>
+        <w:rPr>
+          <w:rFonts w:hint="eastAsia" w:ascii="Times New Roman" w:hAnsi="Times New Roman" w:eastAsia="Times New Roman" w:cs="Times New Roman"/>
+        </w:rPr>
+        <w:t>-</w:t>
+      </w:r>
+      <w:r>
+        <w:rPr>
+          <w:rFonts w:hint="eastAsia" w:ascii="Times New Roman" w:hAnsi="Times New Roman" w:eastAsia="FangSong" w:cs="Times New Roman"/>
+        </w:rPr>
+        <w:t>内酯在</w:t>
+      </w:r>
+      <w:r>
+        <w:rPr>
+          <w:rFonts w:ascii="Times New Roman" w:hAnsi="Times New Roman" w:eastAsia="Times New Roman" w:cs="Times New Roman"/>
+        </w:rPr>
+        <w:t xml:space="preserve"> Lewis </w:t>
+      </w:r>
+      <w:r>
+        <w:rPr>
+          <w:rFonts w:hint="eastAsia" w:ascii="Times New Roman" w:hAnsi="Times New Roman" w:eastAsia="FangSong" w:cs="Times New Roman"/>
+        </w:rPr>
+        <w:t>酸的作用下发生双重重排反应进行扩环</w:t>
+      </w:r>
+      <w:r>
+        <w:rPr>
+          <w:rFonts w:hint="eastAsia" w:ascii="Times New Roman" w:hAnsi="Times New Roman" w:eastAsia="Times New Roman" w:cs="Times New Roman"/>
+        </w:rPr>
+        <w:t>，</w:t>
+      </w:r>
+      <w:r>
+        <w:rPr>
+          <w:rFonts w:hint="eastAsia" w:ascii="Times New Roman" w:hAnsi="Times New Roman" w:eastAsia="FangSong" w:cs="Times New Roman"/>
+        </w:rPr>
+        <w:t>反应的驱动力为</w:t>
+      </w:r>
+      <w:r>
+        <w:rPr>
+          <w:rFonts w:hint="eastAsia" w:ascii="Times New Roman" w:hAnsi="Times New Roman" w:eastAsia="FangSong" w:cs="Times New Roman"/>
+          <w:b/>
+          <w:bCs/>
+        </w:rPr>
+        <w:t xml:space="preserve">小环张力的释放</w:t>
+      </w:r>
+      <w:r>
+        <w:rPr>
+          <w:rFonts w:hint="eastAsia" w:ascii="Times New Roman" w:hAnsi="Times New Roman" w:eastAsia="Times New Roman" w:cs="Times New Roman"/>
+        </w:rPr>
+        <w:t>。</w:t>
+      </w:r>
+      <w:r>
+        <w:rPr>
+          <w:rFonts w:hint="eastAsia" w:ascii="Times New Roman" w:hAnsi="Times New Roman" w:eastAsia="FangSong" w:cs="Times New Roman"/>
+        </w:rPr>
+        <w:t>在重排过程中</w:t>
+      </w:r>
+      <w:r>
+        <w:rPr>
+          <w:rFonts w:hint="eastAsia" w:ascii="Times New Roman" w:hAnsi="Times New Roman" w:eastAsia="Times New Roman" w:cs="Times New Roman"/>
+        </w:rPr>
+        <w:t>，</w:t>
+      </w:r>
+      <w:r>
+        <w:rPr>
+          <w:rFonts w:hint="eastAsia" w:ascii="Times New Roman" w:hAnsi="Times New Roman" w:eastAsia="FangSong" w:cs="Times New Roman"/>
+        </w:rPr>
+        <w:t>两个迁移基团呈</w:t>
+      </w:r>
+      <w:r>
+        <w:rPr>
+          <w:rFonts w:hint="eastAsia" w:ascii="Times New Roman" w:hAnsi="Times New Roman" w:eastAsia="FangSong" w:cs="Times New Roman"/>
+          <w:b/>
+          <w:bCs/>
+        </w:rPr>
+        <w:t xml:space="preserve">反式共平面</w:t>
+      </w:r>
+      <w:r>
+        <w:rPr>
+          <w:rFonts w:hint="eastAsia" w:ascii="Times New Roman" w:hAnsi="Times New Roman" w:eastAsia="FangSong" w:cs="Times New Roman"/>
+        </w:rPr>
+        <w:t>的空间关系</w:t>
+      </w:r>
+      <w:r>
+        <w:rPr>
+          <w:rFonts w:hint="eastAsia" w:ascii="Times New Roman" w:hAnsi="Times New Roman" w:eastAsia="Times New Roman" w:cs="Times New Roman"/>
+        </w:rPr>
+        <w:t>，</w:t>
+      </w:r>
+      <w:r>
+        <w:rPr>
+          <w:rFonts w:hint="eastAsia" w:ascii="Times New Roman" w:hAnsi="Times New Roman" w:eastAsia="FangSong" w:cs="Times New Roman"/>
+        </w:rPr>
+        <w:t>以满足过渡态中最大化的轨道重叠</w:t>
+      </w:r>
+      <w:r>
+        <w:rPr>
+          <w:rFonts w:hint="eastAsia" w:ascii="Times New Roman" w:hAnsi="Times New Roman" w:eastAsia="Times New Roman" w:cs="Times New Roman"/>
+        </w:rPr>
+        <w:t>。</w:t>
+      </w:r>
+      <w:r>
+        <w:rPr>
+          <w:rFonts w:hint="eastAsia" w:ascii="Times New Roman" w:hAnsi="Times New Roman" w:eastAsia="FangSong" w:cs="Times New Roman"/>
+        </w:rPr>
+        <w:t>产物为</w:t>
+      </w:r>
+      <w:r>
+        <w:rPr>
+          <w:rFonts w:hint="eastAsia" w:ascii="Times New Roman" w:hAnsi="Times New Roman" w:eastAsia="FangSong" w:cs="Times New Roman"/>
+          <w:b/>
+          <w:bCs/>
+        </w:rPr>
+        <w:t xml:space="preserve">五元环内酯</w:t>
+      </w:r>
+      <w:r>
+        <w:rPr>
+          <w:rFonts w:ascii="Times New Roman" w:hAnsi="Times New Roman" w:eastAsia="Times New Roman" w:cs="Times New Roman"/>
+        </w:rPr>
+        <w:t xml:space="preserve">。</w:t>
+      </w:r>
+    </w:p>
+    <w:p>
+      <w:pPr>
+        <w:pStyle w:val="BodyText"/>
+      </w:pPr>
+      <w:r>
+        <w:rPr>
+          <w:rFonts w:ascii="Times New Roman" w:hAnsi="Times New Roman" w:eastAsia="Times New Roman" w:cs="Times New Roman"/>
+          <w:b/>
+          <w:bCs/>
+        </w:rPr>
+        <w:t xml:space="preserve">10-4-2</w:t>
+      </w:r>
+      <w:r>
+        <w:rPr>
+          <w:rFonts w:hint="eastAsia" w:ascii="Times New Roman" w:hAnsi="Times New Roman" w:eastAsia="Times New Roman" w:cs="Times New Roman"/>
+        </w:rPr>
+        <w:t>：</w:t>
+      </w:r>
+      <w:r>
+        <w:rPr>
+          <w:rFonts w:hint="eastAsia" w:ascii="Times New Roman" w:hAnsi="Times New Roman" w:eastAsia="FangSong" w:cs="Times New Roman"/>
+        </w:rPr>
+        <w:t>与</w:t>
+      </w:r>
+      <w:r>
+        <w:rPr>
+          <w:rFonts w:ascii="Times New Roman" w:hAnsi="Times New Roman" w:eastAsia="Times New Roman" w:cs="Times New Roman"/>
+        </w:rPr>
+        <w:t xml:space="preserve"> 10-4-1 </w:t>
+      </w:r>
+      <w:r>
+        <w:rPr>
+          <w:rFonts w:hint="eastAsia" w:ascii="Times New Roman" w:hAnsi="Times New Roman" w:eastAsia="FangSong" w:cs="Times New Roman"/>
+        </w:rPr>
+        <w:t>类似</w:t>
+      </w:r>
+      <w:r>
+        <w:rPr>
+          <w:rFonts w:hint="eastAsia" w:ascii="Times New Roman" w:hAnsi="Times New Roman" w:eastAsia="Times New Roman" w:cs="Times New Roman"/>
+        </w:rPr>
+        <w:t>，</w:t>
+      </w:r>
+      <w:r>
+        <w:rPr>
+          <w:rFonts w:hint="eastAsia" w:ascii="Times New Roman" w:hAnsi="Times New Roman" w:eastAsia="FangSong" w:cs="Times New Roman"/>
+        </w:rPr>
+        <w:t>仍为</w:t>
+      </w:r>
+      <w:r>
+        <w:rPr>
+          <w:rFonts w:ascii="Times New Roman" w:hAnsi="Times New Roman" w:eastAsia="Times New Roman" w:cs="Times New Roman"/>
+        </w:rPr>
+        <w:t xml:space="preserve"> </w:t>
+      </w:r>
+      <m:oMath>
+        <m:r>
+          <m:t>γ</m:t>
+        </m:r>
+      </m:oMath>
+      <w:r>
+        <w:rPr>
+          <w:rFonts w:hint="eastAsia" w:ascii="Times New Roman" w:hAnsi="Times New Roman" w:eastAsia="Times New Roman" w:cs="Times New Roman"/>
+        </w:rPr>
+        <w:t>-</w:t>
+      </w:r>
+      <w:r>
+        <w:rPr>
+          <w:rFonts w:hint="eastAsia" w:ascii="Times New Roman" w:hAnsi="Times New Roman" w:eastAsia="FangSong" w:cs="Times New Roman"/>
+        </w:rPr>
+        <w:t>内酯的扩环重排</w:t>
+      </w:r>
+      <w:r>
+        <w:rPr>
+          <w:rFonts w:hint="eastAsia" w:ascii="Times New Roman" w:hAnsi="Times New Roman" w:eastAsia="Times New Roman" w:cs="Times New Roman"/>
+        </w:rPr>
+        <w:t>。</w:t>
+      </w:r>
+      <w:r>
+        <w:rPr>
+          <w:rFonts w:hint="eastAsia" w:ascii="Times New Roman" w:hAnsi="Times New Roman" w:eastAsia="FangSong" w:cs="Times New Roman"/>
+        </w:rPr>
+        <w:t>但需要注意除</w:t>
+      </w:r>
+      <w:r>
+        <w:rPr>
+          <w:rFonts w:ascii="Times New Roman" w:hAnsi="Times New Roman" w:eastAsia="Times New Roman" w:cs="Times New Roman"/>
+        </w:rPr>
+        <w:t xml:space="preserve"> C-O </w:t>
+      </w:r>
+      <w:r>
+        <w:rPr>
+          <w:rFonts w:hint="eastAsia" w:ascii="Times New Roman" w:hAnsi="Times New Roman" w:eastAsia="FangSong" w:cs="Times New Roman"/>
+        </w:rPr>
+        <w:t>键迁移外</w:t>
+      </w:r>
+      <w:r>
+        <w:rPr>
+          <w:rFonts w:hint="eastAsia" w:ascii="Times New Roman" w:hAnsi="Times New Roman" w:eastAsia="Times New Roman" w:cs="Times New Roman"/>
+        </w:rPr>
+        <w:t>，</w:t>
+      </w:r>
+      <w:r>
+        <w:rPr>
+          <w:rFonts w:hint="eastAsia" w:ascii="Times New Roman" w:hAnsi="Times New Roman" w:eastAsia="FangSong" w:cs="Times New Roman"/>
+        </w:rPr>
+        <w:t>另一个迁移的是</w:t>
+      </w:r>
+      <w:r>
+        <w:rPr>
+          <w:rFonts w:ascii="Times New Roman" w:hAnsi="Times New Roman" w:eastAsia="Times New Roman" w:cs="Times New Roman"/>
+        </w:rPr>
+        <w:t xml:space="preserve"> </w:t>
+      </w:r>
+      <w:r>
+        <w:rPr>
+          <w:rFonts w:ascii="Times New Roman" w:hAnsi="Times New Roman" w:eastAsia="Times New Roman" w:cs="Times New Roman"/>
+          <w:b/>
+          <w:bCs/>
+        </w:rPr>
+        <w:t xml:space="preserve">C-H </w:t>
+      </w:r>
+      <w:r>
+        <w:rPr>
+          <w:rFonts w:hint="eastAsia" w:ascii="Times New Roman" w:hAnsi="Times New Roman" w:eastAsia="FangSong" w:cs="Times New Roman"/>
+          <w:b/>
+          <w:bCs/>
+        </w:rPr>
+        <w:t xml:space="preserve">键</w:t>
+      </w:r>
+      <w:r>
+        <w:rPr>
+          <w:rFonts w:hint="eastAsia" w:ascii="Times New Roman" w:hAnsi="Times New Roman" w:eastAsia="FangSong" w:cs="Times New Roman"/>
+        </w:rPr>
+        <w:t xml:space="preserve">而非</w:t>
+      </w:r>
+      <w:r>
+        <w:rPr>
+          <w:rFonts w:ascii="Times New Roman" w:hAnsi="Times New Roman" w:eastAsia="Times New Roman" w:cs="Times New Roman"/>
+        </w:rPr>
+        <w:t xml:space="preserve"> C-C </w:t>
+      </w:r>
+      <w:r>
+        <w:rPr>
+          <w:rFonts w:hint="eastAsia" w:ascii="Times New Roman" w:hAnsi="Times New Roman" w:eastAsia="FangSong" w:cs="Times New Roman"/>
+        </w:rPr>
+        <w:t>键</w:t>
+      </w:r>
+      <w:r>
+        <w:rPr>
+          <w:rFonts w:hint="eastAsia" w:ascii="Times New Roman" w:hAnsi="Times New Roman" w:eastAsia="Times New Roman" w:cs="Times New Roman"/>
+        </w:rPr>
+        <w:t>。</w:t>
+      </w:r>
+      <w:r>
+        <w:rPr>
+          <w:rFonts w:hint="eastAsia" w:ascii="Times New Roman" w:hAnsi="Times New Roman" w:eastAsia="FangSong" w:cs="Times New Roman"/>
+        </w:rPr>
+        <w:t>若</w:t>
+      </w:r>
+      <w:r>
+        <w:rPr>
+          <w:rFonts w:ascii="Times New Roman" w:hAnsi="Times New Roman" w:eastAsia="Times New Roman" w:cs="Times New Roman"/>
+        </w:rPr>
+        <w:t xml:space="preserve"> C-C </w:t>
+      </w:r>
+      <w:r>
+        <w:rPr>
+          <w:rFonts w:hint="eastAsia" w:ascii="Times New Roman" w:hAnsi="Times New Roman" w:eastAsia="FangSong" w:cs="Times New Roman"/>
+        </w:rPr>
+        <w:t>键迁移</w:t>
+      </w:r>
+      <w:r>
+        <w:rPr>
+          <w:rFonts w:hint="eastAsia" w:ascii="Times New Roman" w:hAnsi="Times New Roman" w:eastAsia="Times New Roman" w:cs="Times New Roman"/>
+        </w:rPr>
+        <w:t>，</w:t>
+      </w:r>
+      <w:r>
+        <w:rPr>
+          <w:rFonts w:hint="eastAsia" w:ascii="Times New Roman" w:hAnsi="Times New Roman" w:eastAsia="FangSong" w:cs="Times New Roman"/>
+        </w:rPr>
+        <w:t>则六元环结构会扩环为七元环结构</w:t>
+      </w:r>
+      <w:r>
+        <w:rPr>
+          <w:rFonts w:hint="eastAsia" w:ascii="Times New Roman" w:hAnsi="Times New Roman" w:eastAsia="Times New Roman" w:cs="Times New Roman"/>
+        </w:rPr>
+        <w:t>，</w:t>
+      </w:r>
+      <w:r>
+        <w:rPr>
+          <w:rFonts w:hint="eastAsia" w:ascii="Times New Roman" w:hAnsi="Times New Roman" w:eastAsia="FangSong" w:cs="Times New Roman"/>
+        </w:rPr>
+        <w:t>稳定性降低</w:t>
+      </w:r>
+      <w:r>
+        <w:rPr>
+          <w:rFonts w:hint="eastAsia" w:ascii="Times New Roman" w:hAnsi="Times New Roman" w:eastAsia="Times New Roman" w:cs="Times New Roman"/>
+        </w:rPr>
+        <w:t>。</w:t>
+      </w:r>
+    </w:p>
+    <w:p>
+      <w:pPr>
+        <w:pStyle w:val="BodyText"/>
+      </w:pPr>
+      <w:r>
+        <w:rPr>
+          <w:rFonts w:ascii="Times New Roman" w:hAnsi="Times New Roman" w:eastAsia="Times New Roman" w:cs="Times New Roman"/>
+          <w:b/>
+          <w:bCs/>
+        </w:rPr>
+        <w:t xml:space="preserve">10-4-3</w:t>
+      </w:r>
+      <w:r>
+        <w:rPr>
+          <w:rFonts w:hint="eastAsia" w:ascii="Times New Roman" w:hAnsi="Times New Roman" w:eastAsia="Times New Roman" w:cs="Times New Roman"/>
+        </w:rPr>
+        <w:t>：</w:t>
+      </w:r>
+      <w:r>
+        <w:rPr>
+          <w:rFonts w:hint="eastAsia" w:ascii="Times New Roman" w:hAnsi="Times New Roman" w:eastAsia="FangSong" w:cs="Times New Roman"/>
+        </w:rPr>
+        <w:t>二甲基铜锂与二氢呋喃锂反应</w:t>
+      </w:r>
+      <w:r>
+        <w:rPr>
+          <w:rFonts w:hint="eastAsia" w:ascii="Times New Roman" w:hAnsi="Times New Roman" w:eastAsia="Times New Roman" w:cs="Times New Roman"/>
+        </w:rPr>
+        <w:t>，</w:t>
+      </w:r>
+      <w:r>
+        <w:rPr>
+          <w:rFonts w:hint="eastAsia" w:ascii="Times New Roman" w:hAnsi="Times New Roman" w:eastAsia="FangSong" w:cs="Times New Roman"/>
+        </w:rPr>
+        <w:t>是一个配位</w:t>
+      </w:r>
+      <w:r>
+        <w:rPr>
+          <w:rFonts w:hint="eastAsia" w:ascii="Times New Roman" w:hAnsi="Times New Roman" w:eastAsia="Times New Roman" w:cs="Times New Roman"/>
+        </w:rPr>
+        <w:t>（</w:t>
+      </w:r>
+      <w:r>
+        <w:rPr>
+          <w:rFonts w:hint="eastAsia" w:ascii="Times New Roman" w:hAnsi="Times New Roman" w:eastAsia="FangSong" w:cs="Times New Roman"/>
+        </w:rPr>
+        <w:t>转金属化</w:t>
+      </w:r>
+      <w:r>
+        <w:rPr>
+          <w:rFonts w:hint="eastAsia" w:ascii="Times New Roman" w:hAnsi="Times New Roman" w:eastAsia="Times New Roman" w:cs="Times New Roman"/>
+        </w:rPr>
+        <w:t>）</w:t>
+      </w:r>
+      <w:r>
+        <w:rPr>
+          <w:rFonts w:hint="eastAsia" w:ascii="Times New Roman" w:hAnsi="Times New Roman" w:eastAsia="FangSong" w:cs="Times New Roman"/>
+        </w:rPr>
+        <w:t>过程</w:t>
+      </w:r>
+      <w:r>
+        <w:rPr>
+          <w:rFonts w:hint="eastAsia" w:ascii="Times New Roman" w:hAnsi="Times New Roman" w:eastAsia="Times New Roman" w:cs="Times New Roman"/>
+        </w:rPr>
+        <w:t>，</w:t>
+      </w:r>
+      <w:r>
+        <w:rPr>
+          <w:rFonts w:hint="eastAsia" w:ascii="Times New Roman" w:hAnsi="Times New Roman" w:eastAsia="FangSong" w:cs="Times New Roman"/>
+        </w:rPr>
+        <w:t>得到四配位的</w:t>
+      </w:r>
+      <w:r>
+        <w:rPr>
+          <w:rFonts w:ascii="Times New Roman" w:hAnsi="Times New Roman" w:eastAsia="Times New Roman" w:cs="Times New Roman"/>
+        </w:rPr>
+        <w:t xml:space="preserve"> Cu(I) </w:t>
+      </w:r>
+      <w:r>
+        <w:rPr>
+          <w:rFonts w:hint="eastAsia" w:ascii="Times New Roman" w:hAnsi="Times New Roman" w:eastAsia="FangSong" w:cs="Times New Roman"/>
+        </w:rPr>
+        <w:t>负离子中间体</w:t>
+      </w:r>
+      <w:r>
+        <w:rPr>
+          <w:rFonts w:hint="eastAsia" w:ascii="Times New Roman" w:hAnsi="Times New Roman" w:eastAsia="Times New Roman" w:cs="Times New Roman"/>
+        </w:rPr>
+        <w:t>；</w:t>
+      </w:r>
+      <w:r>
+        <w:rPr>
+          <w:rFonts w:hint="eastAsia" w:ascii="Times New Roman" w:hAnsi="Times New Roman" w:eastAsia="FangSong" w:cs="Times New Roman"/>
+        </w:rPr>
+        <w:t>随后在</w:t>
+      </w:r>
+      <w:r>
+        <w:rPr>
+          <w:rFonts w:ascii="Times New Roman" w:hAnsi="Times New Roman" w:eastAsia="Times New Roman" w:cs="Times New Roman"/>
+        </w:rPr>
+        <w:t xml:space="preserve"> C-Cu </w:t>
+      </w:r>
+      <w:r>
+        <w:rPr>
+          <w:rFonts w:hint="eastAsia" w:ascii="Times New Roman" w:hAnsi="Times New Roman" w:eastAsia="FangSong" w:cs="Times New Roman"/>
+        </w:rPr>
+        <w:t>键上发生双重重排反应</w:t>
+      </w:r>
+      <w:r>
+        <w:rPr>
+          <w:rFonts w:hint="eastAsia" w:ascii="Times New Roman" w:hAnsi="Times New Roman" w:eastAsia="Times New Roman" w:cs="Times New Roman"/>
+        </w:rPr>
+        <w:t>，</w:t>
+      </w:r>
+      <w:r>
+        <w:rPr>
+          <w:rFonts w:hint="eastAsia" w:ascii="Times New Roman" w:hAnsi="Times New Roman" w:eastAsia="FangSong" w:cs="Times New Roman"/>
+        </w:rPr>
+        <w:t>转化为</w:t>
+      </w:r>
+      <w:r>
+        <w:rPr>
+          <w:rFonts w:hint="eastAsia" w:ascii="Times New Roman" w:hAnsi="Times New Roman" w:eastAsia="Times New Roman" w:cs="Times New Roman"/>
+        </w:rPr>
+        <w:t>「</w:t>
+      </w:r>
+      <w:r>
+        <w:rPr>
+          <w:rFonts w:hint="eastAsia" w:ascii="Times New Roman" w:hAnsi="Times New Roman" w:eastAsia="FangSong" w:cs="Times New Roman"/>
+        </w:rPr>
+        <w:t>铜</w:t>
+      </w:r>
+      <w:r>
+        <w:rPr>
+          <w:rFonts w:hint="eastAsia" w:ascii="Times New Roman" w:hAnsi="Times New Roman" w:eastAsia="Times New Roman" w:cs="Times New Roman"/>
+        </w:rPr>
+        <w:t>(I)</w:t>
+      </w:r>
+      <w:r>
+        <w:rPr>
+          <w:rFonts w:hint="eastAsia" w:ascii="Times New Roman" w:hAnsi="Times New Roman" w:eastAsia="FangSong" w:cs="Times New Roman"/>
+        </w:rPr>
+        <w:t>酸盐负离子</w:t>
+      </w:r>
+      <w:r>
+        <w:rPr>
+          <w:rFonts w:hint="eastAsia" w:ascii="Times New Roman" w:hAnsi="Times New Roman" w:eastAsia="Times New Roman" w:cs="Times New Roman"/>
+        </w:rPr>
+        <w:t>」</w:t>
+      </w:r>
+      <w:r>
+        <w:rPr>
+          <w:rFonts w:hint="eastAsia" w:ascii="Times New Roman" w:hAnsi="Times New Roman" w:eastAsia="FangSong" w:cs="Times New Roman"/>
+        </w:rPr>
+        <w:t>中间体</w:t>
+      </w:r>
+      <w:r>
+        <w:rPr>
+          <w:rFonts w:hint="eastAsia" w:ascii="Times New Roman" w:hAnsi="Times New Roman" w:eastAsia="Times New Roman" w:cs="Times New Roman"/>
+        </w:rPr>
+        <w:t>；</w:t>
+      </w:r>
+      <w:r>
+        <w:rPr>
+          <w:rFonts w:hint="eastAsia" w:ascii="Times New Roman" w:hAnsi="Times New Roman" w:eastAsia="FangSong" w:cs="Times New Roman"/>
+        </w:rPr>
+        <w:t>最后进行水解</w:t>
+      </w:r>
+      <w:r>
+        <w:rPr>
+          <w:rFonts w:hint="eastAsia" w:ascii="Times New Roman" w:hAnsi="Times New Roman" w:eastAsia="Times New Roman" w:cs="Times New Roman"/>
+        </w:rPr>
+        <w:t>。</w:t>
+      </w:r>
+      <w:r>
+        <w:rPr>
+          <w:rFonts w:hint="eastAsia" w:ascii="Times New Roman" w:hAnsi="Times New Roman" w:eastAsia="FangSong" w:cs="Times New Roman"/>
+        </w:rPr>
+        <w:t>反应过程中</w:t>
+      </w:r>
+      <w:r>
+        <w:rPr>
+          <w:rFonts w:hint="eastAsia" w:ascii="Times New Roman" w:hAnsi="Times New Roman" w:eastAsia="FangSong" w:cs="Times New Roman"/>
+          <w:b/>
+          <w:bCs/>
+        </w:rPr>
+        <w:t xml:space="preserve">双键保持</w:t>
+      </w:r>
+      <w:r>
+        <w:rPr>
+          <w:rFonts w:ascii="Times New Roman" w:hAnsi="Times New Roman" w:eastAsia="Times New Roman" w:cs="Times New Roman"/>
+          <w:b/>
+          <w:bCs/>
+        </w:rPr>
+        <w:t xml:space="preserve"> E </w:t>
+      </w:r>
+      <w:r>
+        <w:rPr>
+          <w:rFonts w:hint="eastAsia" w:ascii="Times New Roman" w:hAnsi="Times New Roman" w:eastAsia="FangSong" w:cs="Times New Roman"/>
+          <w:b/>
+          <w:bCs/>
+        </w:rPr>
+        <w:t xml:space="preserve">构型不变</w:t>
+      </w:r>
+      <w:r>
+        <w:rPr>
+          <w:rFonts w:ascii="Times New Roman" w:hAnsi="Times New Roman" w:eastAsia="Times New Roman" w:cs="Times New Roman"/>
+        </w:rPr>
+        <w:t xml:space="preserve">。</w:t>
+      </w:r>
+    </w:p>
+    <w:p>
+      <w:pPr>
+        <w:pStyle w:val="BodyText"/>
+      </w:pPr>
+      <w:r>
+        <w:rPr>
+          <w:rFonts w:ascii="Times New Roman" w:hAnsi="Times New Roman" w:eastAsia="Times New Roman" w:cs="Times New Roman"/>
+          <w:b/>
+          <w:bCs/>
+        </w:rPr>
+        <w:t xml:space="preserve">10-4-4</w:t>
+      </w:r>
+      <w:r>
+        <w:rPr>
+          <w:rFonts w:hint="eastAsia" w:ascii="Times New Roman" w:hAnsi="Times New Roman" w:eastAsia="Times New Roman" w:cs="Times New Roman"/>
+        </w:rPr>
+        <w:t>：</w:t>
+      </w:r>
+      <w:r>
+        <w:rPr>
+          <w:rFonts w:hint="eastAsia" w:ascii="Times New Roman" w:hAnsi="Times New Roman" w:eastAsia="FangSong" w:cs="Times New Roman"/>
+        </w:rPr>
+        <w:t>起始反应物为钯催化偶联反应的中间体</w:t>
+      </w:r>
+      <w:r>
+        <w:rPr>
+          <w:rFonts w:hint="eastAsia" w:ascii="Times New Roman" w:hAnsi="Times New Roman" w:eastAsia="Times New Roman" w:cs="Times New Roman"/>
+        </w:rPr>
+        <w:t>。</w:t>
+      </w:r>
+      <w:r>
+        <w:rPr>
+          <w:rFonts w:hint="eastAsia" w:ascii="Times New Roman" w:hAnsi="Times New Roman" w:eastAsia="FangSong" w:cs="Times New Roman"/>
+        </w:rPr>
+        <w:t>由于</w:t>
+      </w:r>
+      <w:r>
+        <w:rPr>
+          <w:rFonts w:ascii="Times New Roman" w:hAnsi="Times New Roman" w:eastAsia="Times New Roman" w:cs="Times New Roman"/>
+        </w:rPr>
+        <w:t xml:space="preserve"> Pd </w:t>
+      </w:r>
+      <w:r>
+        <w:rPr>
+          <w:rFonts w:hint="eastAsia" w:ascii="Times New Roman" w:hAnsi="Times New Roman" w:eastAsia="FangSong" w:cs="Times New Roman"/>
+        </w:rPr>
+        <w:t xml:space="preserve">含有</w:t>
+      </w:r>
+      <w:r>
+        <w:rPr>
+          <w:rFonts w:ascii="Times New Roman" w:hAnsi="Times New Roman" w:eastAsia="Times New Roman" w:cs="Times New Roman"/>
+        </w:rPr>
+        <w:t xml:space="preserve"> d </w:t>
+      </w:r>
+      <w:r>
+        <w:rPr>
+          <w:rFonts w:hint="eastAsia" w:ascii="Times New Roman" w:hAnsi="Times New Roman" w:eastAsia="FangSong" w:cs="Times New Roman"/>
+        </w:rPr>
+        <w:t>轨道</w:t>
+      </w:r>
+      <w:r>
+        <w:rPr>
+          <w:rFonts w:hint="eastAsia" w:ascii="Times New Roman" w:hAnsi="Times New Roman" w:eastAsia="Times New Roman" w:cs="Times New Roman"/>
+        </w:rPr>
+        <w:t>，</w:t>
+      </w:r>
+      <w:r>
+        <w:rPr>
+          <w:rFonts w:hint="eastAsia" w:ascii="Times New Roman" w:hAnsi="Times New Roman" w:eastAsia="FangSong" w:cs="Times New Roman"/>
+        </w:rPr>
+        <w:t>虽无孤对电子</w:t>
+      </w:r>
+      <w:r>
+        <w:rPr>
+          <w:rFonts w:hint="eastAsia" w:ascii="Times New Roman" w:hAnsi="Times New Roman" w:eastAsia="Times New Roman" w:cs="Times New Roman"/>
+        </w:rPr>
+        <w:t>，</w:t>
+      </w:r>
+      <w:r>
+        <w:rPr>
+          <w:rFonts w:hint="eastAsia" w:ascii="Times New Roman" w:hAnsi="Times New Roman" w:eastAsia="FangSong" w:cs="Times New Roman"/>
+        </w:rPr>
+        <w:t>也能满足双重重排反应对轨道对称性的要求</w:t>
+      </w:r>
+      <w:r>
+        <w:rPr>
+          <w:rFonts w:hint="eastAsia" w:ascii="Times New Roman" w:hAnsi="Times New Roman" w:eastAsia="Times New Roman" w:cs="Times New Roman"/>
+        </w:rPr>
+        <w:t>。</w:t>
+      </w:r>
+      <w:r>
+        <w:rPr>
+          <w:rFonts w:hint="eastAsia" w:ascii="Times New Roman" w:hAnsi="Times New Roman" w:eastAsia="FangSong" w:cs="Times New Roman"/>
+        </w:rPr>
+        <w:t>与</w:t>
+      </w:r>
+      <w:r>
+        <w:rPr>
+          <w:rFonts w:ascii="Times New Roman" w:hAnsi="Times New Roman" w:eastAsia="Times New Roman" w:cs="Times New Roman"/>
+        </w:rPr>
+        <w:t xml:space="preserve"> C-Pd </w:t>
+      </w:r>
+      <w:r>
+        <w:rPr>
+          <w:rFonts w:hint="eastAsia" w:ascii="Times New Roman" w:hAnsi="Times New Roman" w:eastAsia="FangSong" w:cs="Times New Roman"/>
+        </w:rPr>
+        <w:t xml:space="preserve">键处于</w:t>
+      </w:r>
+      <w:r>
+        <w:rPr>
+          <w:rFonts w:hint="eastAsia" w:ascii="Times New Roman" w:hAnsi="Times New Roman" w:eastAsia="FangSong" w:cs="Times New Roman"/>
+          <w:b/>
+          <w:bCs/>
+        </w:rPr>
+        <w:t xml:space="preserve">反式共平面</w:t>
+      </w:r>
+      <w:r>
+        <w:rPr>
+          <w:rFonts w:hint="eastAsia" w:ascii="Times New Roman" w:hAnsi="Times New Roman" w:eastAsia="FangSong" w:cs="Times New Roman"/>
+        </w:rPr>
+        <w:t>位置的是苯基</w:t>
+      </w:r>
+      <w:r>
+        <w:rPr>
+          <w:rFonts w:hint="eastAsia" w:ascii="Times New Roman" w:hAnsi="Times New Roman" w:eastAsia="Times New Roman" w:cs="Times New Roman"/>
+        </w:rPr>
+        <w:t>，</w:t>
+      </w:r>
+      <w:r>
+        <w:rPr>
+          <w:rFonts w:hint="eastAsia" w:ascii="Times New Roman" w:hAnsi="Times New Roman" w:eastAsia="FangSong" w:cs="Times New Roman"/>
+        </w:rPr>
+        <w:t>故双重重排反应模型为</w:t>
+      </w:r>
+      <w:r>
+        <w:rPr>
+          <w:rFonts w:hint="eastAsia" w:ascii="Times New Roman" w:hAnsi="Times New Roman" w:eastAsia="Times New Roman" w:cs="Times New Roman"/>
+        </w:rPr>
+        <w:t>「Pd-C-C-</w:t>
+      </w:r>
+      <m:oMath>
+        <m:sSub>
+          <m:e>
+            <m:r>
+              <m:rPr>
+                <m:sty m:val="p"/>
+              </m:rPr>
+              <m:t>C</m:t>
+            </m:r>
+          </m:e>
+          <m:sub>
+            <m:r>
+              <m:rPr>
+                <m:sty m:val="p"/>
+              </m:rPr>
+              <m:t>P</m:t>
+            </m:r>
+            <m:r>
+              <m:rPr>
+                <m:sty m:val="p"/>
+              </m:rPr>
+              <m:t>h</m:t>
+            </m:r>
+          </m:sub>
+        </m:sSub>
+      </m:oMath>
+      <w:r>
+        <w:rPr>
+          <w:rFonts w:hint="eastAsia" w:ascii="Times New Roman" w:hAnsi="Times New Roman" w:eastAsia="Times New Roman" w:cs="Times New Roman"/>
+        </w:rPr>
+        <w:t>」，</w:t>
+      </w:r>
+      <w:r>
+        <w:rPr>
+          <w:rFonts w:hint="eastAsia" w:ascii="Times New Roman" w:hAnsi="Times New Roman" w:eastAsia="FangSong" w:cs="Times New Roman"/>
+        </w:rPr>
+        <w:t>重排后得到中间体</w:t>
+      </w:r>
+      <w:r>
+        <w:rPr>
+          <w:rFonts w:hint="eastAsia" w:ascii="Times New Roman" w:hAnsi="Times New Roman" w:eastAsia="Times New Roman" w:cs="Times New Roman"/>
+        </w:rPr>
+        <w:t>。</w:t>
+      </w:r>
+      <w:r>
+        <w:rPr>
+          <w:rFonts w:hint="eastAsia" w:ascii="Times New Roman" w:hAnsi="Times New Roman" w:eastAsia="FangSong" w:cs="Times New Roman"/>
+        </w:rPr>
+        <w:t>随后发生</w:t>
+      </w:r>
+      <w:r>
+        <w:rPr>
+          <w:rFonts w:hint="eastAsia" w:ascii="Times New Roman" w:hAnsi="Times New Roman" w:eastAsia="FangSong" w:cs="Times New Roman"/>
+          <w:b/>
+          <w:bCs/>
+        </w:rPr>
+        <w:t xml:space="preserve">还原消除</w:t>
+      </w:r>
+      <w:r>
+        <w:rPr>
+          <w:rFonts w:hint="eastAsia" w:ascii="Times New Roman" w:hAnsi="Times New Roman" w:eastAsia="FangSong" w:cs="Times New Roman"/>
+        </w:rPr>
+        <w:t>反应</w:t>
+      </w:r>
+      <w:r>
+        <w:rPr>
+          <w:rFonts w:hint="eastAsia" w:ascii="Times New Roman" w:hAnsi="Times New Roman" w:eastAsia="Times New Roman" w:cs="Times New Roman"/>
+        </w:rPr>
+        <w:t>，</w:t>
+      </w:r>
+      <w:r>
+        <w:rPr>
+          <w:rFonts w:hint="eastAsia" w:ascii="Times New Roman" w:hAnsi="Times New Roman" w:eastAsia="FangSong" w:cs="Times New Roman"/>
+        </w:rPr>
+        <w:t>得到最终产物</w:t>
+      </w:r>
+      <w:r>
+        <w:rPr>
+          <w:rFonts w:hint="eastAsia" w:ascii="Times New Roman" w:hAnsi="Times New Roman" w:eastAsia="Times New Roman" w:cs="Times New Roman"/>
+        </w:rPr>
+        <w:t>。</w:t>
+      </w:r>
+      <w:r>
+        <w:rPr>
+          <w:rFonts w:hint="eastAsia" w:ascii="Times New Roman" w:hAnsi="Times New Roman" w:eastAsia="FangSong" w:cs="Times New Roman"/>
+        </w:rPr>
+        <w:t>还原消除反应不影响手性碳原子的绝对构型</w:t>
+      </w:r>
+      <w:r>
+        <w:rPr>
+          <w:rFonts w:hint="eastAsia" w:ascii="Times New Roman" w:hAnsi="Times New Roman" w:eastAsia="Times New Roman" w:cs="Times New Roman"/>
+        </w:rPr>
+        <w:t>。</w:t>
+      </w:r>
+    </w:p>
+    <w:p>
+      <w:pPr>
+        <w:pStyle w:val="BodyText"/>
+      </w:pPr>
+      <w:r>
+        <w:rPr>
+          <w:rFonts w:ascii="Times New Roman" w:hAnsi="Times New Roman" w:eastAsia="Times New Roman" w:cs="Times New Roman"/>
+        </w:rPr>
+        <w:t xml:space="preserve">📖 </w:t>
+      </w:r>
+      <w:r>
+        <w:rPr>
+          <w:rFonts w:hint="eastAsia" w:ascii="Times New Roman" w:hAnsi="Times New Roman" w:eastAsia="FangSong" w:cs="Times New Roman"/>
+        </w:rPr>
+        <w:t xml:space="preserve">查看答案</w:t>
+      </w:r>
+    </w:p>
+    <w:p>
+      <w:pPr>
+        <w:pStyle w:val="BodyText"/>
+      </w:pPr>
+      <w:r>
+        <w:rPr>
+          <w:rFonts w:hint="eastAsia" w:ascii="Times New Roman" w:hAnsi="Times New Roman" w:eastAsia="FangSong" w:cs="Times New Roman"/>
+          <w:b/>
+          <w:bCs/>
+        </w:rPr>
         <w:t xml:space="preserve">完整推导</w:t>
       </w:r>
       <w:r>
@@ -34616,7 +36245,8 @@
         <w:t xml:space="preserve">：</w:t>
       </w:r>
     </w:p>
-    <w:bookmarkStart w:id="319" w:name="酰胺的共振式"/>
+    <w:bookmarkEnd w:id="319"/>
+    <w:bookmarkStart w:id="320" w:name="酰胺的共振式"/>
     <w:p>
       <w:pPr>
         <w:pStyle w:val="Heading3"/>
@@ -35296,8 +36926,8 @@
         <w:t>）</w:t>
       </w:r>
     </w:p>
-    <w:bookmarkEnd w:id="319"/>
-    <w:bookmarkStart w:id="320" w:name="端基效应anomeric-effect"/>
+    <w:bookmarkEnd w:id="320"/>
+    <w:bookmarkStart w:id="321" w:name="端基效应anomeric-effect"/>
     <w:p>
       <w:pPr>
         <w:pStyle w:val="Heading3"/>
@@ -35768,27 +37398,6 @@
       </w:pPr>
       <w:r>
         <w:rPr>
-          <w:rFonts w:ascii="Times New Roman" w:hAnsi="Times New Roman" w:eastAsia="Times New Roman" w:cs="Times New Roman"/>
-          <w:b/>
-          <w:bCs/>
-        </w:rPr>
-        <w:t xml:space="preserve">10-2-2 </w:t>
-      </w:r>
-      <w:r>
-        <w:rPr>
-          <w:rFonts w:hint="eastAsia" w:ascii="Times New Roman" w:hAnsi="Times New Roman" w:eastAsia="FangSong" w:cs="Times New Roman"/>
-          <w:b/>
-          <w:bCs/>
-        </w:rPr>
-        <w:t xml:space="preserve">磺酰胺的端基效应</w:t>
-      </w:r>
-    </w:p>
-    <w:p>
-      <w:pPr>
-        <w:pStyle w:val="BodyText"/>
-      </w:pPr>
-      <w:r>
-        <w:rPr>
           <w:rFonts w:hint="eastAsia" w:ascii="Times New Roman" w:hAnsi="Times New Roman" w:eastAsia="FangSong" w:cs="Times New Roman"/>
           <w:b/>
           <w:bCs/>
@@ -35989,1952 +37598,6 @@
         <w:t>。</w:t>
       </w:r>
     </w:p>
-    <w:bookmarkEnd w:id="320"/>
-    <w:bookmarkStart w:id="321" w:name="分子编辑氮原子删除"/>
-    <w:p>
-      <w:pPr>
-        <w:pStyle w:val="Heading3"/>
-        <w:spacing w:before="280" w:after="120"/>
-      </w:pPr>
-      <w:r>
-        <w:rPr>
-          <w:rFonts w:ascii="Times New Roman" w:hAnsi="Times New Roman" w:eastAsia="Times New Roman" w:cs="Times New Roman"/>
-        </w:rPr>
-        <w:t xml:space="preserve">10-3 </w:t>
-      </w:r>
-      <w:r>
-        <w:rPr>
-          <w:rFonts w:hint="eastAsia" w:ascii="Times New Roman" w:hAnsi="Times New Roman" w:eastAsia="SimHei" w:cs="Times New Roman"/>
-        </w:rPr>
-        <w:t>分子编辑</w:t>
-      </w:r>
-      <w:r>
-        <w:rPr>
-          <w:rFonts w:hint="eastAsia" w:ascii="Times New Roman" w:hAnsi="Times New Roman" w:eastAsia="Times New Roman" w:cs="Times New Roman"/>
-        </w:rPr>
-        <w:t>：</w:t>
-      </w:r>
-      <w:r>
-        <w:rPr>
-          <w:rFonts w:hint="eastAsia" w:ascii="Times New Roman" w:hAnsi="Times New Roman" w:eastAsia="SimHei" w:cs="Times New Roman"/>
-        </w:rPr>
-        <w:t>氮原子删除</w:t>
-      </w:r>
-    </w:p>
-    <w:p>
-      <w:pPr>
-        <w:pStyle w:val="FirstParagraph"/>
-      </w:pPr>
-      <w:r>
-        <w:rPr>
-          <w:rFonts w:hint="eastAsia" w:ascii="Times New Roman" w:hAnsi="Times New Roman" w:eastAsia="FangSong" w:cs="Times New Roman"/>
-        </w:rPr>
-        <w:t>根据题目提示</w:t>
-      </w:r>
-      <w:r>
-        <w:rPr>
-          <w:rFonts w:hint="eastAsia" w:ascii="Times New Roman" w:hAnsi="Times New Roman" w:eastAsia="Times New Roman" w:cs="Times New Roman"/>
-        </w:rPr>
-        <w:t>「</w:t>
-      </w:r>
-      <w:r>
-        <w:rPr>
-          <w:rFonts w:hint="eastAsia" w:ascii="Times New Roman" w:hAnsi="Times New Roman" w:eastAsia="FangSong" w:cs="Times New Roman"/>
-        </w:rPr>
-        <w:t>删除氮原子</w:t>
-      </w:r>
-      <w:r>
-        <w:rPr>
-          <w:rFonts w:hint="eastAsia" w:ascii="Times New Roman" w:hAnsi="Times New Roman" w:eastAsia="Times New Roman" w:cs="Times New Roman"/>
-        </w:rPr>
-        <w:t>，</w:t>
-      </w:r>
-      <w:r>
-        <w:rPr>
-          <w:rFonts w:hint="eastAsia" w:ascii="Times New Roman" w:hAnsi="Times New Roman" w:eastAsia="FangSong" w:cs="Times New Roman"/>
-        </w:rPr>
-        <w:t>放出氮气</w:t>
-      </w:r>
-      <w:r>
-        <w:rPr>
-          <w:rFonts w:hint="eastAsia" w:ascii="Times New Roman" w:hAnsi="Times New Roman" w:eastAsia="Times New Roman" w:cs="Times New Roman"/>
-        </w:rPr>
-        <w:t>，</w:t>
-      </w:r>
-      <w:r>
-        <w:rPr>
-          <w:rFonts w:hint="eastAsia" w:ascii="Times New Roman" w:hAnsi="Times New Roman" w:eastAsia="FangSong" w:cs="Times New Roman"/>
-        </w:rPr>
-        <w:t>形成</w:t>
-      </w:r>
-      <w:r>
-        <w:rPr>
-          <w:rFonts w:ascii="Times New Roman" w:hAnsi="Times New Roman" w:eastAsia="Times New Roman" w:cs="Times New Roman"/>
-        </w:rPr>
-        <w:t xml:space="preserve"> C-C </w:t>
-      </w:r>
-      <w:r>
-        <w:rPr>
-          <w:rFonts w:hint="eastAsia" w:ascii="Times New Roman" w:hAnsi="Times New Roman" w:eastAsia="FangSong" w:cs="Times New Roman"/>
-        </w:rPr>
-        <w:t>键</w:t>
-      </w:r>
-      <w:r>
-        <w:rPr>
-          <w:rFonts w:hint="eastAsia" w:ascii="Times New Roman" w:hAnsi="Times New Roman" w:eastAsia="Times New Roman" w:cs="Times New Roman"/>
-        </w:rPr>
-        <w:t>」，</w:t>
-      </w:r>
-      <w:r>
-        <w:rPr>
-          <w:rFonts w:hint="eastAsia" w:ascii="Times New Roman" w:hAnsi="Times New Roman" w:eastAsia="FangSong" w:cs="Times New Roman"/>
-        </w:rPr>
-        <w:t>可知反应的关键中间体必须含有</w:t>
-      </w:r>
-      <w:r>
-        <w:rPr>
-          <w:rFonts w:ascii="Times New Roman" w:hAnsi="Times New Roman" w:eastAsia="Times New Roman" w:cs="Times New Roman"/>
-        </w:rPr>
-        <w:t xml:space="preserve"> </w:t>
-      </w:r>
-      <w:r>
-        <w:rPr>
-          <w:rFonts w:ascii="Times New Roman" w:hAnsi="Times New Roman" w:eastAsia="Times New Roman" w:cs="Times New Roman"/>
-          <w:b/>
-          <w:bCs/>
-        </w:rPr>
-        <w:t xml:space="preserve">N-N </w:t>
-      </w:r>
-      <w:r>
-        <w:rPr>
-          <w:rFonts w:hint="eastAsia" w:ascii="Times New Roman" w:hAnsi="Times New Roman" w:eastAsia="FangSong" w:cs="Times New Roman"/>
-          <w:b/>
-          <w:bCs/>
-        </w:rPr>
-        <w:t xml:space="preserve">键</w:t>
-      </w:r>
-      <w:r>
-        <w:rPr>
-          <w:rFonts w:hint="eastAsia" w:ascii="Times New Roman" w:hAnsi="Times New Roman" w:eastAsia="Times New Roman" w:cs="Times New Roman"/>
-        </w:rPr>
-        <w:t>。</w:t>
-      </w:r>
-      <w:r>
-        <w:rPr>
-          <w:rFonts w:hint="eastAsia" w:ascii="Times New Roman" w:hAnsi="Times New Roman" w:eastAsia="FangSong" w:cs="Times New Roman"/>
-        </w:rPr>
-        <w:t>这个</w:t>
-      </w:r>
-      <w:r>
-        <w:rPr>
-          <w:rFonts w:ascii="Times New Roman" w:hAnsi="Times New Roman" w:eastAsia="Times New Roman" w:cs="Times New Roman"/>
-        </w:rPr>
-        <w:t xml:space="preserve"> N-N </w:t>
-      </w:r>
-      <w:r>
-        <w:rPr>
-          <w:rFonts w:hint="eastAsia" w:ascii="Times New Roman" w:hAnsi="Times New Roman" w:eastAsia="FangSong" w:cs="Times New Roman"/>
-        </w:rPr>
-        <w:t xml:space="preserve">键可由酰胺</w:t>
-      </w:r>
-      <w:r>
-        <w:rPr>
-          <w:rFonts w:ascii="Times New Roman" w:hAnsi="Times New Roman" w:eastAsia="Times New Roman" w:cs="Times New Roman"/>
-        </w:rPr>
-        <w:t xml:space="preserve"> N </w:t>
-      </w:r>
-      <w:r>
-        <w:rPr>
-          <w:rFonts w:hint="eastAsia" w:ascii="Times New Roman" w:hAnsi="Times New Roman" w:eastAsia="FangSong" w:cs="Times New Roman"/>
-        </w:rPr>
-        <w:t xml:space="preserve">原子和苄胺</w:t>
-      </w:r>
-      <w:r>
-        <w:rPr>
-          <w:rFonts w:ascii="Times New Roman" w:hAnsi="Times New Roman" w:eastAsia="Times New Roman" w:cs="Times New Roman"/>
-        </w:rPr>
-        <w:t xml:space="preserve"> N </w:t>
-      </w:r>
-      <w:r>
-        <w:rPr>
-          <w:rFonts w:hint="eastAsia" w:ascii="Times New Roman" w:hAnsi="Times New Roman" w:eastAsia="FangSong" w:cs="Times New Roman"/>
-        </w:rPr>
-        <w:t>原子构建</w:t>
-      </w:r>
-      <w:r>
-        <w:rPr>
-          <w:rFonts w:hint="eastAsia" w:ascii="Times New Roman" w:hAnsi="Times New Roman" w:eastAsia="Times New Roman" w:cs="Times New Roman"/>
-        </w:rPr>
-        <w:t>：</w:t>
-      </w:r>
-    </w:p>
-    <w:p>
-      <w:pPr>
-        <w:pStyle w:val="BodyText"/>
-      </w:pPr>
-      <w:r>
-        <w:rPr>
-          <w:rFonts w:hint="eastAsia" w:ascii="Times New Roman" w:hAnsi="Times New Roman" w:eastAsia="FangSong" w:cs="Times New Roman"/>
-          <w:b/>
-          <w:bCs/>
-        </w:rPr>
-        <w:t xml:space="preserve">中间体</w:t>
-      </w:r>
-      <w:r>
-        <w:rPr>
-          <w:rFonts w:ascii="Times New Roman" w:hAnsi="Times New Roman" w:eastAsia="Times New Roman" w:cs="Times New Roman"/>
-          <w:b/>
-          <w:bCs/>
-        </w:rPr>
-        <w:t xml:space="preserve"> 1</w:t>
-      </w:r>
-      <w:r>
-        <w:rPr>
-          <w:rFonts w:hint="eastAsia" w:ascii="Times New Roman" w:hAnsi="Times New Roman" w:eastAsia="Times New Roman" w:cs="Times New Roman"/>
-        </w:rPr>
-        <w:t>：</w:t>
-      </w:r>
-      <w:r>
-        <w:rPr>
-          <w:rFonts w:hint="eastAsia" w:ascii="Times New Roman" w:hAnsi="Times New Roman" w:eastAsia="FangSong" w:cs="Times New Roman"/>
-        </w:rPr>
-        <w:t>酰胺</w:t>
-      </w:r>
-      <w:r>
-        <w:rPr>
-          <w:rFonts w:ascii="Times New Roman" w:hAnsi="Times New Roman" w:eastAsia="Times New Roman" w:cs="Times New Roman"/>
-        </w:rPr>
-        <w:t xml:space="preserve"> N </w:t>
-      </w:r>
-      <w:r>
-        <w:rPr>
-          <w:rFonts w:hint="eastAsia" w:ascii="Times New Roman" w:hAnsi="Times New Roman" w:eastAsia="FangSong" w:cs="Times New Roman"/>
-        </w:rPr>
-        <w:t>原子上连有三个吸电子诱导取代基</w:t>
-      </w:r>
-      <w:r>
-        <w:rPr>
-          <w:rFonts w:hint="eastAsia" w:ascii="Times New Roman" w:hAnsi="Times New Roman" w:eastAsia="Times New Roman" w:cs="Times New Roman"/>
-        </w:rPr>
-        <w:t>，</w:t>
-      </w:r>
-      <w:r>
-        <w:rPr>
-          <w:rFonts w:hint="eastAsia" w:ascii="Times New Roman" w:hAnsi="Times New Roman" w:eastAsia="FangSong" w:cs="Times New Roman"/>
-        </w:rPr>
-        <w:t>是缺电子原子</w:t>
-      </w:r>
-      <w:r>
-        <w:rPr>
-          <w:rFonts w:hint="eastAsia" w:ascii="Times New Roman" w:hAnsi="Times New Roman" w:eastAsia="Times New Roman" w:cs="Times New Roman"/>
-        </w:rPr>
-        <w:t>，</w:t>
-      </w:r>
-      <w:r>
-        <w:rPr>
-          <w:rFonts w:hint="eastAsia" w:ascii="Times New Roman" w:hAnsi="Times New Roman" w:eastAsia="FangSong" w:cs="Times New Roman"/>
-        </w:rPr>
-        <w:t>取代基中</w:t>
-      </w:r>
-      <w:r>
-        <w:rPr>
-          <w:rFonts w:ascii="Times New Roman" w:hAnsi="Times New Roman" w:eastAsia="Times New Roman" w:cs="Times New Roman"/>
-        </w:rPr>
-        <w:t xml:space="preserve"> </w:t>
-      </w:r>
-      <m:oMath>
-        <m:r>
-          <m:rPr>
-            <m:sty m:val="p"/>
-          </m:rPr>
-          <m:t>P</m:t>
-        </m:r>
-        <m:r>
-          <m:rPr>
-            <m:sty m:val="p"/>
-          </m:rPr>
-          <m:t>i</m:t>
-        </m:r>
-        <m:r>
-          <m:rPr>
-            <m:sty m:val="p"/>
-          </m:rPr>
-          <m:t>v</m:t>
-        </m:r>
-        <m:sSup>
-          <m:e>
-            <m:r>
-              <m:rPr>
-                <m:sty m:val="p"/>
-              </m:rPr>
-              <m:t>O</m:t>
-            </m:r>
-          </m:e>
-          <m:sup>
-            <m:r>
-              <m:rPr>
-                <m:sty m:val="p"/>
-              </m:rPr>
-              <m:t>−</m:t>
-            </m:r>
-          </m:sup>
-        </m:sSup>
-      </m:oMath>
-      <w:r>
-        <w:rPr>
-          <w:rFonts w:hint="eastAsia" w:ascii="Times New Roman" w:hAnsi="Times New Roman" w:eastAsia="Times New Roman" w:cs="Times New Roman"/>
-        </w:rPr>
-        <w:t>（</w:t>
-      </w:r>
-      <w:r>
-        <w:rPr>
-          <w:rFonts w:hint="eastAsia" w:ascii="Times New Roman" w:hAnsi="Times New Roman" w:eastAsia="FangSong" w:cs="Times New Roman"/>
-        </w:rPr>
-        <w:t>叔戊酸根</w:t>
-      </w:r>
-      <w:r>
-        <w:rPr>
-          <w:rFonts w:hint="eastAsia" w:ascii="Times New Roman" w:hAnsi="Times New Roman" w:eastAsia="Times New Roman" w:cs="Times New Roman"/>
-        </w:rPr>
-        <w:t>）</w:t>
-      </w:r>
-      <w:r>
-        <w:rPr>
-          <w:rFonts w:hint="eastAsia" w:ascii="Times New Roman" w:hAnsi="Times New Roman" w:eastAsia="FangSong" w:cs="Times New Roman"/>
-        </w:rPr>
-        <w:t>是好的离去基团</w:t>
-      </w:r>
-      <w:r>
-        <w:rPr>
-          <w:rFonts w:hint="eastAsia" w:ascii="Times New Roman" w:hAnsi="Times New Roman" w:eastAsia="Times New Roman" w:cs="Times New Roman"/>
-        </w:rPr>
-        <w:t>，</w:t>
-      </w:r>
-      <w:r>
-        <w:rPr>
-          <w:rFonts w:hint="eastAsia" w:ascii="Times New Roman" w:hAnsi="Times New Roman" w:eastAsia="FangSong" w:cs="Times New Roman"/>
-        </w:rPr>
-        <w:t>故富电子的苄胺</w:t>
-      </w:r>
-      <w:r>
-        <w:rPr>
-          <w:rFonts w:ascii="Times New Roman" w:hAnsi="Times New Roman" w:eastAsia="Times New Roman" w:cs="Times New Roman"/>
-        </w:rPr>
-        <w:t xml:space="preserve"> N </w:t>
-      </w:r>
-      <w:r>
-        <w:rPr>
-          <w:rFonts w:hint="eastAsia" w:ascii="Times New Roman" w:hAnsi="Times New Roman" w:eastAsia="FangSong" w:cs="Times New Roman"/>
-        </w:rPr>
-        <w:t xml:space="preserve">原子亲核进攻酰胺</w:t>
-      </w:r>
-      <w:r>
-        <w:rPr>
-          <w:rFonts w:ascii="Times New Roman" w:hAnsi="Times New Roman" w:eastAsia="Times New Roman" w:cs="Times New Roman"/>
-        </w:rPr>
-        <w:t xml:space="preserve"> N </w:t>
-      </w:r>
-      <w:r>
-        <w:rPr>
-          <w:rFonts w:hint="eastAsia" w:ascii="Times New Roman" w:hAnsi="Times New Roman" w:eastAsia="FangSong" w:cs="Times New Roman"/>
-        </w:rPr>
-        <w:t>原子</w:t>
-      </w:r>
-      <w:r>
-        <w:rPr>
-          <w:rFonts w:hint="eastAsia" w:ascii="Times New Roman" w:hAnsi="Times New Roman" w:eastAsia="Times New Roman" w:cs="Times New Roman"/>
-        </w:rPr>
-        <w:t>，</w:t>
-      </w:r>
-      <w:r>
-        <w:rPr>
-          <w:rFonts w:hint="eastAsia" w:ascii="Times New Roman" w:hAnsi="Times New Roman" w:eastAsia="FangSong" w:cs="Times New Roman"/>
-        </w:rPr>
-        <w:t>发生亲核取代反应</w:t>
-      </w:r>
-      <w:r>
-        <w:rPr>
-          <w:rFonts w:hint="eastAsia" w:ascii="Times New Roman" w:hAnsi="Times New Roman" w:eastAsia="Times New Roman" w:cs="Times New Roman"/>
-        </w:rPr>
-        <w:t>，</w:t>
-      </w:r>
-      <w:r>
-        <w:rPr>
-          <w:rFonts w:hint="eastAsia" w:ascii="Times New Roman" w:hAnsi="Times New Roman" w:eastAsia="FangSong" w:cs="Times New Roman"/>
-        </w:rPr>
-        <w:t>构建</w:t>
-      </w:r>
-      <w:r>
-        <w:rPr>
-          <w:rFonts w:ascii="Times New Roman" w:hAnsi="Times New Roman" w:eastAsia="Times New Roman" w:cs="Times New Roman"/>
-        </w:rPr>
-        <w:t xml:space="preserve"> </w:t>
-      </w:r>
-      <w:r>
-        <w:rPr>
-          <w:rFonts w:ascii="Times New Roman" w:hAnsi="Times New Roman" w:eastAsia="Times New Roman" w:cs="Times New Roman"/>
-          <w:b/>
-          <w:bCs/>
-        </w:rPr>
-        <w:t xml:space="preserve">N-N </w:t>
-      </w:r>
-      <w:r>
-        <w:rPr>
-          <w:rFonts w:hint="eastAsia" w:ascii="Times New Roman" w:hAnsi="Times New Roman" w:eastAsia="FangSong" w:cs="Times New Roman"/>
-          <w:b/>
-          <w:bCs/>
-        </w:rPr>
-        <w:t xml:space="preserve">键</w:t>
-      </w:r>
-      <w:r>
-        <w:rPr>
-          <w:rFonts w:ascii="Times New Roman" w:hAnsi="Times New Roman" w:eastAsia="Times New Roman" w:cs="Times New Roman"/>
-        </w:rPr>
-        <w:t xml:space="preserve">。</w:t>
-      </w:r>
-    </w:p>
-    <w:p>
-      <w:pPr>
-        <w:pStyle w:val="BodyText"/>
-      </w:pPr>
-      <w:r>
-        <w:rPr>
-          <w:rFonts w:hint="eastAsia" w:ascii="Times New Roman" w:hAnsi="Times New Roman" w:eastAsia="FangSong" w:cs="Times New Roman"/>
-          <w:b/>
-          <w:bCs/>
-        </w:rPr>
-        <w:t xml:space="preserve">中间体</w:t>
-      </w:r>
-      <w:r>
-        <w:rPr>
-          <w:rFonts w:ascii="Times New Roman" w:hAnsi="Times New Roman" w:eastAsia="Times New Roman" w:cs="Times New Roman"/>
-          <w:b/>
-          <w:bCs/>
-        </w:rPr>
-        <w:t xml:space="preserve"> </w:t>
-      </w:r>
-      <w:r>
-        <w:rPr>
-          <w:rFonts w:hint="eastAsia" w:ascii="Times New Roman" w:hAnsi="Times New Roman" w:eastAsia="Times New Roman" w:cs="Times New Roman"/>
-          <w:b/>
-          <w:bCs/>
-        </w:rPr>
-        <w:t>2（</w:t>
-      </w:r>
-      <w:r>
-        <w:rPr>
-          <w:rFonts w:hint="eastAsia" w:ascii="Times New Roman" w:hAnsi="Times New Roman" w:eastAsia="FangSong" w:cs="Times New Roman"/>
-          <w:b/>
-          <w:bCs/>
-        </w:rPr>
-        <w:t>氮宾</w:t>
-      </w:r>
-      <w:r>
-        <w:rPr>
-          <w:rFonts w:hint="eastAsia" w:ascii="Times New Roman" w:hAnsi="Times New Roman" w:eastAsia="Times New Roman" w:cs="Times New Roman"/>
-          <w:b/>
-          <w:bCs/>
-        </w:rPr>
-        <w:t>）</w:t>
-      </w:r>
-      <w:r>
-        <w:rPr>
-          <w:rFonts w:hint="eastAsia" w:ascii="Times New Roman" w:hAnsi="Times New Roman" w:eastAsia="Times New Roman" w:cs="Times New Roman"/>
-        </w:rPr>
-        <w:t>：</w:t>
-      </w:r>
-      <w:r>
-        <w:rPr>
-          <w:rFonts w:hint="eastAsia" w:ascii="Times New Roman" w:hAnsi="Times New Roman" w:eastAsia="FangSong" w:cs="Times New Roman"/>
-        </w:rPr>
-        <w:t>得到的中间体</w:t>
-      </w:r>
-      <w:r>
-        <w:rPr>
-          <w:rFonts w:ascii="Times New Roman" w:hAnsi="Times New Roman" w:eastAsia="Times New Roman" w:cs="Times New Roman"/>
-        </w:rPr>
-        <w:t xml:space="preserve"> 1 </w:t>
-      </w:r>
-      <w:r>
-        <w:rPr>
-          <w:rFonts w:hint="eastAsia" w:ascii="Times New Roman" w:hAnsi="Times New Roman" w:eastAsia="FangSong" w:cs="Times New Roman"/>
-        </w:rPr>
-        <w:t>仍可看作具有端基效应的酰胺</w:t>
-      </w:r>
-      <w:r>
-        <w:rPr>
-          <w:rFonts w:hint="eastAsia" w:ascii="Times New Roman" w:hAnsi="Times New Roman" w:eastAsia="Times New Roman" w:cs="Times New Roman"/>
-        </w:rPr>
-        <w:t>。</w:t>
-      </w:r>
-      <w:r>
-        <w:rPr>
-          <w:rFonts w:hint="eastAsia" w:ascii="Times New Roman" w:hAnsi="Times New Roman" w:eastAsia="FangSong" w:cs="Times New Roman"/>
-        </w:rPr>
-        <w:t>用切断法进行分析</w:t>
-      </w:r>
-      <w:r>
-        <w:rPr>
-          <w:rFonts w:hint="eastAsia" w:ascii="Times New Roman" w:hAnsi="Times New Roman" w:eastAsia="Times New Roman" w:cs="Times New Roman"/>
-        </w:rPr>
-        <w:t>：OBn</w:t>
-      </w:r>
-      <w:r>
-        <w:rPr>
-          <w:rFonts w:ascii="Times New Roman" w:hAnsi="Times New Roman" w:eastAsia="Times New Roman" w:cs="Times New Roman"/>
-        </w:rPr>
-        <w:t xml:space="preserve"> </w:t>
-      </w:r>
-      <w:r>
-        <w:rPr>
-          <w:rFonts w:hint="eastAsia" w:ascii="Times New Roman" w:hAnsi="Times New Roman" w:eastAsia="FangSong" w:cs="Times New Roman"/>
-        </w:rPr>
-        <w:t xml:space="preserve">可以以</w:t>
-      </w:r>
-      <w:r>
-        <w:rPr>
-          <w:rFonts w:ascii="Times New Roman" w:hAnsi="Times New Roman" w:eastAsia="Times New Roman" w:cs="Times New Roman"/>
-        </w:rPr>
-        <w:t xml:space="preserve"> </w:t>
-      </w:r>
-      <m:oMath>
-        <m:r>
-          <m:rPr>
-            <m:sty m:val="p"/>
-          </m:rPr>
-          <m:t>B</m:t>
-        </m:r>
-        <m:r>
-          <m:rPr>
-            <m:sty m:val="p"/>
-          </m:rPr>
-          <m:t>n</m:t>
-        </m:r>
-        <m:sSup>
-          <m:e>
-            <m:r>
-              <m:rPr>
-                <m:sty m:val="p"/>
-              </m:rPr>
-              <m:t>O</m:t>
-            </m:r>
-          </m:e>
-          <m:sup>
-            <m:r>
-              <m:rPr>
-                <m:sty m:val="p"/>
-              </m:rPr>
-              <m:t>−</m:t>
-            </m:r>
-          </m:sup>
-        </m:sSup>
-      </m:oMath>
-      <w:r>
-        <w:rPr>
-          <w:rFonts w:ascii="Times New Roman" w:hAnsi="Times New Roman" w:eastAsia="Times New Roman" w:cs="Times New Roman"/>
-        </w:rPr>
-        <w:t xml:space="preserve"> </w:t>
-      </w:r>
-      <w:r>
-        <w:rPr>
-          <w:rFonts w:hint="eastAsia" w:ascii="Times New Roman" w:hAnsi="Times New Roman" w:eastAsia="FangSong" w:cs="Times New Roman"/>
-        </w:rPr>
-        <w:t>的形式离去</w:t>
-      </w:r>
-      <w:r>
-        <w:rPr>
-          <w:rFonts w:hint="eastAsia" w:ascii="Times New Roman" w:hAnsi="Times New Roman" w:eastAsia="Times New Roman" w:cs="Times New Roman"/>
-        </w:rPr>
-        <w:t>，</w:t>
-      </w:r>
-      <w:r>
-        <w:rPr>
-          <w:rFonts w:hint="eastAsia" w:ascii="Times New Roman" w:hAnsi="Times New Roman" w:eastAsia="FangSong" w:cs="Times New Roman"/>
-        </w:rPr>
-        <w:t>酰胺可以以</w:t>
-      </w:r>
-      <w:r>
-        <w:rPr>
-          <w:rFonts w:ascii="Times New Roman" w:hAnsi="Times New Roman" w:eastAsia="Times New Roman" w:cs="Times New Roman"/>
-        </w:rPr>
-        <w:t xml:space="preserve"> </w:t>
-      </w:r>
-      <m:oMath>
-        <m:r>
-          <m:rPr>
-            <m:sty m:val="p"/>
-          </m:rPr>
-          <m:t>A</m:t>
-        </m:r>
-        <m:r>
-          <m:rPr>
-            <m:sty m:val="p"/>
-          </m:rPr>
-          <m:t>r</m:t>
-        </m:r>
-        <m:r>
-          <m:rPr>
-            <m:sty m:val="p"/>
-          </m:rPr>
-          <m:t>C</m:t>
-        </m:r>
-        <m:sSup>
-          <m:e>
-            <m:r>
-              <m:rPr>
-                <m:sty m:val="p"/>
-              </m:rPr>
-              <m:t>O</m:t>
-            </m:r>
-          </m:e>
-          <m:sup>
-            <m:r>
-              <m:rPr>
-                <m:sty m:val="p"/>
-              </m:rPr>
-              <m:t>+</m:t>
-            </m:r>
-          </m:sup>
-        </m:sSup>
-      </m:oMath>
-      <w:r>
-        <w:rPr>
-          <w:rFonts w:ascii="Times New Roman" w:hAnsi="Times New Roman" w:eastAsia="Times New Roman" w:cs="Times New Roman"/>
-        </w:rPr>
-        <w:t xml:space="preserve"> </w:t>
-      </w:r>
-      <w:r>
-        <w:rPr>
-          <w:rFonts w:hint="eastAsia" w:ascii="Times New Roman" w:hAnsi="Times New Roman" w:eastAsia="FangSong" w:cs="Times New Roman"/>
-        </w:rPr>
-        <w:t>的形式离去</w:t>
-      </w:r>
-      <w:r>
-        <w:rPr>
-          <w:rFonts w:hint="eastAsia" w:ascii="Times New Roman" w:hAnsi="Times New Roman" w:eastAsia="Times New Roman" w:cs="Times New Roman"/>
-        </w:rPr>
-        <w:t>。</w:t>
-      </w:r>
-      <w:r>
-        <w:rPr>
-          <w:rFonts w:hint="eastAsia" w:ascii="Times New Roman" w:hAnsi="Times New Roman" w:eastAsia="FangSong" w:cs="Times New Roman"/>
-        </w:rPr>
-        <w:t>由于这两个基团离去能力都不强</w:t>
-      </w:r>
-      <w:r>
-        <w:rPr>
-          <w:rFonts w:hint="eastAsia" w:ascii="Times New Roman" w:hAnsi="Times New Roman" w:eastAsia="Times New Roman" w:cs="Times New Roman"/>
-        </w:rPr>
-        <w:t>，</w:t>
-      </w:r>
-      <w:r>
-        <w:rPr>
-          <w:rFonts w:hint="eastAsia" w:ascii="Times New Roman" w:hAnsi="Times New Roman" w:eastAsia="FangSong" w:cs="Times New Roman"/>
-        </w:rPr>
-        <w:t>因此它们最好</w:t>
-      </w:r>
-      <w:r>
-        <w:rPr>
-          <w:rFonts w:hint="eastAsia" w:ascii="Times New Roman" w:hAnsi="Times New Roman" w:eastAsia="FangSong" w:cs="Times New Roman"/>
-          <w:b/>
-          <w:bCs/>
-        </w:rPr>
-        <w:t xml:space="preserve">同步离去</w:t>
-      </w:r>
-      <w:r>
-        <w:rPr>
-          <w:rFonts w:hint="eastAsia" w:ascii="Times New Roman" w:hAnsi="Times New Roman" w:eastAsia="Times New Roman" w:cs="Times New Roman"/>
-        </w:rPr>
-        <w:t>，</w:t>
-      </w:r>
-      <w:r>
-        <w:rPr>
-          <w:rFonts w:hint="eastAsia" w:ascii="Times New Roman" w:hAnsi="Times New Roman" w:eastAsia="FangSong" w:cs="Times New Roman"/>
-        </w:rPr>
-        <w:t>并在离去的同时形成</w:t>
-      </w:r>
-      <w:r>
-        <w:rPr>
-          <w:rFonts w:ascii="Times New Roman" w:hAnsi="Times New Roman" w:eastAsia="Times New Roman" w:cs="Times New Roman"/>
-        </w:rPr>
-        <w:t xml:space="preserve"> </w:t>
-      </w:r>
-      <m:oMath>
-        <m:oMathPr>
-          <m:ctrlPr>
-            <w:rPr>
-              <w:sz w:val="28"/>
-              <w:szCs w:val="28"/>
-            </w:rPr>
-          </m:ctrlPr>
-        </m:oMathPr>
-        <m:r>
-          <m:rPr>
-            <m:sty m:val="p"/>
-          </m:rPr>
-          <m:t>A</m:t>
-        </m:r>
-        <m:r>
-          <m:rPr>
-            <m:sty m:val="p"/>
-          </m:rPr>
-          <m:t>r</m:t>
-        </m:r>
-        <m:r>
-          <m:rPr>
-            <m:sty m:val="p"/>
-          </m:rPr>
-          <m:t>C</m:t>
-        </m:r>
-        <m:r>
-          <m:rPr>
-            <m:sty m:val="p"/>
-          </m:rPr>
-          <m:t>(</m:t>
-        </m:r>
-        <m:r>
-          <m:rPr>
-            <m:sty m:val="p"/>
-          </m:rPr>
-          <m:t>O</m:t>
-        </m:r>
-        <m:r>
-          <m:rPr>
-            <m:sty m:val="p"/>
-          </m:rPr>
-          <m:t>)</m:t>
-        </m:r>
-        <m:r>
-          <m:rPr>
-            <m:sty m:val="p"/>
-          </m:rPr>
-          <m:t>−</m:t>
-        </m:r>
-        <m:r>
-          <m:rPr>
-            <m:sty m:val="p"/>
-          </m:rPr>
-          <m:t>O</m:t>
-        </m:r>
-        <m:r>
-          <m:rPr>
-            <m:sty m:val="p"/>
-          </m:rPr>
-          <m:t>B</m:t>
-        </m:r>
-        <m:r>
-          <m:rPr>
-            <m:sty m:val="p"/>
-          </m:rPr>
-          <m:t>n</m:t>
-        </m:r>
-      </m:oMath>
-      <w:r>
-        <w:rPr>
-          <w:rFonts w:ascii="Times New Roman" w:hAnsi="Times New Roman" w:eastAsia="Times New Roman" w:cs="Times New Roman"/>
-        </w:rPr>
-        <w:t xml:space="preserve"> </w:t>
-      </w:r>
-      <w:r>
-        <w:rPr>
-          <w:rFonts w:hint="eastAsia" w:ascii="Times New Roman" w:hAnsi="Times New Roman" w:eastAsia="FangSong" w:cs="Times New Roman"/>
-        </w:rPr>
-        <w:t>酯键</w:t>
-      </w:r>
-      <w:r>
-        <w:rPr>
-          <w:rFonts w:hint="eastAsia" w:ascii="Times New Roman" w:hAnsi="Times New Roman" w:eastAsia="Times New Roman" w:cs="Times New Roman"/>
-        </w:rPr>
-        <w:t>，</w:t>
-      </w:r>
-      <w:r>
-        <w:rPr>
-          <w:rFonts w:hint="eastAsia" w:ascii="Times New Roman" w:hAnsi="Times New Roman" w:eastAsia="FangSong" w:cs="Times New Roman"/>
-        </w:rPr>
-        <w:t>这样就能有效降低反应的活化能</w:t>
-      </w:r>
-      <w:r>
-        <w:rPr>
-          <w:rFonts w:hint="eastAsia" w:ascii="Times New Roman" w:hAnsi="Times New Roman" w:eastAsia="Times New Roman" w:cs="Times New Roman"/>
-        </w:rPr>
-        <w:t>，</w:t>
-      </w:r>
-      <w:r>
-        <w:rPr>
-          <w:rFonts w:hint="eastAsia" w:ascii="Times New Roman" w:hAnsi="Times New Roman" w:eastAsia="FangSong" w:cs="Times New Roman"/>
-        </w:rPr>
-        <w:t>得到</w:t>
-      </w:r>
-      <w:r>
-        <w:rPr>
-          <w:rFonts w:hint="eastAsia" w:ascii="Times New Roman" w:hAnsi="Times New Roman" w:eastAsia="FangSong" w:cs="Times New Roman"/>
-          <w:b/>
-          <w:bCs/>
-        </w:rPr>
-        <w:t xml:space="preserve">氮宾中间体</w:t>
-      </w:r>
-      <w:r>
-        <w:rPr>
-          <w:rFonts w:ascii="Times New Roman" w:hAnsi="Times New Roman" w:eastAsia="Times New Roman" w:cs="Times New Roman"/>
-        </w:rPr>
-        <w:t xml:space="preserve">。</w:t>
-      </w:r>
-    </w:p>
-    <w:p>
-      <w:pPr>
-        <w:pStyle w:val="BodyText"/>
-      </w:pPr>
-      <w:r>
-        <w:rPr>
-          <w:rFonts w:hint="eastAsia" w:ascii="Times New Roman" w:hAnsi="Times New Roman" w:eastAsia="FangSong" w:cs="Times New Roman"/>
-        </w:rPr>
-        <w:t xml:space="preserve">最后通过</w:t>
-      </w:r>
-      <w:r>
-        <w:rPr>
-          <w:rFonts w:hint="eastAsia" w:ascii="Times New Roman" w:hAnsi="Times New Roman" w:eastAsia="FangSong" w:cs="Times New Roman"/>
-          <w:b/>
-          <w:bCs/>
-        </w:rPr>
-        <w:t xml:space="preserve">紧密自由基对</w:t>
-      </w:r>
-      <w:r>
-        <w:rPr>
-          <w:rFonts w:hint="eastAsia" w:ascii="Times New Roman" w:hAnsi="Times New Roman" w:eastAsia="FangSong" w:cs="Times New Roman"/>
-        </w:rPr>
-        <w:t>过程</w:t>
-      </w:r>
-      <w:r>
-        <w:rPr>
-          <w:rFonts w:hint="eastAsia" w:ascii="Times New Roman" w:hAnsi="Times New Roman" w:eastAsia="Times New Roman" w:cs="Times New Roman"/>
-        </w:rPr>
-        <w:t>，</w:t>
-      </w:r>
-      <w:r>
-        <w:rPr>
-          <w:rFonts w:hint="eastAsia" w:ascii="Times New Roman" w:hAnsi="Times New Roman" w:eastAsia="FangSong" w:cs="Times New Roman"/>
-        </w:rPr>
-        <w:t>氮气离去</w:t>
-      </w:r>
-      <w:r>
-        <w:rPr>
-          <w:rFonts w:hint="eastAsia" w:ascii="Times New Roman" w:hAnsi="Times New Roman" w:eastAsia="Times New Roman" w:cs="Times New Roman"/>
-        </w:rPr>
-        <w:t>，</w:t>
-      </w:r>
-      <w:r>
-        <w:rPr>
-          <w:rFonts w:hint="eastAsia" w:ascii="Times New Roman" w:hAnsi="Times New Roman" w:eastAsia="FangSong" w:cs="Times New Roman"/>
-        </w:rPr>
-        <w:t>得到</w:t>
-      </w:r>
-      <w:r>
-        <w:rPr>
-          <w:rFonts w:ascii="Times New Roman" w:hAnsi="Times New Roman" w:eastAsia="Times New Roman" w:cs="Times New Roman"/>
-        </w:rPr>
-        <w:t xml:space="preserve"> C-C </w:t>
-      </w:r>
-      <w:r>
-        <w:rPr>
-          <w:rFonts w:hint="eastAsia" w:ascii="Times New Roman" w:hAnsi="Times New Roman" w:eastAsia="FangSong" w:cs="Times New Roman"/>
-        </w:rPr>
-        <w:t>键偶联产物</w:t>
-      </w:r>
-      <w:r>
-        <w:rPr>
-          <w:rFonts w:hint="eastAsia" w:ascii="Times New Roman" w:hAnsi="Times New Roman" w:eastAsia="Times New Roman" w:cs="Times New Roman"/>
-        </w:rPr>
-        <w:t>。</w:t>
-      </w:r>
-    </w:p>
-    <w:bookmarkEnd w:id="321"/>
-    <w:bookmarkStart w:id="322" w:name="dyotropic-重排"/>
-    <w:p>
-      <w:pPr>
-        <w:pStyle w:val="Heading3"/>
-        <w:spacing w:before="280" w:after="120"/>
-      </w:pPr>
-      <w:r>
-        <w:rPr>
-          <w:rFonts w:ascii="Times New Roman" w:hAnsi="Times New Roman" w:eastAsia="Times New Roman" w:cs="Times New Roman"/>
-        </w:rPr>
-        <w:t xml:space="preserve">10-4 Dyotropic </w:t>
-      </w:r>
-      <w:r>
-        <w:rPr>
-          <w:rFonts w:hint="eastAsia" w:ascii="Times New Roman" w:hAnsi="Times New Roman" w:eastAsia="SimHei" w:cs="Times New Roman"/>
-        </w:rPr>
-        <w:t xml:space="preserve">重排</w:t>
-      </w:r>
-    </w:p>
-    <w:p>
-      <w:pPr>
-        <w:pStyle w:val="FirstParagraph"/>
-      </w:pPr>
-      <w:r>
-        <w:rPr>
-          <w:rFonts w:hint="eastAsia" w:ascii="Times New Roman" w:hAnsi="Times New Roman" w:eastAsia="FangSong" w:cs="Times New Roman"/>
-        </w:rPr>
-        <w:t xml:space="preserve">双重重排反应本质上属于</w:t>
-      </w:r>
-      <w:r>
-        <w:rPr>
-          <w:rFonts w:hint="eastAsia" w:ascii="Times New Roman" w:hAnsi="Times New Roman" w:eastAsia="FangSong" w:cs="Times New Roman"/>
-          <w:b/>
-          <w:bCs/>
-        </w:rPr>
-        <w:t xml:space="preserve">周环反应</w:t>
-      </w:r>
-      <w:r>
-        <w:rPr>
-          <w:rFonts w:hint="eastAsia" w:ascii="Times New Roman" w:hAnsi="Times New Roman" w:eastAsia="Times New Roman" w:cs="Times New Roman"/>
-        </w:rPr>
-        <w:t>，</w:t>
-      </w:r>
-      <w:r>
-        <w:rPr>
-          <w:rFonts w:hint="eastAsia" w:ascii="Times New Roman" w:hAnsi="Times New Roman" w:eastAsia="FangSong" w:cs="Times New Roman"/>
-        </w:rPr>
-        <w:t>具有高度的立体专一性</w:t>
-      </w:r>
-      <w:r>
-        <w:rPr>
-          <w:rFonts w:hint="eastAsia" w:ascii="Times New Roman" w:hAnsi="Times New Roman" w:eastAsia="Times New Roman" w:cs="Times New Roman"/>
-        </w:rPr>
-        <w:t>。</w:t>
-      </w:r>
-      <w:r>
-        <w:rPr>
-          <w:rFonts w:hint="eastAsia" w:ascii="Times New Roman" w:hAnsi="Times New Roman" w:eastAsia="FangSong" w:cs="Times New Roman"/>
-        </w:rPr>
-        <w:t>其前线轨道分析的结论</w:t>
-      </w:r>
-      <w:r>
-        <w:rPr>
-          <w:rFonts w:hint="eastAsia" w:ascii="Times New Roman" w:hAnsi="Times New Roman" w:eastAsia="Times New Roman" w:cs="Times New Roman"/>
-        </w:rPr>
-        <w:t>：</w:t>
-      </w:r>
-      <w:r>
-        <w:rPr>
-          <w:rFonts w:ascii="Times New Roman" w:hAnsi="Times New Roman" w:eastAsia="Times New Roman" w:cs="Times New Roman"/>
-        </w:rPr>
-        <w:t xml:space="preserve"> </w:t>
-      </w:r>
-      <w:r>
-        <w:rPr>
-          <w:rFonts w:ascii="Times New Roman" w:hAnsi="Times New Roman" w:eastAsia="Times New Roman" w:cs="Times New Roman"/>
-        </w:rPr>
-        <w:t xml:space="preserve">- </w:t>
-      </w:r>
-      <w:r>
-        <w:rPr>
-          <w:rFonts w:hint="eastAsia" w:ascii="Times New Roman" w:hAnsi="Times New Roman" w:eastAsia="FangSong" w:cs="Times New Roman"/>
-        </w:rPr>
-        <w:t>至少有一个迁移基团需要具有孤对电子</w:t>
-      </w:r>
-      <w:r>
-        <w:rPr>
-          <w:rFonts w:hint="eastAsia" w:ascii="Times New Roman" w:hAnsi="Times New Roman" w:eastAsia="Times New Roman" w:cs="Times New Roman"/>
-        </w:rPr>
-        <w:t>，</w:t>
-      </w:r>
-      <w:r>
-        <w:rPr>
-          <w:rFonts w:hint="eastAsia" w:ascii="Times New Roman" w:hAnsi="Times New Roman" w:eastAsia="FangSong" w:cs="Times New Roman"/>
-        </w:rPr>
-        <w:t>或拥有符合</w:t>
-      </w:r>
-      <w:r>
-        <w:rPr>
-          <w:rFonts w:ascii="Times New Roman" w:hAnsi="Times New Roman" w:eastAsia="Times New Roman" w:cs="Times New Roman"/>
-        </w:rPr>
-        <w:t xml:space="preserve"> </w:t>
-      </w:r>
-      <m:oMath>
-        <m:r>
-          <m:t>π</m:t>
-        </m:r>
-      </m:oMath>
-      <w:r>
-        <w:rPr>
-          <w:rFonts w:ascii="Times New Roman" w:hAnsi="Times New Roman" w:eastAsia="Times New Roman" w:cs="Times New Roman"/>
-        </w:rPr>
-        <w:t xml:space="preserve"> </w:t>
-      </w:r>
-      <w:r>
-        <w:rPr>
-          <w:rFonts w:hint="eastAsia" w:ascii="Times New Roman" w:hAnsi="Times New Roman" w:eastAsia="FangSong" w:cs="Times New Roman"/>
-        </w:rPr>
-        <w:t xml:space="preserve">对称性的轨道</w:t>
-      </w:r>
-      <w:r>
-        <w:rPr>
-          <w:rFonts w:ascii="Times New Roman" w:hAnsi="Times New Roman" w:eastAsia="Times New Roman" w:cs="Times New Roman"/>
-        </w:rPr>
-        <w:t xml:space="preserve"> </w:t>
-      </w:r>
-      <w:r>
-        <w:rPr>
-          <w:rFonts w:ascii="Times New Roman" w:hAnsi="Times New Roman" w:eastAsia="Times New Roman" w:cs="Times New Roman"/>
-        </w:rPr>
-        <w:t xml:space="preserve">- </w:t>
-      </w:r>
-      <w:r>
-        <w:rPr>
-          <w:rFonts w:hint="eastAsia" w:ascii="Times New Roman" w:hAnsi="Times New Roman" w:eastAsia="FangSong" w:cs="Times New Roman"/>
-        </w:rPr>
-        <w:t xml:space="preserve">基团</w:t>
-      </w:r>
-      <w:r>
-        <w:rPr>
-          <w:rFonts w:ascii="Times New Roman" w:hAnsi="Times New Roman" w:eastAsia="Times New Roman" w:cs="Times New Roman"/>
-        </w:rPr>
-        <w:t xml:space="preserve"> X </w:t>
-      </w:r>
-      <w:r>
-        <w:rPr>
-          <w:rFonts w:hint="eastAsia" w:ascii="Times New Roman" w:hAnsi="Times New Roman" w:eastAsia="FangSong" w:cs="Times New Roman"/>
-        </w:rPr>
-        <w:t xml:space="preserve">和</w:t>
-      </w:r>
-      <w:r>
-        <w:rPr>
-          <w:rFonts w:ascii="Times New Roman" w:hAnsi="Times New Roman" w:eastAsia="Times New Roman" w:cs="Times New Roman"/>
-        </w:rPr>
-        <w:t xml:space="preserve"> Y </w:t>
-      </w:r>
-      <w:r>
-        <w:rPr>
-          <w:rFonts w:hint="eastAsia" w:ascii="Times New Roman" w:hAnsi="Times New Roman" w:eastAsia="FangSong" w:cs="Times New Roman"/>
-        </w:rPr>
-        <w:t xml:space="preserve">分别进行</w:t>
-      </w:r>
-      <w:r>
-        <w:rPr>
-          <w:rFonts w:hint="eastAsia" w:ascii="Times New Roman" w:hAnsi="Times New Roman" w:eastAsia="FangSong" w:cs="Times New Roman"/>
-          <w:b/>
-          <w:bCs/>
-        </w:rPr>
-        <w:t xml:space="preserve">同面迁移</w:t>
-      </w:r>
-      <w:r>
-        <w:rPr>
-          <w:rFonts w:ascii="Times New Roman" w:hAnsi="Times New Roman" w:eastAsia="Times New Roman" w:cs="Times New Roman"/>
-        </w:rPr>
-        <w:t xml:space="preserve"> </w:t>
-      </w:r>
-      <w:r>
-        <w:rPr>
-          <w:rFonts w:ascii="Times New Roman" w:hAnsi="Times New Roman" w:eastAsia="Times New Roman" w:cs="Times New Roman"/>
-        </w:rPr>
-        <w:t xml:space="preserve">- </w:t>
-      </w:r>
-      <w:r>
-        <w:rPr>
-          <w:rFonts w:hint="eastAsia" w:ascii="Times New Roman" w:hAnsi="Times New Roman" w:eastAsia="FangSong" w:cs="Times New Roman"/>
-        </w:rPr>
-        <w:t xml:space="preserve">若</w:t>
-      </w:r>
-      <w:r>
-        <w:rPr>
-          <w:rFonts w:ascii="Times New Roman" w:hAnsi="Times New Roman" w:eastAsia="Times New Roman" w:cs="Times New Roman"/>
-        </w:rPr>
-        <w:t xml:space="preserve"> A </w:t>
-      </w:r>
-      <w:r>
-        <w:rPr>
-          <w:rFonts w:hint="eastAsia" w:ascii="Times New Roman" w:hAnsi="Times New Roman" w:eastAsia="FangSong" w:cs="Times New Roman"/>
-        </w:rPr>
-        <w:t>和</w:t>
-      </w:r>
-      <w:r>
-        <w:rPr>
-          <w:rFonts w:hint="eastAsia" w:ascii="Times New Roman" w:hAnsi="Times New Roman" w:eastAsia="Times New Roman" w:cs="Times New Roman"/>
-        </w:rPr>
-        <w:t>/</w:t>
-      </w:r>
-      <w:r>
-        <w:rPr>
-          <w:rFonts w:hint="eastAsia" w:ascii="Times New Roman" w:hAnsi="Times New Roman" w:eastAsia="FangSong" w:cs="Times New Roman"/>
-        </w:rPr>
-        <w:t>或</w:t>
-      </w:r>
-      <w:r>
-        <w:rPr>
-          <w:rFonts w:ascii="Times New Roman" w:hAnsi="Times New Roman" w:eastAsia="Times New Roman" w:cs="Times New Roman"/>
-        </w:rPr>
-        <w:t xml:space="preserve"> B </w:t>
-      </w:r>
-      <w:r>
-        <w:rPr>
-          <w:rFonts w:hint="eastAsia" w:ascii="Times New Roman" w:hAnsi="Times New Roman" w:eastAsia="FangSong" w:cs="Times New Roman"/>
-        </w:rPr>
-        <w:t>是手性碳原子</w:t>
-      </w:r>
-      <w:r>
-        <w:rPr>
-          <w:rFonts w:hint="eastAsia" w:ascii="Times New Roman" w:hAnsi="Times New Roman" w:eastAsia="Times New Roman" w:cs="Times New Roman"/>
-        </w:rPr>
-        <w:t>，</w:t>
-      </w:r>
-      <w:r>
-        <w:rPr>
-          <w:rFonts w:hint="eastAsia" w:ascii="Times New Roman" w:hAnsi="Times New Roman" w:eastAsia="FangSong" w:cs="Times New Roman"/>
-        </w:rPr>
-        <w:t>则反应后手性发生</w:t>
-      </w:r>
-      <w:r>
-        <w:rPr>
-          <w:rFonts w:hint="eastAsia" w:ascii="Times New Roman" w:hAnsi="Times New Roman" w:eastAsia="FangSong" w:cs="Times New Roman"/>
-          <w:b/>
-          <w:bCs/>
-        </w:rPr>
-        <w:t xml:space="preserve">翻转</w:t>
-      </w:r>
-      <w:r>
-        <w:rPr>
-          <w:rFonts w:ascii="Times New Roman" w:hAnsi="Times New Roman" w:eastAsia="Times New Roman" w:cs="Times New Roman"/>
-        </w:rPr>
-        <w:t xml:space="preserve"> </w:t>
-      </w:r>
-      <w:r>
-        <w:rPr>
-          <w:rFonts w:ascii="Times New Roman" w:hAnsi="Times New Roman" w:eastAsia="Times New Roman" w:cs="Times New Roman"/>
-        </w:rPr>
-        <w:t xml:space="preserve">- </w:t>
-      </w:r>
-      <w:r>
-        <w:rPr>
-          <w:rFonts w:hint="eastAsia" w:ascii="Times New Roman" w:hAnsi="Times New Roman" w:eastAsia="FangSong" w:cs="Times New Roman"/>
-        </w:rPr>
-        <w:t xml:space="preserve">基团</w:t>
-      </w:r>
-      <w:r>
-        <w:rPr>
-          <w:rFonts w:ascii="Times New Roman" w:hAnsi="Times New Roman" w:eastAsia="Times New Roman" w:cs="Times New Roman"/>
-        </w:rPr>
-        <w:t xml:space="preserve"> X </w:t>
-      </w:r>
-      <w:r>
-        <w:rPr>
-          <w:rFonts w:hint="eastAsia" w:ascii="Times New Roman" w:hAnsi="Times New Roman" w:eastAsia="FangSong" w:cs="Times New Roman"/>
-        </w:rPr>
-        <w:t xml:space="preserve">和</w:t>
-      </w:r>
-      <w:r>
-        <w:rPr>
-          <w:rFonts w:ascii="Times New Roman" w:hAnsi="Times New Roman" w:eastAsia="Times New Roman" w:cs="Times New Roman"/>
-        </w:rPr>
-        <w:t xml:space="preserve"> Y </w:t>
-      </w:r>
-      <w:r>
-        <w:rPr>
-          <w:rFonts w:hint="eastAsia" w:ascii="Times New Roman" w:hAnsi="Times New Roman" w:eastAsia="FangSong" w:cs="Times New Roman"/>
-        </w:rPr>
-        <w:t xml:space="preserve">中的手性碳构型</w:t>
-      </w:r>
-      <w:r>
-        <w:rPr>
-          <w:rFonts w:hint="eastAsia" w:ascii="Times New Roman" w:hAnsi="Times New Roman" w:eastAsia="FangSong" w:cs="Times New Roman"/>
-          <w:b/>
-          <w:bCs/>
-        </w:rPr>
-        <w:t xml:space="preserve">不变</w:t>
-      </w:r>
-    </w:p>
-    <w:p>
-      <w:pPr>
-        <w:pStyle w:val="BodyText"/>
-      </w:pPr>
-      <w:r>
-        <w:rPr>
-          <w:rFonts w:ascii="Times New Roman" w:hAnsi="Times New Roman" w:eastAsia="Times New Roman" w:cs="Times New Roman"/>
-          <w:b/>
-          <w:bCs/>
-        </w:rPr>
-        <w:t xml:space="preserve">10-4-1</w:t>
-      </w:r>
-      <w:r>
-        <w:rPr>
-          <w:rFonts w:hint="eastAsia" w:ascii="Times New Roman" w:hAnsi="Times New Roman" w:eastAsia="Times New Roman" w:cs="Times New Roman"/>
-        </w:rPr>
-        <w:t xml:space="preserve">：</w:t>
-      </w:r>
-      <m:oMath>
-        <m:r>
-          <m:t>γ</m:t>
-        </m:r>
-      </m:oMath>
-      <w:r>
-        <w:rPr>
-          <w:rFonts w:hint="eastAsia" w:ascii="Times New Roman" w:hAnsi="Times New Roman" w:eastAsia="Times New Roman" w:cs="Times New Roman"/>
-        </w:rPr>
-        <w:t>-</w:t>
-      </w:r>
-      <w:r>
-        <w:rPr>
-          <w:rFonts w:hint="eastAsia" w:ascii="Times New Roman" w:hAnsi="Times New Roman" w:eastAsia="FangSong" w:cs="Times New Roman"/>
-        </w:rPr>
-        <w:t>内酯在</w:t>
-      </w:r>
-      <w:r>
-        <w:rPr>
-          <w:rFonts w:ascii="Times New Roman" w:hAnsi="Times New Roman" w:eastAsia="Times New Roman" w:cs="Times New Roman"/>
-        </w:rPr>
-        <w:t xml:space="preserve"> Lewis </w:t>
-      </w:r>
-      <w:r>
-        <w:rPr>
-          <w:rFonts w:hint="eastAsia" w:ascii="Times New Roman" w:hAnsi="Times New Roman" w:eastAsia="FangSong" w:cs="Times New Roman"/>
-        </w:rPr>
-        <w:t>酸的作用下发生双重重排反应进行扩环</w:t>
-      </w:r>
-      <w:r>
-        <w:rPr>
-          <w:rFonts w:hint="eastAsia" w:ascii="Times New Roman" w:hAnsi="Times New Roman" w:eastAsia="Times New Roman" w:cs="Times New Roman"/>
-        </w:rPr>
-        <w:t>，</w:t>
-      </w:r>
-      <w:r>
-        <w:rPr>
-          <w:rFonts w:hint="eastAsia" w:ascii="Times New Roman" w:hAnsi="Times New Roman" w:eastAsia="FangSong" w:cs="Times New Roman"/>
-        </w:rPr>
-        <w:t>反应的驱动力为</w:t>
-      </w:r>
-      <w:r>
-        <w:rPr>
-          <w:rFonts w:hint="eastAsia" w:ascii="Times New Roman" w:hAnsi="Times New Roman" w:eastAsia="FangSong" w:cs="Times New Roman"/>
-          <w:b/>
-          <w:bCs/>
-        </w:rPr>
-        <w:t xml:space="preserve">小环张力的释放</w:t>
-      </w:r>
-      <w:r>
-        <w:rPr>
-          <w:rFonts w:hint="eastAsia" w:ascii="Times New Roman" w:hAnsi="Times New Roman" w:eastAsia="Times New Roman" w:cs="Times New Roman"/>
-        </w:rPr>
-        <w:t>。</w:t>
-      </w:r>
-      <w:r>
-        <w:rPr>
-          <w:rFonts w:hint="eastAsia" w:ascii="Times New Roman" w:hAnsi="Times New Roman" w:eastAsia="FangSong" w:cs="Times New Roman"/>
-        </w:rPr>
-        <w:t>在重排过程中</w:t>
-      </w:r>
-      <w:r>
-        <w:rPr>
-          <w:rFonts w:hint="eastAsia" w:ascii="Times New Roman" w:hAnsi="Times New Roman" w:eastAsia="Times New Roman" w:cs="Times New Roman"/>
-        </w:rPr>
-        <w:t>，</w:t>
-      </w:r>
-      <w:r>
-        <w:rPr>
-          <w:rFonts w:hint="eastAsia" w:ascii="Times New Roman" w:hAnsi="Times New Roman" w:eastAsia="FangSong" w:cs="Times New Roman"/>
-        </w:rPr>
-        <w:t>两个迁移基团呈</w:t>
-      </w:r>
-      <w:r>
-        <w:rPr>
-          <w:rFonts w:hint="eastAsia" w:ascii="Times New Roman" w:hAnsi="Times New Roman" w:eastAsia="FangSong" w:cs="Times New Roman"/>
-          <w:b/>
-          <w:bCs/>
-        </w:rPr>
-        <w:t xml:space="preserve">反式共平面</w:t>
-      </w:r>
-      <w:r>
-        <w:rPr>
-          <w:rFonts w:hint="eastAsia" w:ascii="Times New Roman" w:hAnsi="Times New Roman" w:eastAsia="FangSong" w:cs="Times New Roman"/>
-        </w:rPr>
-        <w:t>的空间关系</w:t>
-      </w:r>
-      <w:r>
-        <w:rPr>
-          <w:rFonts w:hint="eastAsia" w:ascii="Times New Roman" w:hAnsi="Times New Roman" w:eastAsia="Times New Roman" w:cs="Times New Roman"/>
-        </w:rPr>
-        <w:t>，</w:t>
-      </w:r>
-      <w:r>
-        <w:rPr>
-          <w:rFonts w:hint="eastAsia" w:ascii="Times New Roman" w:hAnsi="Times New Roman" w:eastAsia="FangSong" w:cs="Times New Roman"/>
-        </w:rPr>
-        <w:t>以满足过渡态中最大化的轨道重叠</w:t>
-      </w:r>
-      <w:r>
-        <w:rPr>
-          <w:rFonts w:hint="eastAsia" w:ascii="Times New Roman" w:hAnsi="Times New Roman" w:eastAsia="Times New Roman" w:cs="Times New Roman"/>
-        </w:rPr>
-        <w:t>。</w:t>
-      </w:r>
-      <w:r>
-        <w:rPr>
-          <w:rFonts w:hint="eastAsia" w:ascii="Times New Roman" w:hAnsi="Times New Roman" w:eastAsia="FangSong" w:cs="Times New Roman"/>
-        </w:rPr>
-        <w:t>产物为</w:t>
-      </w:r>
-      <w:r>
-        <w:rPr>
-          <w:rFonts w:hint="eastAsia" w:ascii="Times New Roman" w:hAnsi="Times New Roman" w:eastAsia="FangSong" w:cs="Times New Roman"/>
-          <w:b/>
-          <w:bCs/>
-        </w:rPr>
-        <w:t xml:space="preserve">五元环内酯</w:t>
-      </w:r>
-      <w:r>
-        <w:rPr>
-          <w:rFonts w:ascii="Times New Roman" w:hAnsi="Times New Roman" w:eastAsia="Times New Roman" w:cs="Times New Roman"/>
-        </w:rPr>
-        <w:t xml:space="preserve">。</w:t>
-      </w:r>
-    </w:p>
-    <w:p>
-      <w:pPr>
-        <w:pStyle w:val="BodyText"/>
-      </w:pPr>
-      <w:r>
-        <w:rPr>
-          <w:rFonts w:ascii="Times New Roman" w:hAnsi="Times New Roman" w:eastAsia="Times New Roman" w:cs="Times New Roman"/>
-          <w:b/>
-          <w:bCs/>
-        </w:rPr>
-        <w:t xml:space="preserve">10-4-2</w:t>
-      </w:r>
-      <w:r>
-        <w:rPr>
-          <w:rFonts w:hint="eastAsia" w:ascii="Times New Roman" w:hAnsi="Times New Roman" w:eastAsia="Times New Roman" w:cs="Times New Roman"/>
-        </w:rPr>
-        <w:t>：</w:t>
-      </w:r>
-      <w:r>
-        <w:rPr>
-          <w:rFonts w:hint="eastAsia" w:ascii="Times New Roman" w:hAnsi="Times New Roman" w:eastAsia="FangSong" w:cs="Times New Roman"/>
-        </w:rPr>
-        <w:t>与</w:t>
-      </w:r>
-      <w:r>
-        <w:rPr>
-          <w:rFonts w:ascii="Times New Roman" w:hAnsi="Times New Roman" w:eastAsia="Times New Roman" w:cs="Times New Roman"/>
-        </w:rPr>
-        <w:t xml:space="preserve"> 10-4-1 </w:t>
-      </w:r>
-      <w:r>
-        <w:rPr>
-          <w:rFonts w:hint="eastAsia" w:ascii="Times New Roman" w:hAnsi="Times New Roman" w:eastAsia="FangSong" w:cs="Times New Roman"/>
-        </w:rPr>
-        <w:t>类似</w:t>
-      </w:r>
-      <w:r>
-        <w:rPr>
-          <w:rFonts w:hint="eastAsia" w:ascii="Times New Roman" w:hAnsi="Times New Roman" w:eastAsia="Times New Roman" w:cs="Times New Roman"/>
-        </w:rPr>
-        <w:t>，</w:t>
-      </w:r>
-      <w:r>
-        <w:rPr>
-          <w:rFonts w:hint="eastAsia" w:ascii="Times New Roman" w:hAnsi="Times New Roman" w:eastAsia="FangSong" w:cs="Times New Roman"/>
-        </w:rPr>
-        <w:t>仍为</w:t>
-      </w:r>
-      <w:r>
-        <w:rPr>
-          <w:rFonts w:ascii="Times New Roman" w:hAnsi="Times New Roman" w:eastAsia="Times New Roman" w:cs="Times New Roman"/>
-        </w:rPr>
-        <w:t xml:space="preserve"> </w:t>
-      </w:r>
-      <m:oMath>
-        <m:r>
-          <m:t>γ</m:t>
-        </m:r>
-      </m:oMath>
-      <w:r>
-        <w:rPr>
-          <w:rFonts w:hint="eastAsia" w:ascii="Times New Roman" w:hAnsi="Times New Roman" w:eastAsia="Times New Roman" w:cs="Times New Roman"/>
-        </w:rPr>
-        <w:t>-</w:t>
-      </w:r>
-      <w:r>
-        <w:rPr>
-          <w:rFonts w:hint="eastAsia" w:ascii="Times New Roman" w:hAnsi="Times New Roman" w:eastAsia="FangSong" w:cs="Times New Roman"/>
-        </w:rPr>
-        <w:t>内酯的扩环重排</w:t>
-      </w:r>
-      <w:r>
-        <w:rPr>
-          <w:rFonts w:hint="eastAsia" w:ascii="Times New Roman" w:hAnsi="Times New Roman" w:eastAsia="Times New Roman" w:cs="Times New Roman"/>
-        </w:rPr>
-        <w:t>。</w:t>
-      </w:r>
-      <w:r>
-        <w:rPr>
-          <w:rFonts w:hint="eastAsia" w:ascii="Times New Roman" w:hAnsi="Times New Roman" w:eastAsia="FangSong" w:cs="Times New Roman"/>
-        </w:rPr>
-        <w:t>但需要注意除</w:t>
-      </w:r>
-      <w:r>
-        <w:rPr>
-          <w:rFonts w:ascii="Times New Roman" w:hAnsi="Times New Roman" w:eastAsia="Times New Roman" w:cs="Times New Roman"/>
-        </w:rPr>
-        <w:t xml:space="preserve"> C-O </w:t>
-      </w:r>
-      <w:r>
-        <w:rPr>
-          <w:rFonts w:hint="eastAsia" w:ascii="Times New Roman" w:hAnsi="Times New Roman" w:eastAsia="FangSong" w:cs="Times New Roman"/>
-        </w:rPr>
-        <w:t>键迁移外</w:t>
-      </w:r>
-      <w:r>
-        <w:rPr>
-          <w:rFonts w:hint="eastAsia" w:ascii="Times New Roman" w:hAnsi="Times New Roman" w:eastAsia="Times New Roman" w:cs="Times New Roman"/>
-        </w:rPr>
-        <w:t>，</w:t>
-      </w:r>
-      <w:r>
-        <w:rPr>
-          <w:rFonts w:hint="eastAsia" w:ascii="Times New Roman" w:hAnsi="Times New Roman" w:eastAsia="FangSong" w:cs="Times New Roman"/>
-        </w:rPr>
-        <w:t>另一个迁移的是</w:t>
-      </w:r>
-      <w:r>
-        <w:rPr>
-          <w:rFonts w:ascii="Times New Roman" w:hAnsi="Times New Roman" w:eastAsia="Times New Roman" w:cs="Times New Roman"/>
-        </w:rPr>
-        <w:t xml:space="preserve"> </w:t>
-      </w:r>
-      <w:r>
-        <w:rPr>
-          <w:rFonts w:ascii="Times New Roman" w:hAnsi="Times New Roman" w:eastAsia="Times New Roman" w:cs="Times New Roman"/>
-          <w:b/>
-          <w:bCs/>
-        </w:rPr>
-        <w:t xml:space="preserve">C-H </w:t>
-      </w:r>
-      <w:r>
-        <w:rPr>
-          <w:rFonts w:hint="eastAsia" w:ascii="Times New Roman" w:hAnsi="Times New Roman" w:eastAsia="FangSong" w:cs="Times New Roman"/>
-          <w:b/>
-          <w:bCs/>
-        </w:rPr>
-        <w:t xml:space="preserve">键</w:t>
-      </w:r>
-      <w:r>
-        <w:rPr>
-          <w:rFonts w:hint="eastAsia" w:ascii="Times New Roman" w:hAnsi="Times New Roman" w:eastAsia="FangSong" w:cs="Times New Roman"/>
-        </w:rPr>
-        <w:t xml:space="preserve">而非</w:t>
-      </w:r>
-      <w:r>
-        <w:rPr>
-          <w:rFonts w:ascii="Times New Roman" w:hAnsi="Times New Roman" w:eastAsia="Times New Roman" w:cs="Times New Roman"/>
-        </w:rPr>
-        <w:t xml:space="preserve"> C-C </w:t>
-      </w:r>
-      <w:r>
-        <w:rPr>
-          <w:rFonts w:hint="eastAsia" w:ascii="Times New Roman" w:hAnsi="Times New Roman" w:eastAsia="FangSong" w:cs="Times New Roman"/>
-        </w:rPr>
-        <w:t>键</w:t>
-      </w:r>
-      <w:r>
-        <w:rPr>
-          <w:rFonts w:hint="eastAsia" w:ascii="Times New Roman" w:hAnsi="Times New Roman" w:eastAsia="Times New Roman" w:cs="Times New Roman"/>
-        </w:rPr>
-        <w:t>。</w:t>
-      </w:r>
-      <w:r>
-        <w:rPr>
-          <w:rFonts w:hint="eastAsia" w:ascii="Times New Roman" w:hAnsi="Times New Roman" w:eastAsia="FangSong" w:cs="Times New Roman"/>
-        </w:rPr>
-        <w:t>若</w:t>
-      </w:r>
-      <w:r>
-        <w:rPr>
-          <w:rFonts w:ascii="Times New Roman" w:hAnsi="Times New Roman" w:eastAsia="Times New Roman" w:cs="Times New Roman"/>
-        </w:rPr>
-        <w:t xml:space="preserve"> C-C </w:t>
-      </w:r>
-      <w:r>
-        <w:rPr>
-          <w:rFonts w:hint="eastAsia" w:ascii="Times New Roman" w:hAnsi="Times New Roman" w:eastAsia="FangSong" w:cs="Times New Roman"/>
-        </w:rPr>
-        <w:t>键迁移</w:t>
-      </w:r>
-      <w:r>
-        <w:rPr>
-          <w:rFonts w:hint="eastAsia" w:ascii="Times New Roman" w:hAnsi="Times New Roman" w:eastAsia="Times New Roman" w:cs="Times New Roman"/>
-        </w:rPr>
-        <w:t>，</w:t>
-      </w:r>
-      <w:r>
-        <w:rPr>
-          <w:rFonts w:hint="eastAsia" w:ascii="Times New Roman" w:hAnsi="Times New Roman" w:eastAsia="FangSong" w:cs="Times New Roman"/>
-        </w:rPr>
-        <w:t>则六元环结构会扩环为七元环结构</w:t>
-      </w:r>
-      <w:r>
-        <w:rPr>
-          <w:rFonts w:hint="eastAsia" w:ascii="Times New Roman" w:hAnsi="Times New Roman" w:eastAsia="Times New Roman" w:cs="Times New Roman"/>
-        </w:rPr>
-        <w:t>，</w:t>
-      </w:r>
-      <w:r>
-        <w:rPr>
-          <w:rFonts w:hint="eastAsia" w:ascii="Times New Roman" w:hAnsi="Times New Roman" w:eastAsia="FangSong" w:cs="Times New Roman"/>
-        </w:rPr>
-        <w:t>稳定性降低</w:t>
-      </w:r>
-      <w:r>
-        <w:rPr>
-          <w:rFonts w:hint="eastAsia" w:ascii="Times New Roman" w:hAnsi="Times New Roman" w:eastAsia="Times New Roman" w:cs="Times New Roman"/>
-        </w:rPr>
-        <w:t>。</w:t>
-      </w:r>
-    </w:p>
-    <w:p>
-      <w:pPr>
-        <w:pStyle w:val="BodyText"/>
-      </w:pPr>
-      <w:r>
-        <w:rPr>
-          <w:rFonts w:ascii="Times New Roman" w:hAnsi="Times New Roman" w:eastAsia="Times New Roman" w:cs="Times New Roman"/>
-          <w:b/>
-          <w:bCs/>
-        </w:rPr>
-        <w:t xml:space="preserve">10-4-3</w:t>
-      </w:r>
-      <w:r>
-        <w:rPr>
-          <w:rFonts w:hint="eastAsia" w:ascii="Times New Roman" w:hAnsi="Times New Roman" w:eastAsia="Times New Roman" w:cs="Times New Roman"/>
-        </w:rPr>
-        <w:t>：</w:t>
-      </w:r>
-      <w:r>
-        <w:rPr>
-          <w:rFonts w:hint="eastAsia" w:ascii="Times New Roman" w:hAnsi="Times New Roman" w:eastAsia="FangSong" w:cs="Times New Roman"/>
-        </w:rPr>
-        <w:t>二甲基铜锂与二氢呋喃锂反应</w:t>
-      </w:r>
-      <w:r>
-        <w:rPr>
-          <w:rFonts w:hint="eastAsia" w:ascii="Times New Roman" w:hAnsi="Times New Roman" w:eastAsia="Times New Roman" w:cs="Times New Roman"/>
-        </w:rPr>
-        <w:t>，</w:t>
-      </w:r>
-      <w:r>
-        <w:rPr>
-          <w:rFonts w:hint="eastAsia" w:ascii="Times New Roman" w:hAnsi="Times New Roman" w:eastAsia="FangSong" w:cs="Times New Roman"/>
-        </w:rPr>
-        <w:t>是一个配位</w:t>
-      </w:r>
-      <w:r>
-        <w:rPr>
-          <w:rFonts w:hint="eastAsia" w:ascii="Times New Roman" w:hAnsi="Times New Roman" w:eastAsia="Times New Roman" w:cs="Times New Roman"/>
-        </w:rPr>
-        <w:t>（</w:t>
-      </w:r>
-      <w:r>
-        <w:rPr>
-          <w:rFonts w:hint="eastAsia" w:ascii="Times New Roman" w:hAnsi="Times New Roman" w:eastAsia="FangSong" w:cs="Times New Roman"/>
-        </w:rPr>
-        <w:t>转金属化</w:t>
-      </w:r>
-      <w:r>
-        <w:rPr>
-          <w:rFonts w:hint="eastAsia" w:ascii="Times New Roman" w:hAnsi="Times New Roman" w:eastAsia="Times New Roman" w:cs="Times New Roman"/>
-        </w:rPr>
-        <w:t>）</w:t>
-      </w:r>
-      <w:r>
-        <w:rPr>
-          <w:rFonts w:hint="eastAsia" w:ascii="Times New Roman" w:hAnsi="Times New Roman" w:eastAsia="FangSong" w:cs="Times New Roman"/>
-        </w:rPr>
-        <w:t>过程</w:t>
-      </w:r>
-      <w:r>
-        <w:rPr>
-          <w:rFonts w:hint="eastAsia" w:ascii="Times New Roman" w:hAnsi="Times New Roman" w:eastAsia="Times New Roman" w:cs="Times New Roman"/>
-        </w:rPr>
-        <w:t>，</w:t>
-      </w:r>
-      <w:r>
-        <w:rPr>
-          <w:rFonts w:hint="eastAsia" w:ascii="Times New Roman" w:hAnsi="Times New Roman" w:eastAsia="FangSong" w:cs="Times New Roman"/>
-        </w:rPr>
-        <w:t>得到四配位的</w:t>
-      </w:r>
-      <w:r>
-        <w:rPr>
-          <w:rFonts w:ascii="Times New Roman" w:hAnsi="Times New Roman" w:eastAsia="Times New Roman" w:cs="Times New Roman"/>
-        </w:rPr>
-        <w:t xml:space="preserve"> Cu(I) </w:t>
-      </w:r>
-      <w:r>
-        <w:rPr>
-          <w:rFonts w:hint="eastAsia" w:ascii="Times New Roman" w:hAnsi="Times New Roman" w:eastAsia="FangSong" w:cs="Times New Roman"/>
-        </w:rPr>
-        <w:t>负离子中间体</w:t>
-      </w:r>
-      <w:r>
-        <w:rPr>
-          <w:rFonts w:hint="eastAsia" w:ascii="Times New Roman" w:hAnsi="Times New Roman" w:eastAsia="Times New Roman" w:cs="Times New Roman"/>
-        </w:rPr>
-        <w:t>；</w:t>
-      </w:r>
-      <w:r>
-        <w:rPr>
-          <w:rFonts w:hint="eastAsia" w:ascii="Times New Roman" w:hAnsi="Times New Roman" w:eastAsia="FangSong" w:cs="Times New Roman"/>
-        </w:rPr>
-        <w:t>随后在</w:t>
-      </w:r>
-      <w:r>
-        <w:rPr>
-          <w:rFonts w:ascii="Times New Roman" w:hAnsi="Times New Roman" w:eastAsia="Times New Roman" w:cs="Times New Roman"/>
-        </w:rPr>
-        <w:t xml:space="preserve"> C-Cu </w:t>
-      </w:r>
-      <w:r>
-        <w:rPr>
-          <w:rFonts w:hint="eastAsia" w:ascii="Times New Roman" w:hAnsi="Times New Roman" w:eastAsia="FangSong" w:cs="Times New Roman"/>
-        </w:rPr>
-        <w:t>键上发生双重重排反应</w:t>
-      </w:r>
-      <w:r>
-        <w:rPr>
-          <w:rFonts w:hint="eastAsia" w:ascii="Times New Roman" w:hAnsi="Times New Roman" w:eastAsia="Times New Roman" w:cs="Times New Roman"/>
-        </w:rPr>
-        <w:t>，</w:t>
-      </w:r>
-      <w:r>
-        <w:rPr>
-          <w:rFonts w:hint="eastAsia" w:ascii="Times New Roman" w:hAnsi="Times New Roman" w:eastAsia="FangSong" w:cs="Times New Roman"/>
-        </w:rPr>
-        <w:t>转化为</w:t>
-      </w:r>
-      <w:r>
-        <w:rPr>
-          <w:rFonts w:hint="eastAsia" w:ascii="Times New Roman" w:hAnsi="Times New Roman" w:eastAsia="Times New Roman" w:cs="Times New Roman"/>
-        </w:rPr>
-        <w:t>「</w:t>
-      </w:r>
-      <w:r>
-        <w:rPr>
-          <w:rFonts w:hint="eastAsia" w:ascii="Times New Roman" w:hAnsi="Times New Roman" w:eastAsia="FangSong" w:cs="Times New Roman"/>
-        </w:rPr>
-        <w:t>铜</w:t>
-      </w:r>
-      <w:r>
-        <w:rPr>
-          <w:rFonts w:hint="eastAsia" w:ascii="Times New Roman" w:hAnsi="Times New Roman" w:eastAsia="Times New Roman" w:cs="Times New Roman"/>
-        </w:rPr>
-        <w:t>(I)</w:t>
-      </w:r>
-      <w:r>
-        <w:rPr>
-          <w:rFonts w:hint="eastAsia" w:ascii="Times New Roman" w:hAnsi="Times New Roman" w:eastAsia="FangSong" w:cs="Times New Roman"/>
-        </w:rPr>
-        <w:t>酸盐负离子</w:t>
-      </w:r>
-      <w:r>
-        <w:rPr>
-          <w:rFonts w:hint="eastAsia" w:ascii="Times New Roman" w:hAnsi="Times New Roman" w:eastAsia="Times New Roman" w:cs="Times New Roman"/>
-        </w:rPr>
-        <w:t>」</w:t>
-      </w:r>
-      <w:r>
-        <w:rPr>
-          <w:rFonts w:hint="eastAsia" w:ascii="Times New Roman" w:hAnsi="Times New Roman" w:eastAsia="FangSong" w:cs="Times New Roman"/>
-        </w:rPr>
-        <w:t>中间体</w:t>
-      </w:r>
-      <w:r>
-        <w:rPr>
-          <w:rFonts w:hint="eastAsia" w:ascii="Times New Roman" w:hAnsi="Times New Roman" w:eastAsia="Times New Roman" w:cs="Times New Roman"/>
-        </w:rPr>
-        <w:t>；</w:t>
-      </w:r>
-      <w:r>
-        <w:rPr>
-          <w:rFonts w:hint="eastAsia" w:ascii="Times New Roman" w:hAnsi="Times New Roman" w:eastAsia="FangSong" w:cs="Times New Roman"/>
-        </w:rPr>
-        <w:t>最后进行水解</w:t>
-      </w:r>
-      <w:r>
-        <w:rPr>
-          <w:rFonts w:hint="eastAsia" w:ascii="Times New Roman" w:hAnsi="Times New Roman" w:eastAsia="Times New Roman" w:cs="Times New Roman"/>
-        </w:rPr>
-        <w:t>。</w:t>
-      </w:r>
-      <w:r>
-        <w:rPr>
-          <w:rFonts w:hint="eastAsia" w:ascii="Times New Roman" w:hAnsi="Times New Roman" w:eastAsia="FangSong" w:cs="Times New Roman"/>
-        </w:rPr>
-        <w:t>反应过程中</w:t>
-      </w:r>
-      <w:r>
-        <w:rPr>
-          <w:rFonts w:hint="eastAsia" w:ascii="Times New Roman" w:hAnsi="Times New Roman" w:eastAsia="FangSong" w:cs="Times New Roman"/>
-          <w:b/>
-          <w:bCs/>
-        </w:rPr>
-        <w:t xml:space="preserve">双键保持</w:t>
-      </w:r>
-      <w:r>
-        <w:rPr>
-          <w:rFonts w:ascii="Times New Roman" w:hAnsi="Times New Roman" w:eastAsia="Times New Roman" w:cs="Times New Roman"/>
-          <w:b/>
-          <w:bCs/>
-        </w:rPr>
-        <w:t xml:space="preserve"> E </w:t>
-      </w:r>
-      <w:r>
-        <w:rPr>
-          <w:rFonts w:hint="eastAsia" w:ascii="Times New Roman" w:hAnsi="Times New Roman" w:eastAsia="FangSong" w:cs="Times New Roman"/>
-          <w:b/>
-          <w:bCs/>
-        </w:rPr>
-        <w:t xml:space="preserve">构型不变</w:t>
-      </w:r>
-      <w:r>
-        <w:rPr>
-          <w:rFonts w:ascii="Times New Roman" w:hAnsi="Times New Roman" w:eastAsia="Times New Roman" w:cs="Times New Roman"/>
-        </w:rPr>
-        <w:t xml:space="preserve">。</w:t>
-      </w:r>
-    </w:p>
-    <w:p>
-      <w:pPr>
-        <w:pStyle w:val="BodyText"/>
-      </w:pPr>
-      <w:r>
-        <w:rPr>
-          <w:rFonts w:ascii="Times New Roman" w:hAnsi="Times New Roman" w:eastAsia="Times New Roman" w:cs="Times New Roman"/>
-          <w:b/>
-          <w:bCs/>
-        </w:rPr>
-        <w:t xml:space="preserve">10-4-4</w:t>
-      </w:r>
-      <w:r>
-        <w:rPr>
-          <w:rFonts w:hint="eastAsia" w:ascii="Times New Roman" w:hAnsi="Times New Roman" w:eastAsia="Times New Roman" w:cs="Times New Roman"/>
-        </w:rPr>
-        <w:t>：</w:t>
-      </w:r>
-      <w:r>
-        <w:rPr>
-          <w:rFonts w:hint="eastAsia" w:ascii="Times New Roman" w:hAnsi="Times New Roman" w:eastAsia="FangSong" w:cs="Times New Roman"/>
-        </w:rPr>
-        <w:t>起始反应物为钯催化偶联反应的中间体</w:t>
-      </w:r>
-      <w:r>
-        <w:rPr>
-          <w:rFonts w:hint="eastAsia" w:ascii="Times New Roman" w:hAnsi="Times New Roman" w:eastAsia="Times New Roman" w:cs="Times New Roman"/>
-        </w:rPr>
-        <w:t>。</w:t>
-      </w:r>
-      <w:r>
-        <w:rPr>
-          <w:rFonts w:hint="eastAsia" w:ascii="Times New Roman" w:hAnsi="Times New Roman" w:eastAsia="FangSong" w:cs="Times New Roman"/>
-        </w:rPr>
-        <w:t>由于</w:t>
-      </w:r>
-      <w:r>
-        <w:rPr>
-          <w:rFonts w:ascii="Times New Roman" w:hAnsi="Times New Roman" w:eastAsia="Times New Roman" w:cs="Times New Roman"/>
-        </w:rPr>
-        <w:t xml:space="preserve"> Pd </w:t>
-      </w:r>
-      <w:r>
-        <w:rPr>
-          <w:rFonts w:hint="eastAsia" w:ascii="Times New Roman" w:hAnsi="Times New Roman" w:eastAsia="FangSong" w:cs="Times New Roman"/>
-        </w:rPr>
-        <w:t xml:space="preserve">含有</w:t>
-      </w:r>
-      <w:r>
-        <w:rPr>
-          <w:rFonts w:ascii="Times New Roman" w:hAnsi="Times New Roman" w:eastAsia="Times New Roman" w:cs="Times New Roman"/>
-        </w:rPr>
-        <w:t xml:space="preserve"> d </w:t>
-      </w:r>
-      <w:r>
-        <w:rPr>
-          <w:rFonts w:hint="eastAsia" w:ascii="Times New Roman" w:hAnsi="Times New Roman" w:eastAsia="FangSong" w:cs="Times New Roman"/>
-        </w:rPr>
-        <w:t>轨道</w:t>
-      </w:r>
-      <w:r>
-        <w:rPr>
-          <w:rFonts w:hint="eastAsia" w:ascii="Times New Roman" w:hAnsi="Times New Roman" w:eastAsia="Times New Roman" w:cs="Times New Roman"/>
-        </w:rPr>
-        <w:t>，</w:t>
-      </w:r>
-      <w:r>
-        <w:rPr>
-          <w:rFonts w:hint="eastAsia" w:ascii="Times New Roman" w:hAnsi="Times New Roman" w:eastAsia="FangSong" w:cs="Times New Roman"/>
-        </w:rPr>
-        <w:t>虽无孤对电子</w:t>
-      </w:r>
-      <w:r>
-        <w:rPr>
-          <w:rFonts w:hint="eastAsia" w:ascii="Times New Roman" w:hAnsi="Times New Roman" w:eastAsia="Times New Roman" w:cs="Times New Roman"/>
-        </w:rPr>
-        <w:t>，</w:t>
-      </w:r>
-      <w:r>
-        <w:rPr>
-          <w:rFonts w:hint="eastAsia" w:ascii="Times New Roman" w:hAnsi="Times New Roman" w:eastAsia="FangSong" w:cs="Times New Roman"/>
-        </w:rPr>
-        <w:t>也能满足双重重排反应对轨道对称性的要求</w:t>
-      </w:r>
-      <w:r>
-        <w:rPr>
-          <w:rFonts w:hint="eastAsia" w:ascii="Times New Roman" w:hAnsi="Times New Roman" w:eastAsia="Times New Roman" w:cs="Times New Roman"/>
-        </w:rPr>
-        <w:t>。</w:t>
-      </w:r>
-      <w:r>
-        <w:rPr>
-          <w:rFonts w:hint="eastAsia" w:ascii="Times New Roman" w:hAnsi="Times New Roman" w:eastAsia="FangSong" w:cs="Times New Roman"/>
-        </w:rPr>
-        <w:t>与</w:t>
-      </w:r>
-      <w:r>
-        <w:rPr>
-          <w:rFonts w:ascii="Times New Roman" w:hAnsi="Times New Roman" w:eastAsia="Times New Roman" w:cs="Times New Roman"/>
-        </w:rPr>
-        <w:t xml:space="preserve"> C-Pd </w:t>
-      </w:r>
-      <w:r>
-        <w:rPr>
-          <w:rFonts w:hint="eastAsia" w:ascii="Times New Roman" w:hAnsi="Times New Roman" w:eastAsia="FangSong" w:cs="Times New Roman"/>
-        </w:rPr>
-        <w:t xml:space="preserve">键处于</w:t>
-      </w:r>
-      <w:r>
-        <w:rPr>
-          <w:rFonts w:hint="eastAsia" w:ascii="Times New Roman" w:hAnsi="Times New Roman" w:eastAsia="FangSong" w:cs="Times New Roman"/>
-          <w:b/>
-          <w:bCs/>
-        </w:rPr>
-        <w:t xml:space="preserve">反式共平面</w:t>
-      </w:r>
-      <w:r>
-        <w:rPr>
-          <w:rFonts w:hint="eastAsia" w:ascii="Times New Roman" w:hAnsi="Times New Roman" w:eastAsia="FangSong" w:cs="Times New Roman"/>
-        </w:rPr>
-        <w:t>位置的是苯基</w:t>
-      </w:r>
-      <w:r>
-        <w:rPr>
-          <w:rFonts w:hint="eastAsia" w:ascii="Times New Roman" w:hAnsi="Times New Roman" w:eastAsia="Times New Roman" w:cs="Times New Roman"/>
-        </w:rPr>
-        <w:t>，</w:t>
-      </w:r>
-      <w:r>
-        <w:rPr>
-          <w:rFonts w:hint="eastAsia" w:ascii="Times New Roman" w:hAnsi="Times New Roman" w:eastAsia="FangSong" w:cs="Times New Roman"/>
-        </w:rPr>
-        <w:t>故双重重排反应模型为</w:t>
-      </w:r>
-      <w:r>
-        <w:rPr>
-          <w:rFonts w:hint="eastAsia" w:ascii="Times New Roman" w:hAnsi="Times New Roman" w:eastAsia="Times New Roman" w:cs="Times New Roman"/>
-        </w:rPr>
-        <w:t>「Pd-C-C-</w:t>
-      </w:r>
-      <m:oMath>
-        <m:sSub>
-          <m:e>
-            <m:r>
-              <m:rPr>
-                <m:sty m:val="p"/>
-              </m:rPr>
-              <m:t>C</m:t>
-            </m:r>
-          </m:e>
-          <m:sub>
-            <m:r>
-              <m:rPr>
-                <m:sty m:val="p"/>
-              </m:rPr>
-              <m:t>P</m:t>
-            </m:r>
-            <m:r>
-              <m:rPr>
-                <m:sty m:val="p"/>
-              </m:rPr>
-              <m:t>h</m:t>
-            </m:r>
-          </m:sub>
-        </m:sSub>
-      </m:oMath>
-      <w:r>
-        <w:rPr>
-          <w:rFonts w:hint="eastAsia" w:ascii="Times New Roman" w:hAnsi="Times New Roman" w:eastAsia="Times New Roman" w:cs="Times New Roman"/>
-        </w:rPr>
-        <w:t>」，</w:t>
-      </w:r>
-      <w:r>
-        <w:rPr>
-          <w:rFonts w:hint="eastAsia" w:ascii="Times New Roman" w:hAnsi="Times New Roman" w:eastAsia="FangSong" w:cs="Times New Roman"/>
-        </w:rPr>
-        <w:t>重排后得到中间体</w:t>
-      </w:r>
-      <w:r>
-        <w:rPr>
-          <w:rFonts w:hint="eastAsia" w:ascii="Times New Roman" w:hAnsi="Times New Roman" w:eastAsia="Times New Roman" w:cs="Times New Roman"/>
-        </w:rPr>
-        <w:t>。</w:t>
-      </w:r>
-      <w:r>
-        <w:rPr>
-          <w:rFonts w:hint="eastAsia" w:ascii="Times New Roman" w:hAnsi="Times New Roman" w:eastAsia="FangSong" w:cs="Times New Roman"/>
-        </w:rPr>
-        <w:t>随后发生</w:t>
-      </w:r>
-      <w:r>
-        <w:rPr>
-          <w:rFonts w:hint="eastAsia" w:ascii="Times New Roman" w:hAnsi="Times New Roman" w:eastAsia="FangSong" w:cs="Times New Roman"/>
-          <w:b/>
-          <w:bCs/>
-        </w:rPr>
-        <w:t xml:space="preserve">还原消除</w:t>
-      </w:r>
-      <w:r>
-        <w:rPr>
-          <w:rFonts w:hint="eastAsia" w:ascii="Times New Roman" w:hAnsi="Times New Roman" w:eastAsia="FangSong" w:cs="Times New Roman"/>
-        </w:rPr>
-        <w:t>反应</w:t>
-      </w:r>
-      <w:r>
-        <w:rPr>
-          <w:rFonts w:hint="eastAsia" w:ascii="Times New Roman" w:hAnsi="Times New Roman" w:eastAsia="Times New Roman" w:cs="Times New Roman"/>
-        </w:rPr>
-        <w:t>，</w:t>
-      </w:r>
-      <w:r>
-        <w:rPr>
-          <w:rFonts w:hint="eastAsia" w:ascii="Times New Roman" w:hAnsi="Times New Roman" w:eastAsia="FangSong" w:cs="Times New Roman"/>
-        </w:rPr>
-        <w:t>得到最终产物</w:t>
-      </w:r>
-      <w:r>
-        <w:rPr>
-          <w:rFonts w:hint="eastAsia" w:ascii="Times New Roman" w:hAnsi="Times New Roman" w:eastAsia="Times New Roman" w:cs="Times New Roman"/>
-        </w:rPr>
-        <w:t>。</w:t>
-      </w:r>
-      <w:r>
-        <w:rPr>
-          <w:rFonts w:hint="eastAsia" w:ascii="Times New Roman" w:hAnsi="Times New Roman" w:eastAsia="FangSong" w:cs="Times New Roman"/>
-        </w:rPr>
-        <w:t>还原消除反应不影响手性碳原子的绝对构型</w:t>
-      </w:r>
-      <w:r>
-        <w:rPr>
-          <w:rFonts w:hint="eastAsia" w:ascii="Times New Roman" w:hAnsi="Times New Roman" w:eastAsia="Times New Roman" w:cs="Times New Roman"/>
-        </w:rPr>
-        <w:t>。</w:t>
-      </w:r>
-    </w:p>
     <w:p>
       <w:pPr>
         <w:spacing w:before="160" w:after="80"/>
@@ -37945,9 +37608,9 @@
         </w:pict>
       </w:r>
     </w:p>
+    <w:bookmarkEnd w:id="321"/>
     <w:bookmarkEnd w:id="322"/>
-    <w:bookmarkEnd w:id="323"/>
-    <w:bookmarkStart w:id="348" w:name="氧化反应选择性第37届初赛"/>
+    <w:bookmarkStart w:id="347" w:name="氧化反应选择性第37届初赛"/>
     <w:p>
       <w:pPr>
         <w:pStyle w:val="Heading2"/>
@@ -38051,18 +37714,18 @@
           <wp:inline>
             <wp:extent cx="3600000" cy="2082743"/>
             <wp:effectExtent b="0" l="0" r="0" t="0"/>
-            <wp:docPr descr="" title="" id="325" name="Picture"/>
+            <wp:docPr descr="" title="" id="324" name="Picture"/>
             <a:graphic>
               <a:graphicData uri="http://schemas.openxmlformats.org/drawingml/2006/picture">
                 <pic:pic>
                   <pic:nvPicPr>
-                    <pic:cNvPr descr="4034dd8322aa7eb20fe8d9fa718ec2d6d30e533cdab63b2baafb38738c63f2c2.jpg" id="326" name="Picture"/>
+                    <pic:cNvPr descr="4034dd8322aa7eb20fe8d9fa718ec2d6d30e533cdab63b2baafb38738c63f2c2.jpg" id="325" name="Picture"/>
                     <pic:cNvPicPr>
                       <a:picLocks noChangeArrowheads="1" noChangeAspect="1"/>
                     </pic:cNvPicPr>
                   </pic:nvPicPr>
                   <pic:blipFill>
-                    <a:blip r:embed="rId324"/>
+                    <a:blip r:embed="rId323"/>
                     <a:stretch>
                       <a:fillRect/>
                     </a:stretch>
@@ -38894,18 +38557,18 @@
           <wp:inline>
             <wp:extent cx="3600000" cy="923529"/>
             <wp:effectExtent b="0" l="0" r="0" t="0"/>
-            <wp:docPr descr="" title="" id="328" name="Picture"/>
+            <wp:docPr descr="" title="" id="327" name="Picture"/>
             <a:graphic>
               <a:graphicData uri="http://schemas.openxmlformats.org/drawingml/2006/picture">
                 <pic:pic>
                   <pic:nvPicPr>
-                    <pic:cNvPr descr="6b355ffef7609b4b71e79326afc5c3da674344d095ec013e853b93cafa4613d8.jpg" id="329" name="Picture"/>
+                    <pic:cNvPr descr="6b355ffef7609b4b71e79326afc5c3da674344d095ec013e853b93cafa4613d8.jpg" id="328" name="Picture"/>
                     <pic:cNvPicPr>
                       <a:picLocks noChangeArrowheads="1" noChangeAspect="1"/>
                     </pic:cNvPicPr>
                   </pic:nvPicPr>
                   <pic:blipFill>
-                    <a:blip r:embed="rId327"/>
+                    <a:blip r:embed="rId326"/>
                     <a:stretch>
                       <a:fillRect/>
                     </a:stretch>
@@ -39078,18 +38741,18 @@
           <wp:inline>
             <wp:extent cx="3600000" cy="694736"/>
             <wp:effectExtent b="0" l="0" r="0" t="0"/>
-            <wp:docPr descr="" title="" id="331" name="Picture"/>
+            <wp:docPr descr="" title="" id="330" name="Picture"/>
             <a:graphic>
               <a:graphicData uri="http://schemas.openxmlformats.org/drawingml/2006/picture">
                 <pic:pic>
                   <pic:nvPicPr>
-                    <pic:cNvPr descr="1efc3a177d4dacba88d87a174ae91d9152de62542ed947e7030a4b2c4e627ceb.jpg" id="332" name="Picture"/>
+                    <pic:cNvPr descr="1efc3a177d4dacba88d87a174ae91d9152de62542ed947e7030a4b2c4e627ceb.jpg" id="331" name="Picture"/>
                     <pic:cNvPicPr>
                       <a:picLocks noChangeArrowheads="1" noChangeAspect="1"/>
                     </pic:cNvPicPr>
                   </pic:nvPicPr>
                   <pic:blipFill>
-                    <a:blip r:embed="rId330"/>
+                    <a:blip r:embed="rId329"/>
                     <a:stretch>
                       <a:fillRect/>
                     </a:stretch>
@@ -39120,26 +38783,31 @@
       <w:pPr>
         <w:pStyle w:val="BodyText"/>
       </w:pPr>
-      <w:r>
-        <w:rPr>
-          <w:rFonts w:ascii="Times New Roman" w:hAnsi="Times New Roman" w:eastAsia="Times New Roman" w:cs="Times New Roman"/>
-        </w:rPr>
-        <w:t>HO</w:t>
-      </w:r>
-      <w:r>
-        <w:rPr>
-          <w:rFonts w:ascii="Times New Roman" w:hAnsi="Times New Roman" w:eastAsia="Times New Roman" w:cs="Times New Roman"/>
-          <w:vertAlign w:val="subscript"/>
-        </w:rPr>
-        <w:t>2</w:t>
-      </w:r>
-      <w:r>
-        <w:rPr>
-          <w:rFonts w:ascii="Times New Roman" w:hAnsi="Times New Roman" w:eastAsia="Times New Roman" w:cs="Times New Roman"/>
-          <w:vertAlign w:val="superscript"/>
-        </w:rPr>
-        <w:t>-</w:t>
-      </w:r>
+      <m:oMath>
+        <m:r>
+          <m:t>H</m:t>
+        </m:r>
+        <m:sSubSup>
+          <m:e>
+            <m:r>
+              <m:t>O</m:t>
+            </m:r>
+          </m:e>
+          <m:sub>
+            <m:r>
+              <m:t>2</m:t>
+            </m:r>
+          </m:sub>
+          <m:sup>
+            <m:r>
+              <m:rPr>
+                <m:sty m:val="p"/>
+              </m:rPr>
+              <m:t>−</m:t>
+            </m:r>
+          </m:sup>
+        </m:sSubSup>
+      </m:oMath>
       <w:r>
         <w:rPr>
           <w:rFonts w:ascii="Times New Roman" w:hAnsi="Times New Roman" w:eastAsia="Times New Roman" w:cs="Times New Roman"/>
@@ -39421,27 +39089,38 @@
               <w:rPr>
                 <w:rFonts w:hint="eastAsia" w:ascii="Times New Roman" w:hAnsi="Times New Roman" w:eastAsia="Times New Roman" w:cs="Times New Roman"/>
               </w:rPr>
-              <w:t>，HO</w:t>
+              <w:t>，</w:t>
             </w:r>
-            <w:r>
-              <w:rPr>
-                <w:rFonts w:hint="eastAsia" w:ascii="Times New Roman" w:hAnsi="Times New Roman" w:eastAsia="Times New Roman" w:cs="Times New Roman"/>
-                <w:vertAlign w:val="subscript"/>
-              </w:rPr>
-              <w:t>2</w:t>
-            </w:r>
-            <w:r>
-              <w:rPr>
-                <w:rFonts w:hint="eastAsia" w:ascii="Times New Roman" w:hAnsi="Times New Roman" w:eastAsia="Times New Roman" w:cs="Times New Roman"/>
-                <w:vertAlign w:val="superscript"/>
-              </w:rPr>
-              <w:t>-</w:t>
-            </w:r>
+            <m:oMath>
+              <m:r>
+                <m:t>H</m:t>
+              </m:r>
+              <m:sSubSup>
+                <m:e>
+                  <m:r>
+                    <m:t>O</m:t>
+                  </m:r>
+                </m:e>
+                <m:sub>
+                  <m:r>
+                    <m:t>2</m:t>
+                  </m:r>
+                </m:sub>
+                <m:sup>
+                  <m:r>
+                    <m:rPr>
+                      <m:sty m:val="p"/>
+                    </m:rPr>
+                    <m:t>−</m:t>
+                  </m:r>
+                </m:sup>
+              </m:sSubSup>
+            </m:oMath>
             <w:r>
               <w:rPr>
                 <w:rFonts w:hint="eastAsia" w:ascii="Times New Roman" w:hAnsi="Times New Roman" w:eastAsia="FangSong" w:cs="Times New Roman"/>
               </w:rPr>
-              <w:t>亲核加成</w:t>
+              <w:t xml:space="preserve">亲核加成</w:t>
             </w:r>
           </w:p>
         </w:tc>
@@ -39681,26 +39360,31 @@
               <w:pStyle w:val="Compact"/>
               <w:jc w:val="center"/>
             </w:pPr>
-            <w:r>
-              <w:rPr>
-                <w:rFonts w:hint="eastAsia" w:ascii="Times New Roman" w:hAnsi="Times New Roman" w:eastAsia="Times New Roman" w:cs="Times New Roman"/>
-              </w:rPr>
-              <w:t>HO</w:t>
-            </w:r>
-            <w:r>
-              <w:rPr>
-                <w:rFonts w:hint="eastAsia" w:ascii="Times New Roman" w:hAnsi="Times New Roman" w:eastAsia="Times New Roman" w:cs="Times New Roman"/>
-                <w:vertAlign w:val="subscript"/>
-              </w:rPr>
-              <w:t>2</w:t>
-            </w:r>
-            <w:r>
-              <w:rPr>
-                <w:rFonts w:hint="eastAsia" w:ascii="Times New Roman" w:hAnsi="Times New Roman" w:eastAsia="Times New Roman" w:cs="Times New Roman"/>
-                <w:vertAlign w:val="superscript"/>
-              </w:rPr>
-              <w:t>-</w:t>
-            </w:r>
+            <m:oMath>
+              <m:r>
+                <m:t>H</m:t>
+              </m:r>
+              <m:sSubSup>
+                <m:e>
+                  <m:r>
+                    <m:t>O</m:t>
+                  </m:r>
+                </m:e>
+                <m:sub>
+                  <m:r>
+                    <m:t>2</m:t>
+                  </m:r>
+                </m:sub>
+                <m:sup>
+                  <m:r>
+                    <m:rPr>
+                      <m:sty m:val="p"/>
+                    </m:rPr>
+                    <m:t>−</m:t>
+                  </m:r>
+                </m:sup>
+              </m:sSubSup>
+            </m:oMath>
             <w:r>
               <w:rPr>
                 <w:rFonts w:hint="eastAsia" w:ascii="Times New Roman" w:hAnsi="Times New Roman" w:eastAsia="FangSong" w:cs="Times New Roman"/>
@@ -40304,18 +39988,18 @@
           <wp:inline>
             <wp:extent cx="3600000" cy="944325"/>
             <wp:effectExtent b="0" l="0" r="0" t="0"/>
-            <wp:docPr descr="" title="" id="334" name="Picture"/>
+            <wp:docPr descr="" title="" id="333" name="Picture"/>
             <a:graphic>
               <a:graphicData uri="http://schemas.openxmlformats.org/drawingml/2006/picture">
                 <pic:pic>
                   <pic:nvPicPr>
-                    <pic:cNvPr descr="2ee1ccc0daaacf422769acad0af3e780359f64a98ebece9a6ce53010d99c06dc.jpg" id="335" name="Picture"/>
+                    <pic:cNvPr descr="2ee1ccc0daaacf422769acad0af3e780359f64a98ebece9a6ce53010d99c06dc.jpg" id="334" name="Picture"/>
                     <pic:cNvPicPr>
                       <a:picLocks noChangeArrowheads="1" noChangeAspect="1"/>
                     </pic:cNvPicPr>
                   </pic:nvPicPr>
                   <pic:blipFill>
-                    <a:blip r:embed="rId333"/>
+                    <a:blip r:embed="rId332"/>
                     <a:stretch>
                       <a:fillRect/>
                     </a:stretch>
@@ -40356,18 +40040,18 @@
           <wp:inline>
             <wp:extent cx="2692400" cy="2552700"/>
             <wp:effectExtent b="0" l="0" r="0" t="0"/>
-            <wp:docPr descr="" title="" id="337" name="Picture"/>
+            <wp:docPr descr="" title="" id="336" name="Picture"/>
             <a:graphic>
               <a:graphicData uri="http://schemas.openxmlformats.org/drawingml/2006/picture">
                 <pic:pic>
                   <pic:nvPicPr>
-                    <pic:cNvPr descr="c8145c78297bc26a335f24c79843690f8a43149882e686f70455c8db638ce094.jpg" id="338" name="Picture"/>
+                    <pic:cNvPr descr="c8145c78297bc26a335f24c79843690f8a43149882e686f70455c8db638ce094.jpg" id="337" name="Picture"/>
                     <pic:cNvPicPr>
                       <a:picLocks noChangeArrowheads="1" noChangeAspect="1"/>
                     </pic:cNvPicPr>
                   </pic:nvPicPr>
                   <pic:blipFill>
-                    <a:blip r:embed="rId336"/>
+                    <a:blip r:embed="rId335"/>
                     <a:stretch>
                       <a:fillRect/>
                     </a:stretch>
@@ -41031,18 +40715,18 @@
           <wp:inline>
             <wp:extent cx="3600000" cy="2002742"/>
             <wp:effectExtent b="0" l="0" r="0" t="0"/>
-            <wp:docPr descr="" title="" id="340" name="Picture"/>
+            <wp:docPr descr="" title="" id="339" name="Picture"/>
             <a:graphic>
               <a:graphicData uri="http://schemas.openxmlformats.org/drawingml/2006/picture">
                 <pic:pic>
                   <pic:nvPicPr>
-                    <pic:cNvPr descr="7f077e185881f76b3390448710fee0a81ac12162e6d76668072f689dd8290354.jpg" id="341" name="Picture"/>
+                    <pic:cNvPr descr="7f077e185881f76b3390448710fee0a81ac12162e6d76668072f689dd8290354.jpg" id="340" name="Picture"/>
                     <pic:cNvPicPr>
                       <a:picLocks noChangeArrowheads="1" noChangeAspect="1"/>
                     </pic:cNvPicPr>
                   </pic:nvPicPr>
                   <pic:blipFill>
-                    <a:blip r:embed="rId339"/>
+                    <a:blip r:embed="rId338"/>
                     <a:stretch>
                       <a:fillRect/>
                     </a:stretch>
@@ -41273,18 +40957,18 @@
           <wp:inline>
             <wp:extent cx="2159000" cy="3505200"/>
             <wp:effectExtent b="0" l="0" r="0" t="0"/>
-            <wp:docPr descr="" title="" id="343" name="Picture"/>
+            <wp:docPr descr="" title="" id="342" name="Picture"/>
             <a:graphic>
               <a:graphicData uri="http://schemas.openxmlformats.org/drawingml/2006/picture">
                 <pic:pic>
                   <pic:nvPicPr>
-                    <pic:cNvPr descr="b142a024c5cdd03e0a50ad75488f978495e8f6345db445b7c525f459757fa9d1.jpg" id="344" name="Picture"/>
+                    <pic:cNvPr descr="b142a024c5cdd03e0a50ad75488f978495e8f6345db445b7c525f459757fa9d1.jpg" id="343" name="Picture"/>
                     <pic:cNvPicPr>
                       <a:picLocks noChangeArrowheads="1" noChangeAspect="1"/>
                     </pic:cNvPicPr>
                   </pic:nvPicPr>
                   <pic:blipFill>
-                    <a:blip r:embed="rId342"/>
+                    <a:blip r:embed="rId341"/>
                     <a:stretch>
                       <a:fillRect/>
                     </a:stretch>
@@ -41819,18 +41503,18 @@
           <wp:inline>
             <wp:extent cx="3600000" cy="2632330"/>
             <wp:effectExtent b="0" l="0" r="0" t="0"/>
-            <wp:docPr descr="" title="" id="346" name="Picture"/>
+            <wp:docPr descr="" title="" id="345" name="Picture"/>
             <a:graphic>
               <a:graphicData uri="http://schemas.openxmlformats.org/drawingml/2006/picture">
                 <pic:pic>
                   <pic:nvPicPr>
-                    <pic:cNvPr descr="61b000c3bc7024fe878ffdbb3bd03732a262146a7d1ea836435e287370d51607.jpg" id="347" name="Picture"/>
+                    <pic:cNvPr descr="61b000c3bc7024fe878ffdbb3bd03732a262146a7d1ea836435e287370d51607.jpg" id="346" name="Picture"/>
                     <pic:cNvPicPr>
                       <a:picLocks noChangeArrowheads="1" noChangeAspect="1"/>
                     </pic:cNvPicPr>
                   </pic:nvPicPr>
                   <pic:blipFill>
-                    <a:blip r:embed="rId345"/>
+                    <a:blip r:embed="rId344"/>
                     <a:stretch>
                       <a:fillRect/>
                     </a:stretch>
@@ -42689,15 +42373,31 @@
         <w:rPr>
           <w:rFonts w:ascii="Times New Roman" w:hAnsi="Times New Roman" w:eastAsia="Times New Roman" w:cs="Times New Roman"/>
         </w:rPr>
-        <w:t>- BF</w:t>
-      </w:r>
-      <w:r>
-        <w:rPr>
-          <w:rFonts w:ascii="Times New Roman" w:hAnsi="Times New Roman" w:eastAsia="Times New Roman" w:cs="Times New Roman"/>
-          <w:vertAlign w:val="subscript"/>
-        </w:rPr>
-        <w:t>3</w:t>
-      </w:r>
+        <w:t xml:space="preserve">-</w:t>
+      </w:r>
+      <w:r>
+        <w:rPr>
+          <w:rFonts w:ascii="Times New Roman" w:hAnsi="Times New Roman" w:eastAsia="Times New Roman" w:cs="Times New Roman"/>
+        </w:rPr>
+        <w:t xml:space="preserve"> </w:t>
+      </w:r>
+      <m:oMath>
+        <m:r>
+          <m:t>B</m:t>
+        </m:r>
+        <m:sSub>
+          <m:e>
+            <m:r>
+              <m:t>F</m:t>
+            </m:r>
+          </m:e>
+          <m:sub>
+            <m:r>
+              <m:t>3</m:t>
+            </m:r>
+          </m:sub>
+        </m:sSub>
+      </m:oMath>
       <w:r>
         <w:rPr>
           <w:rFonts w:ascii="Times New Roman" w:hAnsi="Times New Roman" w:eastAsia="Times New Roman" w:cs="Times New Roman"/>
@@ -43273,8 +42973,8 @@
         </w:pict>
       </w:r>
     </w:p>
+    <w:bookmarkEnd w:id="347"/>
     <w:bookmarkEnd w:id="348"/>
-    <w:bookmarkEnd w:id="349"/>
     <w:sectPr>
       <w:footerReference w:type="default" r:id="rId9"/>
       <w:footnotePr>
@@ -45043,7 +44743,7 @@
     <ns0:name ns0:val="Verbatim Char"/>
     <ns0:basedOn ns0:val="BodyTextChar"/>
     <ns0:rPr>
-      <ns0:rFonts ns0:ascii="Times New Roman" ns0:cs="Times New Roman" ns0:eastAsia="FangSong" ns0:hAnsi="Times New Roman"/>
+      <ns0:rFonts ns0:ascii="SimSun" ns0:cs="SimSun" ns0:eastAsia="SimSun" ns0:hAnsi="SimSun"/>
       <ns0:b ns0:val="0"/>
       <ns0:sz ns0:val="20"/>
     </ns0:rPr>
@@ -45097,7 +44797,7 @@
       <w:wordWrap w:val="off"/>
     </w:pPr>
     <ns0:rPr>
-      <w:rFonts ns0:ascii="Times New Roman" ns0:hAnsi="Times New Roman" ns0:eastAsia="FangSong" ns0:cs="Times New Roman"/>
+      <w:rFonts ns0:ascii="SimSun" ns0:hAnsi="SimSun" ns0:eastAsia="SimSun" ns0:cs="SimSun"/>
     </ns0:rPr>
   </w:style>
   <w:style w:type="character" w:customStyle="1" w:styleId="KeywordTok">
